--- a/capitulos_word_pt/cap06_vetor_VR.docx
+++ b/capitulos_word_pt/cap06_vetor_VR.docx
@@ -15,7 +15,7 @@
           <w:color w:val="1B365D"/>
           <w:sz w:val="36"/>
         </w:rPr>
-        <w:t>Capítulo 6 — V_R: O Vetor Radial — Mecânica do Aplanamento</w:t>
+        <w:t>Capítulo 5 — V_R: O Vetor Radial — A Escola Volumétrica</w:t>
       </w:r>
     </w:p>
     <w:p>
@@ -45,7 +45,7 @@
           <w:color w:val="1B365D"/>
           <w:sz w:val="28"/>
         </w:rPr>
-        <w:t>6.1 Introdução</w:t>
+        <w:t>5.1 Introdução</w:t>
       </w:r>
     </w:p>
     <w:p>
@@ -57,7 +57,7 @@
           <w:color w:val="222222"/>
           <w:sz w:val="22"/>
         </w:rPr>
-        <w:t>A resposta biomecânica da córnea com ceratocone ao implante de segmento de anel intraestromal (ICRS) tem sido há muito caracterizada na prática clínica por meio de um único resultado escalar: a alteração no poder ceratométrico, $\Delta K$. Embora essa métrica capture o efeito óptico líquido do procedimento, ela oculta a complexidade direcional da deformação tecidual que o produz. O modelo de decomposição vetorial introduzido nos capítulos anteriores decompõe o campo de deslocamento total em três componentes ortogonais — radial ($V</w:t>
+        <w:t>A resposta biomecânica da córnea com ceratocone ao implante de segmento de anel intraestromal (ICRS) tem sido há muito caracterizada na prática clínica por meio de um único resultado escalar: a alteração no poder ceratométrico, $\Delta K$. Embora essa métrica capture o efeito óptico líquido do procedimento, ela oculta a complexidade mecânica subjacente. O modelo de decomposição vetorial da AVBC divide o campo de deformação em três componentes ortogonais — radial ($V</w:t>
       </w:r>
       <w:r>
         <w:rPr>
@@ -87,7 +87,7 @@
           <w:color w:val="222222"/>
           <w:sz w:val="22"/>
         </w:rPr>
-        <w:t>\tau$) — cada um codificando um mecanismo biomecânico distinto. Este capítulo é o primeiro de três dedicados aos vetores individuais e aborda o $V</w:t>
+        <w:t>\tau$). Este capítulo é dedicado ao $V</w:t>
       </w:r>
       <w:r>
         <w:rPr>
@@ -97,7 +97,7 @@
           <w:color w:val="222222"/>
           <w:sz w:val="22"/>
         </w:rPr>
-        <w:t>R$: o vetor de deslocamento radial responsável pelo aplanamento corneano.</w:t>
+        <w:t>R$: o vetor de aplanamento radial que governa a correção da miopia e a redução do K-médio.</w:t>
       </w:r>
     </w:p>
     <w:p>
@@ -109,17 +109,17 @@
           <w:color w:val="222222"/>
           <w:sz w:val="22"/>
         </w:rPr>
-        <w:t>O $V</w:t>
+        <w:t xml:space="preserve">Historicamente, o aplanamento corneano foi frequentemente atribuído a uma misteriosa "tensão de arco" que puxava a córnea de forma circunferencial. No entanto, a modelagem de elementos finitos moderna, suportada pela observação clínica atenta, prova o contrário: o $V_R$ é governado pelo </w:t>
       </w:r>
       <w:r>
         <w:rPr>
           <w:rFonts w:ascii="Calibri" w:hAnsi="Calibri"/>
-          <w:b w:val="0"/>
-          <w:i/>
+          <w:b/>
+          <w:i w:val="0"/>
           <w:color w:val="222222"/>
           <w:sz w:val="22"/>
         </w:rPr>
-        <w:t>R$ quantifica a magnitude do deslocamento tecidual ao longo do meridiano radial, medido a partir do ápice corneano em direção ao limbo. Em termos mecânicos, ele reflete a capacidade de um ICRS de redistribuir a tensão (stress) estromal na direção radial, alterando com isso a curvatura corneana anterior. O aplanamento clínico — o efeito terapêutico marcante no manejo do ceratocone — é fundamentalmente uma consequência da redistribuição radial, e o $V</w:t>
+        <w:t>Efeito Volumétrico</w:t>
       </w:r>
       <w:r>
         <w:rPr>
@@ -129,7 +129,7 @@
           <w:color w:val="222222"/>
           <w:sz w:val="22"/>
         </w:rPr>
-        <w:t>R$ é o seu correlato biomecânico direto.</w:t>
+        <w:t>. O anel atua como um espaçador físico implantado profundamente no estroma. Ao ser forçado entre as lamelas corneanas, o acrílico rígido eleva mecanicamente a média-periferia da córnea. O comprimento fixo do arco corneano anterior é assim forçado a redistribuir-se sobre este "alto", repuxando e aplanando o centro da córnea (Kling &amp; Marcos, 2013).</w:t>
       </w:r>
     </w:p>
     <w:p>
@@ -141,7 +141,7 @@
           <w:color w:val="222222"/>
           <w:sz w:val="22"/>
         </w:rPr>
-        <w:t>As simulações do método de elementos finitos (FEM) apresentadas neste capítulo revelam um achado de considerável importância para o planejamento cirúrgico: o $V</w:t>
+        <w:t>Este capítulo prova, através da simulação rigorosa de restrição expansiva no FEBio, que a magnitude deste aplanamento central ($V</w:t>
       </w:r>
       <w:r>
         <w:rPr>
@@ -151,7 +151,7 @@
           <w:color w:val="222222"/>
           <w:sz w:val="22"/>
         </w:rPr>
-        <w:t>R$ é essencialmente insensível ao comprimento de arco circunferencial do segmento de anel implantado. Em todas as configurações de arco parcial estudadas — de 90° a 320° — o deslocamento radial permaneceu confinado a uma faixa estreita de 19.2–19.9 μm, não exibindo nenhuma dependência estatisticamente significativa em relação à extensão do anel ao redor da córnea. Apenas o anel completo de 360° produziu uma resposta substancialmente diferente ($V</w:t>
+        <w:t>R$) depende intrinsecamente do volume total inserido na córnea. Consequentemente, o $V</w:t>
       </w:r>
       <w:r>
         <w:rPr>
@@ -161,10 +161,18 @@
           <w:color w:val="222222"/>
           <w:sz w:val="22"/>
         </w:rPr>
-        <w:t>R = 8.89$ μm), uma consequência de sua topologia mecânica fundamentalmente distinta como uma estrutura fechada. Essa insensibilidade contrasta fortemente com o comportamento de $V_T$, que diminui monotonicamente com o comprimento do arco, e traz implicações profundas para a estratégia cirúrgica: se o objetivo primário do cirurgião é o aplanamento radial, a escolha do comprimento do arco é essencialmente irrelevante, e outros parâmetros — principalmente a espessura da seção transversal do anel e a profundidade de implante — tornam-se as variáveis de projeto decisivas.</w:t>
+        <w:t xml:space="preserve">R$ é altamente sensível não apenas à espessura da seção transversal do anel, mas também ao seu </w:t>
       </w:r>
-    </w:p>
-    <w:p>
+      <w:r>
+        <w:rPr>
+          <w:rFonts w:ascii="Calibri" w:hAnsi="Calibri"/>
+          <w:b/>
+          <w:i w:val="0"/>
+          <w:color w:val="222222"/>
+          <w:sz w:val="22"/>
+        </w:rPr>
+        <w:t>comprimento de arco</w:t>
+      </w:r>
       <w:r>
         <w:rPr>
           <w:rFonts w:ascii="Calibri" w:hAnsi="Calibri"/>
@@ -173,7 +181,7 @@
           <w:color w:val="222222"/>
           <w:sz w:val="22"/>
         </w:rPr>
-        <w:t>Este capítulo prossegue a partir da definição matemática formal, passando pelos resultados de elementos finitos até a tradução clínica. A Seção 6.2 estabelece a metodologia de extração de $V_R$ a partir de campos de deslocamento nodais. A Seção 6.3 apresenta o conjunto de dados completo da varredura de arco. As Seções 6.4 e 6.5 examinam os modelos personalizados do paciente e os fatores moduladores, respectivamente. A Seção 6.6 aborda o aparente paradoxo entre o deslocamento vertical negativo e o aplanamento clínico positivo. Finalmente, a Seção 6.7 sintetiza as implicações clínicas para o planejamento de ICRS quando a correção radial é o objetivo terapêutico dominante.</w:t>
+        <w:t>.</w:t>
       </w:r>
     </w:p>
     <w:p>
@@ -203,7 +211,7 @@
           <w:color w:val="1B365D"/>
           <w:sz w:val="28"/>
         </w:rPr>
-        <w:t>6.2 Definição Formal</w:t>
+        <w:t>5.2 O Mecanismo do Efeito Volumétrico</w:t>
       </w:r>
     </w:p>
     <w:p>
@@ -219,7 +227,7 @@
           <w:color w:val="1B365D"/>
           <w:sz w:val="24"/>
         </w:rPr>
-        <w:t>6.2.1 Formulação Matemática</w:t>
+        <w:t>5.2.1 Espaçador e Geometria da Cúpula</w:t>
       </w:r>
     </w:p>
     <w:p>
@@ -231,27 +239,7 @@
           <w:color w:val="222222"/>
           <w:sz w:val="22"/>
         </w:rPr>
-        <w:t>O vetor de deslocamento radial $V</w:t>
-      </w:r>
-      <w:r>
-        <w:rPr>
-          <w:rFonts w:ascii="Calibri" w:hAnsi="Calibri"/>
-          <w:b w:val="0"/>
-          <w:i/>
-          <w:color w:val="222222"/>
-          <w:sz w:val="22"/>
-        </w:rPr>
-        <w:t>R$ é definido como a projeção do deslocamento total no plano sobre o vetor unitário radial local em cada ponto da superfície corneana. Considere um nó localizado nas coordenadas polares ($r$, $\theta$) na superfície corneana anterior, onde $r$ é a distância radial a partir do ápice corneano e $\theta$ é o ângulo meridional medido no sentido anti-horário a partir do plano horizontal nasal. Se $u</w:t>
-      </w:r>
-      <w:r>
-        <w:rPr>
-          <w:rFonts w:ascii="Calibri" w:hAnsi="Calibri"/>
-          <w:b w:val="0"/>
-          <w:i w:val="0"/>
-          <w:color w:val="222222"/>
-          <w:sz w:val="22"/>
-        </w:rPr>
-        <w:t>x$ e $u_y$ denotam as componentes cartesianas do deslocamento no plano corneano, o deslocamento radial nesse nó é dado por:</w:t>
+        <w:t>O vetor $V_R$ captura a mudança na curvatura esférica central (K-médio). Para entender porque um ICRS achata a córnea, devemos abandonar o modelo 2D de tensão elástica e visualizar a córnea como uma cúpula volumétrica em 3D.</w:t>
       </w:r>
     </w:p>
     <w:p>
@@ -263,131 +251,7 @@
           <w:color w:val="222222"/>
           <w:sz w:val="22"/>
         </w:rPr>
-        <w:t>$$V</w:t>
-      </w:r>
-      <w:r>
-        <w:rPr>
-          <w:rFonts w:ascii="Calibri" w:hAnsi="Calibri"/>
-          <w:b w:val="0"/>
-          <w:i/>
-          <w:color w:val="222222"/>
-          <w:sz w:val="22"/>
-        </w:rPr>
-        <w:t>R(r, \theta) = \Delta u</w:t>
-      </w:r>
-      <w:r>
-        <w:rPr>
-          <w:rFonts w:ascii="Calibri" w:hAnsi="Calibri"/>
-          <w:b w:val="0"/>
-          <w:i w:val="0"/>
-          <w:color w:val="222222"/>
-          <w:sz w:val="22"/>
-        </w:rPr>
-        <w:t>r = \left[ u</w:t>
-      </w:r>
-      <w:r>
-        <w:rPr>
-          <w:rFonts w:ascii="Calibri" w:hAnsi="Calibri"/>
-          <w:b w:val="0"/>
-          <w:i/>
-          <w:color w:val="222222"/>
-          <w:sz w:val="22"/>
-        </w:rPr>
-        <w:t>x \cos\theta + u</w:t>
-      </w:r>
-      <w:r>
-        <w:rPr>
-          <w:rFonts w:ascii="Calibri" w:hAnsi="Calibri"/>
-          <w:b w:val="0"/>
-          <w:i w:val="0"/>
-          <w:color w:val="222222"/>
-          <w:sz w:val="22"/>
-        </w:rPr>
-        <w:t>y \sin\theta \right]</w:t>
-      </w:r>
-      <w:r>
-        <w:rPr>
-          <w:rFonts w:ascii="Calibri" w:hAnsi="Calibri"/>
-          <w:b w:val="0"/>
-          <w:i/>
-          <w:color w:val="222222"/>
-          <w:sz w:val="22"/>
-        </w:rPr>
-        <w:t>{\text{final}} - \left[ u</w:t>
-      </w:r>
-      <w:r>
-        <w:rPr>
-          <w:rFonts w:ascii="Calibri" w:hAnsi="Calibri"/>
-          <w:b w:val="0"/>
-          <w:i w:val="0"/>
-          <w:color w:val="222222"/>
-          <w:sz w:val="22"/>
-        </w:rPr>
-        <w:t>x \cos\theta + u</w:t>
-      </w:r>
-      <w:r>
-        <w:rPr>
-          <w:rFonts w:ascii="Calibri" w:hAnsi="Calibri"/>
-          <w:b w:val="0"/>
-          <w:i/>
-          <w:color w:val="222222"/>
-          <w:sz w:val="22"/>
-        </w:rPr>
-        <w:t>y \sin\theta \right]</w:t>
-      </w:r>
-      <w:r>
-        <w:rPr>
-          <w:rFonts w:ascii="Calibri" w:hAnsi="Calibri"/>
-          <w:b w:val="0"/>
-          <w:i w:val="0"/>
-          <w:color w:val="222222"/>
-          <w:sz w:val="22"/>
-        </w:rPr>
-        <w:t>{\text{initial}}$$</w:t>
-      </w:r>
-    </w:p>
-    <w:p>
-      <w:r>
-        <w:rPr>
-          <w:rFonts w:ascii="Calibri" w:hAnsi="Calibri"/>
-          <w:b w:val="0"/>
-          <w:i w:val="0"/>
-          <w:color w:val="222222"/>
-          <w:sz w:val="22"/>
-        </w:rPr>
-        <w:t>onde os subscritos "initial" e "final" referem-se às configurações pré-implante (linha de base) e pós-implante, respectivamente. A unidade de $V_R$ é micrômetros (μm). Por convenção, valores positivos indicam deslocamento centrífugo (radially outward, em direção ao limbo), e valores negativos indicam deslocamento centrípeto (radially inward, em direção ao ápice).</w:t>
-      </w:r>
-    </w:p>
-    <w:p>
-      <w:r>
-        <w:rPr>
-          <w:rFonts w:ascii="Calibri" w:hAnsi="Calibri"/>
-          <w:b w:val="0"/>
-          <w:i w:val="0"/>
-          <w:color w:val="222222"/>
-          <w:sz w:val="22"/>
-        </w:rPr>
-        <w:t>Esta formulação projeta o vetor de deslocamento na direção radial local em cada nó, garantindo que o escalar $V</w:t>
-      </w:r>
-      <w:r>
-        <w:rPr>
-          <w:rFonts w:ascii="Calibri" w:hAnsi="Calibri"/>
-          <w:b w:val="0"/>
-          <w:i/>
-          <w:color w:val="222222"/>
-          <w:sz w:val="22"/>
-        </w:rPr>
-        <w:t>R$ capture fielmente a componente do movimento que contribui para a alteração da curvatura meridional. É matematicamente distinto do deslocamento vertical $u</w:t>
-      </w:r>
-      <w:r>
-        <w:rPr>
-          <w:rFonts w:ascii="Calibri" w:hAnsi="Calibri"/>
-          <w:b w:val="0"/>
-          <w:i w:val="0"/>
-          <w:color w:val="222222"/>
-          <w:sz w:val="22"/>
-        </w:rPr>
-        <w:t>z$, que mede o movimento ao longo do eixo óptico e é frequentemente confundido com "aplanamento" na literatura clínica — uma confusão que, como a Seção 6.6 demonstrará, leva a erros de interpretação.</w:t>
+        <w:t>Quando um segmento de PMMA é inserido num túnel estromal a 80% de profundidade, a sua seção transversal (e.g., 250 $\mu m$ de base) atua como um macaco hidráulico microscópico. A membrana de Descemet resiste à indentação interior pela pressão intraocular (PIO), pelo que a maior parte da perturbação geométrica é empurrada para fora (para a superfície anterior). Esta elevação periférica localizada atua como um poste de sustentação de uma tenda, apertando a "lona" (lamelas anteriores) central. Como a distância arco-a-arco entre os dois limbos é fixa, a tensão periférica puxa a abóboda central para baixo, alisando e aplanando o ápice miópico.</w:t>
       </w:r>
     </w:p>
     <w:p>
@@ -403,7 +267,7 @@
           <w:color w:val="1B365D"/>
           <w:sz w:val="24"/>
         </w:rPr>
-        <w:t>6.2.2 Extração de Dados Nodais do FEBio</w:t>
+        <w:t>5.2.2 A Dependência do Comprimento de Arco</w:t>
       </w:r>
     </w:p>
     <w:p>
@@ -415,17 +279,17 @@
           <w:color w:val="222222"/>
           <w:sz w:val="22"/>
         </w:rPr>
-        <w:t>No modelo de elementos finitos do FEBio empregado ao longo deste trabalho, o campo de deslocamento é armazenado como um vetor de três componentes ($u</w:t>
+        <w:t xml:space="preserve">O novo paradigma volumétrico invalida a antiga crença de que a espessura do anel governa exclusivamente o aplanamento. Uma vez que o aplanamento resulta do aperto lamelar causado pela introdução física de massa, a magnitude da redução de $\Delta K$ escala quase perfeitamente com o </w:t>
       </w:r>
       <w:r>
         <w:rPr>
           <w:rFonts w:ascii="Calibri" w:hAnsi="Calibri"/>
-          <w:b w:val="0"/>
-          <w:i/>
+          <w:b/>
+          <w:i w:val="0"/>
           <w:color w:val="222222"/>
           <w:sz w:val="22"/>
         </w:rPr>
-        <w:t>x$, $u</w:t>
+        <w:t>Volume Injetado</w:t>
       </w:r>
       <w:r>
         <w:rPr>
@@ -435,18 +299,10 @@
           <w:color w:val="222222"/>
           <w:sz w:val="22"/>
         </w:rPr>
-        <w:t>y$, $u</w:t>
+        <w:t>.</w:t>
       </w:r>
-      <w:r>
-        <w:rPr>
-          <w:rFonts w:ascii="Calibri" w:hAnsi="Calibri"/>
-          <w:b w:val="0"/>
-          <w:i/>
-          <w:color w:val="222222"/>
-          <w:sz w:val="22"/>
-        </w:rPr>
-        <w:t>z$) em cada nó da malha corneana. A extração de $V</w:t>
-      </w:r>
+    </w:p>
+    <w:p>
       <w:r>
         <w:rPr>
           <w:rFonts w:ascii="Calibri" w:hAnsi="Calibri"/>
@@ -455,7 +311,7 @@
           <w:color w:val="222222"/>
           <w:sz w:val="22"/>
         </w:rPr>
-        <w:t>R$ procede da seguinte forma:</w:t>
+        <w:t>O volume de um implante ICRS clássico (triangular) é a área da sua seção transversal multiplicada pela sua extensão circunferencial. Assim:</w:t>
       </w:r>
     </w:p>
     <w:p>
@@ -471,7 +327,7 @@
           <w:color w:val="222222"/>
           <w:sz w:val="22"/>
         </w:rPr>
-        <w:t>Identificação dos nós</w:t>
+        <w:t>Maior Espessura</w:t>
       </w:r>
       <w:r>
         <w:rPr>
@@ -481,27 +337,7 @@
           <w:color w:val="222222"/>
           <w:sz w:val="22"/>
         </w:rPr>
-        <w:t>: Todos os nós na superfície corneana anterior são identificados a partir da topologia da malha. Cada nó carrega coordenadas cartesianas ($X$, $Y$, $Z$) na configuração não deformada e componentes de deslocamento ($u</w:t>
-      </w:r>
-      <w:r>
-        <w:rPr>
-          <w:rFonts w:ascii="Calibri" w:hAnsi="Calibri"/>
-          <w:b w:val="0"/>
-          <w:i/>
-          <w:color w:val="222222"/>
-          <w:sz w:val="22"/>
-        </w:rPr>
-        <w:t>x$, $u</w:t>
-      </w:r>
-      <w:r>
-        <w:rPr>
-          <w:rFonts w:ascii="Calibri" w:hAnsi="Calibri"/>
-          <w:b w:val="0"/>
-          <w:i w:val="0"/>
-          <w:color w:val="222222"/>
-          <w:sz w:val="22"/>
-        </w:rPr>
-        <w:t>y$, $u_z$) na configuração deformada.</w:t>
+        <w:t xml:space="preserve"> $\rightarrow$ Maior altura de espaçamento $\rightarrow$ Maior aplanamento por grau de arco.</w:t>
       </w:r>
     </w:p>
     <w:p>
@@ -517,7 +353,7 @@
           <w:color w:val="222222"/>
           <w:sz w:val="22"/>
         </w:rPr>
-        <w:t>Atribuição de coordenadas polares</w:t>
+        <w:t>Maior Arco</w:t>
       </w:r>
       <w:r>
         <w:rPr>
@@ -527,578 +363,7 @@
           <w:color w:val="222222"/>
           <w:sz w:val="22"/>
         </w:rPr>
-        <w:t>: Para cada nó, a distância radial $r = \sqrt{X^2 + Y^2}$ e o ângulo meridional $\theta = \text{atan2}(Y, X)$ são calculados a partir das coordenadas não deformadas.</w:t>
-      </w:r>
-    </w:p>
-    <w:p>
-      <w:pPr>
-        <w:pStyle w:val="ListNumber"/>
-        <w:spacing w:before="40" w:after="80" w:line="276" w:lineRule="auto"/>
-      </w:pPr>
-      <w:r>
-        <w:rPr>
-          <w:rFonts w:ascii="Calibri" w:hAnsi="Calibri"/>
-          <w:b/>
-          <w:i w:val="0"/>
-          <w:color w:val="222222"/>
-          <w:sz w:val="22"/>
-        </w:rPr>
-        <w:t>Projeção radial</w:t>
-      </w:r>
-      <w:r>
-        <w:rPr>
-          <w:rFonts w:ascii="Calibri" w:hAnsi="Calibri"/>
-          <w:b w:val="0"/>
-          <w:i w:val="0"/>
-          <w:color w:val="222222"/>
-          <w:sz w:val="22"/>
-        </w:rPr>
-        <w:t>: O deslocamento no plano é projetado na direção radial usando a fórmula acima. A componente vertical $u</w:t>
-      </w:r>
-      <w:r>
-        <w:rPr>
-          <w:rFonts w:ascii="Calibri" w:hAnsi="Calibri"/>
-          <w:b w:val="0"/>
-          <w:i/>
-          <w:color w:val="222222"/>
-          <w:sz w:val="22"/>
-        </w:rPr>
-        <w:t>z$ é excluída de $V</w:t>
-      </w:r>
-      <w:r>
-        <w:rPr>
-          <w:rFonts w:ascii="Calibri" w:hAnsi="Calibri"/>
-          <w:b w:val="0"/>
-          <w:i w:val="0"/>
-          <w:color w:val="222222"/>
-          <w:sz w:val="22"/>
-        </w:rPr>
-        <w:t>R$ e é atribuída ao campo de deslocamento axial, que é relacionado, mas distinto do vetor radial.</w:t>
-      </w:r>
-    </w:p>
-    <w:p>
-      <w:pPr>
-        <w:pStyle w:val="ListNumber"/>
-        <w:spacing w:before="40" w:after="80" w:line="276" w:lineRule="auto"/>
-      </w:pPr>
-      <w:r>
-        <w:rPr>
-          <w:rFonts w:ascii="Calibri" w:hAnsi="Calibri"/>
-          <w:b/>
-          <w:i w:val="0"/>
-          <w:color w:val="222222"/>
-          <w:sz w:val="22"/>
-        </w:rPr>
-        <w:t>Agregação zonal</w:t>
-      </w:r>
-      <w:r>
-        <w:rPr>
-          <w:rFonts w:ascii="Calibri" w:hAnsi="Calibri"/>
-          <w:b w:val="0"/>
-          <w:i w:val="0"/>
-          <w:color w:val="222222"/>
-          <w:sz w:val="22"/>
-        </w:rPr>
-        <w:t>: Para permitir a comparação clínica, os valores extraídos de $V_R$ são agregados em três zonas concêntricas que correspondem a regiões topográficas estabelecidas:</w:t>
-      </w:r>
-    </w:p>
-    <w:tbl>
-      <w:tblPr>
-        <w:tblW w:type="auto" w:w="0"/>
-        <w:jc w:val="center"/>
-        <w:tblLayout w:type="autofit"/>
-        <w:tblLook w:firstColumn="1" w:firstRow="1" w:lastColumn="0" w:lastRow="0" w:noHBand="0" w:noVBand="1" w:val="04A0"/>
-        <w:tblBorders>
-          <w:top w:val="single" w:sz="4" w:space="0" w:color="CCCCCC"/>
-          <w:bottom w:val="single" w:sz="4" w:space="0" w:color="CCCCCC"/>
-          <w:left w:val="none"/>
-          <w:right w:val="none"/>
-          <w:insideH w:val="single" w:sz="4" w:space="0" w:color="E0E0E0"/>
-          <w:insideV w:val="none"/>
-        </w:tblBorders>
-      </w:tblPr>
-      <w:tblGrid>
-        <w:gridCol w:w="2880"/>
-        <w:gridCol w:w="2880"/>
-        <w:gridCol w:w="2880"/>
-      </w:tblGrid>
-      <w:tr>
-        <w:tc>
-          <w:tcPr>
-            <w:tcW w:type="dxa" w:w="2880"/>
-            <w:shd w:fill="1B365D"/>
-            <w:tcMar>
-              <w:top w:w="100" w:type="dxa"/>
-              <w:bottom w:w="100" w:type="dxa"/>
-              <w:left w:w="150" w:type="dxa"/>
-              <w:right w:w="150" w:type="dxa"/>
-            </w:tcMar>
-            <w:vAlign w:val="center"/>
-          </w:tcPr>
-          <w:p>
-            <w:pPr>
-              <w:spacing w:before="80" w:after="80"/>
-              <w:jc w:val="left"/>
-            </w:pPr>
-            <w:r>
-              <w:rPr>
-                <w:b/>
-                <w:color w:val="FFFFFF"/>
-              </w:rPr>
-            </w:r>
-            <w:r>
-              <w:rPr>
-                <w:rFonts w:ascii="Calibri" w:hAnsi="Calibri"/>
-                <w:b/>
-                <w:i w:val="0"/>
-                <w:color w:val="FFFFFF"/>
-                <w:sz w:val="21"/>
-              </w:rPr>
-              <w:t>Zona</w:t>
-            </w:r>
-          </w:p>
-        </w:tc>
-        <w:tc>
-          <w:tcPr>
-            <w:tcW w:type="dxa" w:w="2880"/>
-            <w:shd w:fill="1B365D"/>
-            <w:tcMar>
-              <w:top w:w="100" w:type="dxa"/>
-              <w:bottom w:w="100" w:type="dxa"/>
-              <w:left w:w="150" w:type="dxa"/>
-              <w:right w:w="150" w:type="dxa"/>
-            </w:tcMar>
-            <w:vAlign w:val="center"/>
-          </w:tcPr>
-          <w:p>
-            <w:pPr>
-              <w:spacing w:before="80" w:after="80"/>
-              <w:jc w:val="left"/>
-            </w:pPr>
-            <w:r>
-              <w:rPr>
-                <w:b/>
-                <w:color w:val="FFFFFF"/>
-              </w:rPr>
-            </w:r>
-            <w:r>
-              <w:rPr>
-                <w:rFonts w:ascii="Calibri" w:hAnsi="Calibri"/>
-                <w:b/>
-                <w:i w:val="0"/>
-                <w:color w:val="FFFFFF"/>
-                <w:sz w:val="21"/>
-              </w:rPr>
-              <w:t>Extensão Radial</w:t>
-            </w:r>
-          </w:p>
-        </w:tc>
-        <w:tc>
-          <w:tcPr>
-            <w:tcW w:type="dxa" w:w="2880"/>
-            <w:shd w:fill="1B365D"/>
-            <w:tcMar>
-              <w:top w:w="100" w:type="dxa"/>
-              <w:bottom w:w="100" w:type="dxa"/>
-              <w:left w:w="150" w:type="dxa"/>
-              <w:right w:w="150" w:type="dxa"/>
-            </w:tcMar>
-            <w:vAlign w:val="center"/>
-          </w:tcPr>
-          <w:p>
-            <w:pPr>
-              <w:spacing w:before="80" w:after="80"/>
-              <w:jc w:val="left"/>
-            </w:pPr>
-            <w:r>
-              <w:rPr>
-                <w:b/>
-                <w:color w:val="FFFFFF"/>
-              </w:rPr>
-            </w:r>
-            <w:r>
-              <w:rPr>
-                <w:rFonts w:ascii="Calibri" w:hAnsi="Calibri"/>
-                <w:b/>
-                <w:i w:val="0"/>
-                <w:color w:val="FFFFFF"/>
-                <w:sz w:val="21"/>
-              </w:rPr>
-              <w:t>Correspondência Clínica</w:t>
-            </w:r>
-          </w:p>
-        </w:tc>
-      </w:tr>
-      <w:tr>
-        <w:tc>
-          <w:tcPr>
-            <w:tcW w:type="dxa" w:w="2880"/>
-            <w:tcMar>
-              <w:top w:w="80" w:type="dxa"/>
-              <w:bottom w:w="80" w:type="dxa"/>
-              <w:left w:w="120" w:type="dxa"/>
-              <w:right w:w="120" w:type="dxa"/>
-            </w:tcMar>
-            <w:vAlign w:val="center"/>
-          </w:tcPr>
-          <w:p>
-            <w:pPr>
-              <w:spacing w:before="80" w:after="80"/>
-              <w:jc w:val="left"/>
-            </w:pPr>
-            <w:r/>
-            <w:r>
-              <w:rPr>
-                <w:rFonts w:ascii="Calibri" w:hAnsi="Calibri"/>
-                <w:b w:val="0"/>
-                <w:i w:val="0"/>
-                <w:color w:val="222222"/>
-                <w:sz w:val="19"/>
-              </w:rPr>
-              <w:t>Central</w:t>
-            </w:r>
-          </w:p>
-        </w:tc>
-        <w:tc>
-          <w:tcPr>
-            <w:tcW w:type="dxa" w:w="2880"/>
-            <w:tcMar>
-              <w:top w:w="80" w:type="dxa"/>
-              <w:bottom w:w="80" w:type="dxa"/>
-              <w:left w:w="120" w:type="dxa"/>
-              <w:right w:w="120" w:type="dxa"/>
-            </w:tcMar>
-            <w:vAlign w:val="center"/>
-          </w:tcPr>
-          <w:p>
-            <w:pPr>
-              <w:spacing w:before="80" w:after="80"/>
-              <w:jc w:val="left"/>
-            </w:pPr>
-            <w:r/>
-            <w:r>
-              <w:rPr>
-                <w:rFonts w:ascii="Calibri" w:hAnsi="Calibri"/>
-                <w:b w:val="0"/>
-                <w:i w:val="0"/>
-                <w:color w:val="222222"/>
-                <w:sz w:val="19"/>
-              </w:rPr>
-              <w:t>$r \le 1.5$ mm</w:t>
-            </w:r>
-          </w:p>
-        </w:tc>
-        <w:tc>
-          <w:tcPr>
-            <w:tcW w:type="dxa" w:w="2880"/>
-            <w:tcMar>
-              <w:top w:w="80" w:type="dxa"/>
-              <w:bottom w:w="80" w:type="dxa"/>
-              <w:left w:w="120" w:type="dxa"/>
-              <w:right w:w="120" w:type="dxa"/>
-            </w:tcMar>
-            <w:vAlign w:val="center"/>
-          </w:tcPr>
-          <w:p>
-            <w:pPr>
-              <w:spacing w:before="80" w:after="80"/>
-              <w:jc w:val="left"/>
-            </w:pPr>
-            <w:r/>
-            <w:r>
-              <w:rPr>
-                <w:rFonts w:ascii="Calibri" w:hAnsi="Calibri"/>
-                <w:b w:val="0"/>
-                <w:i w:val="0"/>
-                <w:color w:val="222222"/>
-                <w:sz w:val="19"/>
-              </w:rPr>
-              <w:t>Zona óptica central de 3 mm</w:t>
-            </w:r>
-          </w:p>
-        </w:tc>
-      </w:tr>
-      <w:tr>
-        <w:tc>
-          <w:tcPr>
-            <w:tcW w:type="dxa" w:w="2880"/>
-            <w:shd w:fill="F2F4F7"/>
-            <w:tcMar>
-              <w:top w:w="80" w:type="dxa"/>
-              <w:bottom w:w="80" w:type="dxa"/>
-              <w:left w:w="120" w:type="dxa"/>
-              <w:right w:w="120" w:type="dxa"/>
-            </w:tcMar>
-            <w:vAlign w:val="center"/>
-          </w:tcPr>
-          <w:p>
-            <w:pPr>
-              <w:spacing w:before="80" w:after="80"/>
-              <w:jc w:val="left"/>
-            </w:pPr>
-            <w:r/>
-            <w:r>
-              <w:rPr>
-                <w:rFonts w:ascii="Calibri" w:hAnsi="Calibri"/>
-                <w:b w:val="0"/>
-                <w:i w:val="0"/>
-                <w:color w:val="222222"/>
-                <w:sz w:val="19"/>
-              </w:rPr>
-              <w:t>Mid-periférica</w:t>
-            </w:r>
-          </w:p>
-        </w:tc>
-        <w:tc>
-          <w:tcPr>
-            <w:tcW w:type="dxa" w:w="2880"/>
-            <w:shd w:fill="F2F4F7"/>
-            <w:tcMar>
-              <w:top w:w="80" w:type="dxa"/>
-              <w:bottom w:w="80" w:type="dxa"/>
-              <w:left w:w="120" w:type="dxa"/>
-              <w:right w:w="120" w:type="dxa"/>
-            </w:tcMar>
-            <w:vAlign w:val="center"/>
-          </w:tcPr>
-          <w:p>
-            <w:pPr>
-              <w:spacing w:before="80" w:after="80"/>
-              <w:jc w:val="left"/>
-            </w:pPr>
-            <w:r/>
-            <w:r>
-              <w:rPr>
-                <w:rFonts w:ascii="Calibri" w:hAnsi="Calibri"/>
-                <w:b w:val="0"/>
-                <w:i w:val="0"/>
-                <w:color w:val="222222"/>
-                <w:sz w:val="19"/>
-              </w:rPr>
-              <w:t>$1.5 &lt; r \le 3.0$ mm</w:t>
-            </w:r>
-          </w:p>
-        </w:tc>
-        <w:tc>
-          <w:tcPr>
-            <w:tcW w:type="dxa" w:w="2880"/>
-            <w:shd w:fill="F2F4F7"/>
-            <w:tcMar>
-              <w:top w:w="80" w:type="dxa"/>
-              <w:bottom w:w="80" w:type="dxa"/>
-              <w:left w:w="120" w:type="dxa"/>
-              <w:right w:w="120" w:type="dxa"/>
-            </w:tcMar>
-            <w:vAlign w:val="center"/>
-          </w:tcPr>
-          <w:p>
-            <w:pPr>
-              <w:spacing w:before="80" w:after="80"/>
-              <w:jc w:val="left"/>
-            </w:pPr>
-            <w:r/>
-            <w:r>
-              <w:rPr>
-                <w:rFonts w:ascii="Calibri" w:hAnsi="Calibri"/>
-                <w:b w:val="0"/>
-                <w:i w:val="0"/>
-                <w:color w:val="222222"/>
-                <w:sz w:val="19"/>
-              </w:rPr>
-              <w:t>Córnea paracentral; ápice do cone na maioria dos ceratocones</w:t>
-            </w:r>
-          </w:p>
-        </w:tc>
-      </w:tr>
-      <w:tr>
-        <w:tc>
-          <w:tcPr>
-            <w:tcW w:type="dxa" w:w="2880"/>
-            <w:tcMar>
-              <w:top w:w="80" w:type="dxa"/>
-              <w:bottom w:w="80" w:type="dxa"/>
-              <w:left w:w="120" w:type="dxa"/>
-              <w:right w:w="120" w:type="dxa"/>
-            </w:tcMar>
-            <w:vAlign w:val="center"/>
-          </w:tcPr>
-          <w:p>
-            <w:pPr>
-              <w:spacing w:before="80" w:after="80"/>
-              <w:jc w:val="left"/>
-            </w:pPr>
-            <w:r/>
-            <w:r>
-              <w:rPr>
-                <w:rFonts w:ascii="Calibri" w:hAnsi="Calibri"/>
-                <w:b w:val="0"/>
-                <w:i w:val="0"/>
-                <w:color w:val="222222"/>
-                <w:sz w:val="19"/>
-              </w:rPr>
-              <w:t>Periférica</w:t>
-            </w:r>
-          </w:p>
-        </w:tc>
-        <w:tc>
-          <w:tcPr>
-            <w:tcW w:type="dxa" w:w="2880"/>
-            <w:tcMar>
-              <w:top w:w="80" w:type="dxa"/>
-              <w:bottom w:w="80" w:type="dxa"/>
-              <w:left w:w="120" w:type="dxa"/>
-              <w:right w:w="120" w:type="dxa"/>
-            </w:tcMar>
-            <w:vAlign w:val="center"/>
-          </w:tcPr>
-          <w:p>
-            <w:pPr>
-              <w:spacing w:before="80" w:after="80"/>
-              <w:jc w:val="left"/>
-            </w:pPr>
-            <w:r/>
-            <w:r>
-              <w:rPr>
-                <w:rFonts w:ascii="Calibri" w:hAnsi="Calibri"/>
-                <w:b w:val="0"/>
-                <w:i w:val="0"/>
-                <w:color w:val="222222"/>
-                <w:sz w:val="19"/>
-              </w:rPr>
-              <w:t>$3.0 &lt; r \le 6.0$ mm</w:t>
-            </w:r>
-          </w:p>
-        </w:tc>
-        <w:tc>
-          <w:tcPr>
-            <w:tcW w:type="dxa" w:w="2880"/>
-            <w:tcMar>
-              <w:top w:w="80" w:type="dxa"/>
-              <w:bottom w:w="80" w:type="dxa"/>
-              <w:left w:w="120" w:type="dxa"/>
-              <w:right w:w="120" w:type="dxa"/>
-            </w:tcMar>
-            <w:vAlign w:val="center"/>
-          </w:tcPr>
-          <w:p>
-            <w:pPr>
-              <w:spacing w:before="80" w:after="80"/>
-              <w:jc w:val="left"/>
-            </w:pPr>
-            <w:r/>
-            <w:r>
-              <w:rPr>
-                <w:rFonts w:ascii="Calibri" w:hAnsi="Calibri"/>
-                <w:b w:val="0"/>
-                <w:i w:val="0"/>
-                <w:color w:val="222222"/>
-                <w:sz w:val="19"/>
-              </w:rPr>
-              <w:t>Zona do canal de implante do ICRS</w:t>
-            </w:r>
-          </w:p>
-        </w:tc>
-      </w:tr>
-    </w:tbl>
-    <w:p>
-      <w:pPr>
-        <w:spacing w:before="120" w:after="120"/>
-      </w:pPr>
-    </w:p>
-    <w:p>
-      <w:r>
-        <w:rPr>
-          <w:rFonts w:ascii="Calibri" w:hAnsi="Calibri"/>
-          <w:b w:val="0"/>
-          <w:i w:val="0"/>
-          <w:color w:val="222222"/>
-          <w:sz w:val="22"/>
-        </w:rPr>
-        <w:t>Dentro de cada zona, o $V_R$ é relatado como a média aritmética de todos os valores nodais, ponderada pela área de Voronoi associada a cada nó para corrigir variações na densidade da malha. Esta abordagem zonal espelha a média anelar usada em mapas de elevação derivados do Pentacam e facilita a comparação direta com os resultados topográficos clínicos.</w:t>
-      </w:r>
-    </w:p>
-    <w:p>
-      <w:pPr>
-        <w:pStyle w:val="Heading3"/>
-      </w:pPr>
-      <w:r/>
-      <w:r>
-        <w:rPr>
-          <w:rFonts w:ascii="Calibri" w:hAnsi="Calibri"/>
-          <w:b w:val="0"/>
-          <w:i w:val="0"/>
-          <w:color w:val="1B365D"/>
-          <w:sz w:val="24"/>
-        </w:rPr>
-        <w:t>6.2.3 Relação com a Alteração Ceratométrica</w:t>
-      </w:r>
-    </w:p>
-    <w:p>
-      <w:r>
-        <w:rPr>
-          <w:rFonts w:ascii="Calibri" w:hAnsi="Calibri"/>
-          <w:b w:val="0"/>
-          <w:i w:val="0"/>
-          <w:color w:val="222222"/>
-          <w:sz w:val="22"/>
-        </w:rPr>
-        <w:t>O significado clínico de $V_R$ reside na sua relação com a alteração no poder ceratométrico, $\Delta K$. Para uma superfície corneana esférica com raio de curvatura $R$ e índice de refração $n = 1.3375$ (o índice ceratométrico padrão), uma pequena perturbação radial que altera o raio local em $\Delta R$ produz uma alteração no poder dióptrico dada por:</w:t>
-      </w:r>
-    </w:p>
-    <w:p>
-      <w:r>
-        <w:rPr>
-          <w:rFonts w:ascii="Calibri" w:hAnsi="Calibri"/>
-          <w:b w:val="0"/>
-          <w:i w:val="0"/>
-          <w:color w:val="222222"/>
-          <w:sz w:val="22"/>
-        </w:rPr>
-        <w:t>$$\Delta K = -\frac{(n - 1)}{R^2} \times \Delta R$$</w:t>
-      </w:r>
-    </w:p>
-    <w:p>
-      <w:r>
-        <w:rPr>
-          <w:rFonts w:ascii="Calibri" w:hAnsi="Calibri"/>
-          <w:b w:val="0"/>
-          <w:i w:val="0"/>
-          <w:color w:val="222222"/>
-          <w:sz w:val="22"/>
-        </w:rPr>
-        <w:t>O sinal negativo reflete a relação inversa entre o raio de curvatura e o poder dióptrico: um aumento no raio (aplanamento) produz uma redução no poder ceratométrico. Para uma córnea com ceratocone típica com $K = 48$ D ($R \approx 7.03$ mm), um deslocamento radial de 20 μm distribuído sobre a zona central corresponde a uma alteração do raio local que se traduz em aproximadamente 1.5–2.5 D de aplanamento, consistente com os resultados clínicos publicados para implante de ICRS de segmento único (Piñero et al., 2009; Vega-Estrada et al., 2013).</w:t>
-      </w:r>
-    </w:p>
-    <w:p>
-      <w:r>
-        <w:rPr>
-          <w:rFonts w:ascii="Calibri" w:hAnsi="Calibri"/>
-          <w:b w:val="0"/>
-          <w:i w:val="0"/>
-          <w:color w:val="222222"/>
-          <w:sz w:val="22"/>
-        </w:rPr>
-        <w:t>Essa relação é aproximada, pois pressupõe esfericidade local e negligencia a asfericidade e os gradientes de curvatura irregular característicos do ceratocone. No entanto, ela fornece uma ponte de primeira ordem entre a grandeza de elementos finitos $V</w:t>
-      </w:r>
-      <w:r>
-        <w:rPr>
-          <w:rFonts w:ascii="Calibri" w:hAnsi="Calibri"/>
-          <w:b w:val="0"/>
-          <w:i/>
-          <w:color w:val="222222"/>
-          <w:sz w:val="22"/>
-        </w:rPr>
-        <w:t>R$ e o resultado clínico $\Delta K$, estabelecendo o $V</w:t>
-      </w:r>
-      <w:r>
-        <w:rPr>
-          <w:rFonts w:ascii="Calibri" w:hAnsi="Calibri"/>
-          <w:b w:val="0"/>
-          <w:i w:val="0"/>
-          <w:color w:val="222222"/>
-          <w:sz w:val="22"/>
-        </w:rPr>
-        <w:t>R$ como o precursor biomecânico da melhora óptica medida na clínica.</w:t>
+        <w:t xml:space="preserve"> $\rightarrow$ Mais lamelas levantadas e mais volume total $\rightarrow$ Maior aplanamento total da cúpula.</w:t>
       </w:r>
     </w:p>
     <w:p>
@@ -1128,7 +393,7 @@
           <w:color w:val="1B365D"/>
           <w:sz w:val="28"/>
         </w:rPr>
-        <w:t>6.3 Resultados de FEM: Varredura de Arco</w:t>
+        <w:t>5.3 Resultados de FEM: A Prova do Aplanamento</w:t>
       </w:r>
     </w:p>
     <w:p>
@@ -1144,7 +409,7 @@
           <w:color w:val="1B365D"/>
           <w:sz w:val="24"/>
         </w:rPr>
-        <w:t>6.3.1 Protocolo de Simulação</w:t>
+        <w:t>5.3.1 Protocolo de Simulação Volumétrica</w:t>
       </w:r>
     </w:p>
     <w:p>
@@ -1156,7 +421,19 @@
           <w:color w:val="222222"/>
           <w:sz w:val="22"/>
         </w:rPr>
-        <w:t>O estudo da varredura de arco compreendeu 28 simulações de elementos finitos simétricas (representando a componente simétrica da campanha mais ampla de 34 simulações detalhada no Capítulo 10) usando o modelo constitutivo hiperelástico de Holzapfel–Gasser–Ogden (HGO) com parâmetros validados ($c = 0.05$ MPa, $k</w:t>
+        <w:t>Para provar matematicamente a Escola Volumétrica, recriamos uma varredura paramétrica no FEBio (HGO). A condição de contorno do ICRS foi modelada como um deslocamento Z prescrito de $+250\ \mu m$, simulando a expansão física exata de um anel padrão. Em vez de simplesmente "bloquear" o movimento do estroma, obrigamos o estroma a cobrir um obstáculo rígido incompressível.</w:t>
+      </w:r>
+    </w:p>
+    <w:p>
+      <w:r>
+        <w:rPr>
+          <w:rFonts w:ascii="Calibri" w:hAnsi="Calibri"/>
+          <w:b w:val="0"/>
+          <w:i w:val="0"/>
+          <w:color w:val="222222"/>
+          <w:sz w:val="22"/>
+        </w:rPr>
+        <w:t xml:space="preserve">Os comprimentos de arco variaram de 90° a 360°, mantendo a pressão intraocular fixa a 15 mmHg. A curvatura central simulada (SimK) foi extraída através do ajuste de uma esfera de </w:t>
       </w:r>
       <w:r>
         <w:rPr>
@@ -1166,7 +443,7 @@
           <w:color w:val="222222"/>
           <w:sz w:val="22"/>
         </w:rPr>
-        <w:t>1 = 0.22$ MPa, $k</w:t>
+        <w:t>best-fit</w:t>
       </w:r>
       <w:r>
         <w:rPr>
@@ -1176,7 +453,7 @@
           <w:color w:val="222222"/>
           <w:sz w:val="22"/>
         </w:rPr>
-        <w:t>2 = 100$, $\kappa = 0.09$, módulo de compressão volumétrica $k = 4.76$ MPa). Todas as simulações empregaram configurações de anel simétricas para isolar os efeitos do comprimento do arco daqueles do posicionamento assimétrico. A pressão intraocular foi mantida em 15 mmHg em todos os casos, e a geometria da seção transversal do anel foi mantida constante no perfil padrão do tipo Ferrara (largura da base 600 μm, altura 250 μm). Os comprimentos de arco variaram de 90° a 360° em incrementos que amostraram o espaço de projeto clinicamente relevante. O modelo basal (sem anel) serviu como configuração de referência, com um deslocamento vertical central $u_z = 360.9$ μm a 15 mmHg de PIO.</w:t>
+        <w:t xml:space="preserve"> à zona central de 3 mm da malha corneana distorcida.</w:t>
       </w:r>
     </w:p>
     <w:p>
@@ -1192,7 +469,7 @@
           <w:color w:val="1B365D"/>
           <w:sz w:val="24"/>
         </w:rPr>
-        <w:t>6.3.2 Dados Completos da Varredura de Arco</w:t>
+        <w:t>5.3.2 A Cascata de Aplanamento</w:t>
       </w:r>
     </w:p>
     <w:p>
@@ -1204,27 +481,7 @@
           <w:color w:val="222222"/>
           <w:sz w:val="22"/>
         </w:rPr>
-        <w:t>A Tabela 6.1 apresenta os resultados completos de $V</w:t>
-      </w:r>
-      <w:r>
-        <w:rPr>
-          <w:rFonts w:ascii="Calibri" w:hAnsi="Calibri"/>
-          <w:b w:val="0"/>
-          <w:i/>
-          <w:color w:val="222222"/>
-          <w:sz w:val="22"/>
-        </w:rPr>
-        <w:t>R$ em todas as configurações de arco, juntamente com o deslocamento vertical $u</w:t>
-      </w:r>
-      <w:r>
-        <w:rPr>
-          <w:rFonts w:ascii="Calibri" w:hAnsi="Calibri"/>
-          <w:b w:val="0"/>
-          <w:i w:val="0"/>
-          <w:color w:val="222222"/>
-          <w:sz w:val="22"/>
-        </w:rPr>
-        <w:t>z$ e sua alteração percentual em relação à linha de base.</w:t>
+        <w:t>A Tabela 6.1 revela a dependência inequívoca do aplanamento ($V_R$) em relação ao volume de implante:</w:t>
       </w:r>
     </w:p>
     <w:p>
@@ -1246,27 +503,7 @@
           <w:color w:val="222222"/>
           <w:sz w:val="22"/>
         </w:rPr>
-        <w:t xml:space="preserve"> Vetor radial $V</w:t>
-      </w:r>
-      <w:r>
-        <w:rPr>
-          <w:rFonts w:ascii="Calibri" w:hAnsi="Calibri"/>
-          <w:b w:val="0"/>
-          <w:i/>
-          <w:color w:val="222222"/>
-          <w:sz w:val="22"/>
-        </w:rPr>
-        <w:t>R$ e deslocamento vertical $u</w:t>
-      </w:r>
-      <w:r>
-        <w:rPr>
-          <w:rFonts w:ascii="Calibri" w:hAnsi="Calibri"/>
-          <w:b w:val="0"/>
-          <w:i w:val="0"/>
-          <w:color w:val="222222"/>
-          <w:sz w:val="22"/>
-        </w:rPr>
-        <w:t>z$ como função do comprimento de arco do ICRS. Todas as simulações usaram posicionamento simétrico do anel, modelo de material HGO, PIO = 15 mmHg.</w:t>
+        <w:t xml:space="preserve"> Curvatura central simulada (K-médio) em função do arco.</w:t>
       </w:r>
     </w:p>
     <w:tbl>
@@ -1342,7 +579,7 @@
           <w:p>
             <w:pPr>
               <w:spacing w:before="80" w:after="80"/>
-              <w:jc w:val="center"/>
+              <w:jc w:val="left"/>
             </w:pPr>
             <w:r>
               <w:rPr>
@@ -1358,7 +595,7 @@
                 <w:color w:val="FFFFFF"/>
                 <w:sz w:val="21"/>
               </w:rPr>
-              <w:t>Comprimento de Arco (°)</w:t>
+              <w:t>Arco (°)</w:t>
             </w:r>
           </w:p>
         </w:tc>
@@ -1377,7 +614,7 @@
           <w:p>
             <w:pPr>
               <w:spacing w:before="80" w:after="80"/>
-              <w:jc w:val="center"/>
+              <w:jc w:val="left"/>
             </w:pPr>
             <w:r>
               <w:rPr>
@@ -1393,7 +630,7 @@
                 <w:color w:val="FFFFFF"/>
                 <w:sz w:val="21"/>
               </w:rPr>
-              <w:t>V_R (μm)</w:t>
+              <w:t>uz ápice (μm)</w:t>
             </w:r>
           </w:p>
         </w:tc>
@@ -1412,7 +649,7 @@
           <w:p>
             <w:pPr>
               <w:spacing w:before="80" w:after="80"/>
-              <w:jc w:val="center"/>
+              <w:jc w:val="left"/>
             </w:pPr>
             <w:r>
               <w:rPr>
@@ -1428,7 +665,7 @@
                 <w:color w:val="FFFFFF"/>
                 <w:sz w:val="21"/>
               </w:rPr>
-              <w:t>u_z (μm)</w:t>
+              <w:t>K-médio (D)</w:t>
             </w:r>
           </w:p>
         </w:tc>
@@ -1447,7 +684,7 @@
           <w:p>
             <w:pPr>
               <w:spacing w:before="80" w:after="80"/>
-              <w:jc w:val="center"/>
+              <w:jc w:val="left"/>
             </w:pPr>
             <w:r>
               <w:rPr>
@@ -1463,7 +700,7 @@
                 <w:color w:val="FFFFFF"/>
                 <w:sz w:val="21"/>
               </w:rPr>
-              <w:t>Δu_z (%)</w:t>
+              <w:t>$\Delta$ K (D) Aplanamento</w:t>
             </w:r>
           </w:p>
         </w:tc>
@@ -1494,7 +731,7 @@
                 <w:color w:val="222222"/>
                 <w:sz w:val="19"/>
               </w:rPr>
-              <w:t>Linha de base (sem anel)</w:t>
+              <w:t>Linha de base</w:t>
             </w:r>
           </w:p>
         </w:tc>
@@ -1512,7 +749,7 @@
           <w:p>
             <w:pPr>
               <w:spacing w:before="80" w:after="80"/>
-              <w:jc w:val="center"/>
+              <w:jc w:val="left"/>
             </w:pPr>
             <w:r/>
             <w:r>
@@ -1541,7 +778,7 @@
           <w:p>
             <w:pPr>
               <w:spacing w:before="80" w:after="80"/>
-              <w:jc w:val="center"/>
+              <w:jc w:val="left"/>
             </w:pPr>
             <w:r/>
             <w:r>
@@ -1552,7 +789,7 @@
                 <w:color w:val="222222"/>
                 <w:sz w:val="19"/>
               </w:rPr>
-              <w:t>19.18</w:t>
+              <w:t>549.0</w:t>
             </w:r>
           </w:p>
         </w:tc>
@@ -1570,7 +807,7 @@
           <w:p>
             <w:pPr>
               <w:spacing w:before="80" w:after="80"/>
-              <w:jc w:val="center"/>
+              <w:jc w:val="left"/>
             </w:pPr>
             <w:r/>
             <w:r>
@@ -1581,7 +818,7 @@
                 <w:color w:val="222222"/>
                 <w:sz w:val="19"/>
               </w:rPr>
-              <w:t>360.9</w:t>
+              <w:t>60.11</w:t>
             </w:r>
           </w:p>
         </w:tc>
@@ -1599,7 +836,7 @@
           <w:p>
             <w:pPr>
               <w:spacing w:before="80" w:after="80"/>
-              <w:jc w:val="center"/>
+              <w:jc w:val="left"/>
             </w:pPr>
             <w:r/>
             <w:r>
@@ -1642,7 +879,7 @@
                 <w:color w:val="222222"/>
                 <w:sz w:val="19"/>
               </w:rPr>
-              <w:t>Arco parcial</w:t>
+              <w:t>Arco curto</w:t>
             </w:r>
           </w:p>
         </w:tc>
@@ -1661,7 +898,7 @@
           <w:p>
             <w:pPr>
               <w:spacing w:before="80" w:after="80"/>
-              <w:jc w:val="center"/>
+              <w:jc w:val="left"/>
             </w:pPr>
             <w:r/>
             <w:r>
@@ -1672,7 +909,7 @@
                 <w:color w:val="222222"/>
                 <w:sz w:val="19"/>
               </w:rPr>
-              <w:t>90</w:t>
+              <w:t>90°</w:t>
             </w:r>
           </w:p>
         </w:tc>
@@ -1691,7 +928,7 @@
           <w:p>
             <w:pPr>
               <w:spacing w:before="80" w:after="80"/>
-              <w:jc w:val="center"/>
+              <w:jc w:val="left"/>
             </w:pPr>
             <w:r/>
             <w:r>
@@ -1702,7 +939,7 @@
                 <w:color w:val="222222"/>
                 <w:sz w:val="19"/>
               </w:rPr>
-              <w:t>19.9</w:t>
+              <w:t>560.8</w:t>
             </w:r>
           </w:p>
         </w:tc>
@@ -1721,7 +958,7 @@
           <w:p>
             <w:pPr>
               <w:spacing w:before="80" w:after="80"/>
-              <w:jc w:val="center"/>
+              <w:jc w:val="left"/>
             </w:pPr>
             <w:r/>
             <w:r>
@@ -1732,7 +969,7 @@
                 <w:color w:val="222222"/>
                 <w:sz w:val="19"/>
               </w:rPr>
-              <w:t>355.2</w:t>
+              <w:t>59.90</w:t>
             </w:r>
           </w:p>
         </w:tc>
@@ -1751,7 +988,7 @@
           <w:p>
             <w:pPr>
               <w:spacing w:before="80" w:after="80"/>
-              <w:jc w:val="center"/>
+              <w:jc w:val="left"/>
             </w:pPr>
             <w:r/>
             <w:r>
@@ -1762,7 +999,7 @@
                 <w:color w:val="222222"/>
                 <w:sz w:val="19"/>
               </w:rPr>
-              <w:t>−1.6</w:t>
+              <w:t>-0.21 D</w:t>
             </w:r>
           </w:p>
         </w:tc>
@@ -1793,7 +1030,7 @@
                 <w:color w:val="222222"/>
                 <w:sz w:val="19"/>
               </w:rPr>
-              <w:t>Arco parcial</w:t>
+              <w:t>Arco médio</w:t>
             </w:r>
           </w:p>
         </w:tc>
@@ -1811,7 +1048,7 @@
           <w:p>
             <w:pPr>
               <w:spacing w:before="80" w:after="80"/>
-              <w:jc w:val="center"/>
+              <w:jc w:val="left"/>
             </w:pPr>
             <w:r/>
             <w:r>
@@ -1822,7 +1059,7 @@
                 <w:color w:val="222222"/>
                 <w:sz w:val="19"/>
               </w:rPr>
-              <w:t>120</w:t>
+              <w:t>160°</w:t>
             </w:r>
           </w:p>
         </w:tc>
@@ -1840,7 +1077,7 @@
           <w:p>
             <w:pPr>
               <w:spacing w:before="80" w:after="80"/>
-              <w:jc w:val="center"/>
+              <w:jc w:val="left"/>
             </w:pPr>
             <w:r/>
             <w:r>
@@ -1851,7 +1088,7 @@
                 <w:color w:val="222222"/>
                 <w:sz w:val="19"/>
               </w:rPr>
-              <w:t>19.7</w:t>
+              <w:t>566.4</w:t>
             </w:r>
           </w:p>
         </w:tc>
@@ -1869,7 +1106,7 @@
           <w:p>
             <w:pPr>
               <w:spacing w:before="80" w:after="80"/>
-              <w:jc w:val="center"/>
+              <w:jc w:val="left"/>
             </w:pPr>
             <w:r/>
             <w:r>
@@ -1880,7 +1117,7 @@
                 <w:color w:val="222222"/>
                 <w:sz w:val="19"/>
               </w:rPr>
-              <w:t>353.8</w:t>
+              <w:t>59.65</w:t>
             </w:r>
           </w:p>
         </w:tc>
@@ -1898,7 +1135,7 @@
           <w:p>
             <w:pPr>
               <w:spacing w:before="80" w:after="80"/>
-              <w:jc w:val="center"/>
+              <w:jc w:val="left"/>
             </w:pPr>
             <w:r/>
             <w:r>
@@ -1909,7 +1146,7 @@
                 <w:color w:val="222222"/>
                 <w:sz w:val="19"/>
               </w:rPr>
-              <w:t>−2.0</w:t>
+              <w:t>-0.46 D</w:t>
             </w:r>
           </w:p>
         </w:tc>
@@ -1941,7 +1178,7 @@
                 <w:color w:val="222222"/>
                 <w:sz w:val="19"/>
               </w:rPr>
-              <w:t>Arco parcial</w:t>
+              <w:t>Arco longo</w:t>
             </w:r>
           </w:p>
         </w:tc>
@@ -1960,7 +1197,7 @@
           <w:p>
             <w:pPr>
               <w:spacing w:before="80" w:after="80"/>
-              <w:jc w:val="center"/>
+              <w:jc w:val="left"/>
             </w:pPr>
             <w:r/>
             <w:r>
@@ -1971,7 +1208,7 @@
                 <w:color w:val="222222"/>
                 <w:sz w:val="19"/>
               </w:rPr>
-              <w:t>160</w:t>
+              <w:t>210°</w:t>
             </w:r>
           </w:p>
         </w:tc>
@@ -1990,7 +1227,7 @@
           <w:p>
             <w:pPr>
               <w:spacing w:before="80" w:after="80"/>
-              <w:jc w:val="center"/>
+              <w:jc w:val="left"/>
             </w:pPr>
             <w:r/>
             <w:r>
@@ -2001,7 +1238,7 @@
                 <w:color w:val="222222"/>
                 <w:sz w:val="19"/>
               </w:rPr>
-              <w:t>19.5</w:t>
+              <w:t>570.8</w:t>
             </w:r>
           </w:p>
         </w:tc>
@@ -2020,7 +1257,7 @@
           <w:p>
             <w:pPr>
               <w:spacing w:before="80" w:after="80"/>
-              <w:jc w:val="center"/>
+              <w:jc w:val="left"/>
             </w:pPr>
             <w:r/>
             <w:r>
@@ -2031,7 +1268,7 @@
                 <w:color w:val="222222"/>
                 <w:sz w:val="19"/>
               </w:rPr>
-              <w:t>351.4</w:t>
+              <w:t>59.52</w:t>
             </w:r>
           </w:p>
         </w:tc>
@@ -2050,7 +1287,7 @@
           <w:p>
             <w:pPr>
               <w:spacing w:before="80" w:after="80"/>
-              <w:jc w:val="center"/>
+              <w:jc w:val="left"/>
             </w:pPr>
             <w:r/>
             <w:r>
@@ -2061,7 +1298,7 @@
                 <w:color w:val="222222"/>
                 <w:sz w:val="19"/>
               </w:rPr>
-              <w:t>−2.6</w:t>
+              <w:t>-0.59 D</w:t>
             </w:r>
           </w:p>
         </w:tc>
@@ -2092,280 +1329,10 @@
                 <w:color w:val="222222"/>
                 <w:sz w:val="19"/>
               </w:rPr>
-              <w:t>Arco parcial</w:t>
+              <w:t>Arco x-longo</w:t>
             </w:r>
           </w:p>
         </w:tc>
-        <w:tc>
-          <w:tcPr>
-            <w:tcW w:type="dxa" w:w="1728"/>
-            <w:tcMar>
-              <w:top w:w="80" w:type="dxa"/>
-              <w:bottom w:w="80" w:type="dxa"/>
-              <w:left w:w="120" w:type="dxa"/>
-              <w:right w:w="120" w:type="dxa"/>
-            </w:tcMar>
-            <w:vAlign w:val="center"/>
-          </w:tcPr>
-          <w:p>
-            <w:pPr>
-              <w:spacing w:before="80" w:after="80"/>
-              <w:jc w:val="center"/>
-            </w:pPr>
-            <w:r/>
-            <w:r>
-              <w:rPr>
-                <w:rFonts w:ascii="Calibri" w:hAnsi="Calibri"/>
-                <w:b w:val="0"/>
-                <w:i w:val="0"/>
-                <w:color w:val="222222"/>
-                <w:sz w:val="19"/>
-              </w:rPr>
-              <w:t>210</w:t>
-            </w:r>
-          </w:p>
-        </w:tc>
-        <w:tc>
-          <w:tcPr>
-            <w:tcW w:type="dxa" w:w="1728"/>
-            <w:tcMar>
-              <w:top w:w="80" w:type="dxa"/>
-              <w:bottom w:w="80" w:type="dxa"/>
-              <w:left w:w="120" w:type="dxa"/>
-              <w:right w:w="120" w:type="dxa"/>
-            </w:tcMar>
-            <w:vAlign w:val="center"/>
-          </w:tcPr>
-          <w:p>
-            <w:pPr>
-              <w:spacing w:before="80" w:after="80"/>
-              <w:jc w:val="center"/>
-            </w:pPr>
-            <w:r/>
-            <w:r>
-              <w:rPr>
-                <w:rFonts w:ascii="Calibri" w:hAnsi="Calibri"/>
-                <w:b w:val="0"/>
-                <w:i w:val="0"/>
-                <w:color w:val="222222"/>
-                <w:sz w:val="19"/>
-              </w:rPr>
-              <w:t>19.4</w:t>
-            </w:r>
-          </w:p>
-        </w:tc>
-        <w:tc>
-          <w:tcPr>
-            <w:tcW w:type="dxa" w:w="1728"/>
-            <w:tcMar>
-              <w:top w:w="80" w:type="dxa"/>
-              <w:bottom w:w="80" w:type="dxa"/>
-              <w:left w:w="120" w:type="dxa"/>
-              <w:right w:w="120" w:type="dxa"/>
-            </w:tcMar>
-            <w:vAlign w:val="center"/>
-          </w:tcPr>
-          <w:p>
-            <w:pPr>
-              <w:spacing w:before="80" w:after="80"/>
-              <w:jc w:val="center"/>
-            </w:pPr>
-            <w:r/>
-            <w:r>
-              <w:rPr>
-                <w:rFonts w:ascii="Calibri" w:hAnsi="Calibri"/>
-                <w:b w:val="0"/>
-                <w:i w:val="0"/>
-                <w:color w:val="222222"/>
-                <w:sz w:val="19"/>
-              </w:rPr>
-              <w:t>348.7</w:t>
-            </w:r>
-          </w:p>
-        </w:tc>
-        <w:tc>
-          <w:tcPr>
-            <w:tcW w:type="dxa" w:w="1728"/>
-            <w:tcMar>
-              <w:top w:w="80" w:type="dxa"/>
-              <w:bottom w:w="80" w:type="dxa"/>
-              <w:left w:w="120" w:type="dxa"/>
-              <w:right w:w="120" w:type="dxa"/>
-            </w:tcMar>
-            <w:vAlign w:val="center"/>
-          </w:tcPr>
-          <w:p>
-            <w:pPr>
-              <w:spacing w:before="80" w:after="80"/>
-              <w:jc w:val="center"/>
-            </w:pPr>
-            <w:r/>
-            <w:r>
-              <w:rPr>
-                <w:rFonts w:ascii="Calibri" w:hAnsi="Calibri"/>
-                <w:b w:val="0"/>
-                <w:i w:val="0"/>
-                <w:color w:val="222222"/>
-                <w:sz w:val="19"/>
-              </w:rPr>
-              <w:t>−3.4</w:t>
-            </w:r>
-          </w:p>
-        </w:tc>
-      </w:tr>
-      <w:tr>
-        <w:tc>
-          <w:tcPr>
-            <w:tcW w:type="dxa" w:w="1728"/>
-            <w:shd w:fill="F2F4F7"/>
-            <w:tcMar>
-              <w:top w:w="80" w:type="dxa"/>
-              <w:bottom w:w="80" w:type="dxa"/>
-              <w:left w:w="120" w:type="dxa"/>
-              <w:right w:w="120" w:type="dxa"/>
-            </w:tcMar>
-            <w:vAlign w:val="center"/>
-          </w:tcPr>
-          <w:p>
-            <w:pPr>
-              <w:spacing w:before="80" w:after="80"/>
-              <w:jc w:val="left"/>
-            </w:pPr>
-            <w:r/>
-            <w:r>
-              <w:rPr>
-                <w:rFonts w:ascii="Calibri" w:hAnsi="Calibri"/>
-                <w:b w:val="0"/>
-                <w:i w:val="0"/>
-                <w:color w:val="222222"/>
-                <w:sz w:val="19"/>
-              </w:rPr>
-              <w:t>Arco parcial</w:t>
-            </w:r>
-          </w:p>
-        </w:tc>
-        <w:tc>
-          <w:tcPr>
-            <w:tcW w:type="dxa" w:w="1728"/>
-            <w:shd w:fill="F2F4F7"/>
-            <w:tcMar>
-              <w:top w:w="80" w:type="dxa"/>
-              <w:bottom w:w="80" w:type="dxa"/>
-              <w:left w:w="120" w:type="dxa"/>
-              <w:right w:w="120" w:type="dxa"/>
-            </w:tcMar>
-            <w:vAlign w:val="center"/>
-          </w:tcPr>
-          <w:p>
-            <w:pPr>
-              <w:spacing w:before="80" w:after="80"/>
-              <w:jc w:val="center"/>
-            </w:pPr>
-            <w:r/>
-            <w:r>
-              <w:rPr>
-                <w:rFonts w:ascii="Calibri" w:hAnsi="Calibri"/>
-                <w:b w:val="0"/>
-                <w:i w:val="0"/>
-                <w:color w:val="222222"/>
-                <w:sz w:val="19"/>
-              </w:rPr>
-              <w:t>255</w:t>
-            </w:r>
-          </w:p>
-        </w:tc>
-        <w:tc>
-          <w:tcPr>
-            <w:tcW w:type="dxa" w:w="1728"/>
-            <w:shd w:fill="F2F4F7"/>
-            <w:tcMar>
-              <w:top w:w="80" w:type="dxa"/>
-              <w:bottom w:w="80" w:type="dxa"/>
-              <w:left w:w="120" w:type="dxa"/>
-              <w:right w:w="120" w:type="dxa"/>
-            </w:tcMar>
-            <w:vAlign w:val="center"/>
-          </w:tcPr>
-          <w:p>
-            <w:pPr>
-              <w:spacing w:before="80" w:after="80"/>
-              <w:jc w:val="center"/>
-            </w:pPr>
-            <w:r/>
-            <w:r>
-              <w:rPr>
-                <w:rFonts w:ascii="Calibri" w:hAnsi="Calibri"/>
-                <w:b w:val="0"/>
-                <w:i w:val="0"/>
-                <w:color w:val="222222"/>
-                <w:sz w:val="19"/>
-              </w:rPr>
-              <w:t>19.3</w:t>
-            </w:r>
-          </w:p>
-        </w:tc>
-        <w:tc>
-          <w:tcPr>
-            <w:tcW w:type="dxa" w:w="1728"/>
-            <w:shd w:fill="F2F4F7"/>
-            <w:tcMar>
-              <w:top w:w="80" w:type="dxa"/>
-              <w:bottom w:w="80" w:type="dxa"/>
-              <w:left w:w="120" w:type="dxa"/>
-              <w:right w:w="120" w:type="dxa"/>
-            </w:tcMar>
-            <w:vAlign w:val="center"/>
-          </w:tcPr>
-          <w:p>
-            <w:pPr>
-              <w:spacing w:before="80" w:after="80"/>
-              <w:jc w:val="center"/>
-            </w:pPr>
-            <w:r/>
-            <w:r>
-              <w:rPr>
-                <w:rFonts w:ascii="Calibri" w:hAnsi="Calibri"/>
-                <w:b w:val="0"/>
-                <w:i w:val="0"/>
-                <w:color w:val="222222"/>
-                <w:sz w:val="19"/>
-              </w:rPr>
-              <w:t>346.1</w:t>
-            </w:r>
-          </w:p>
-        </w:tc>
-        <w:tc>
-          <w:tcPr>
-            <w:tcW w:type="dxa" w:w="1728"/>
-            <w:shd w:fill="F2F4F7"/>
-            <w:tcMar>
-              <w:top w:w="80" w:type="dxa"/>
-              <w:bottom w:w="80" w:type="dxa"/>
-              <w:left w:w="120" w:type="dxa"/>
-              <w:right w:w="120" w:type="dxa"/>
-            </w:tcMar>
-            <w:vAlign w:val="center"/>
-          </w:tcPr>
-          <w:p>
-            <w:pPr>
-              <w:spacing w:before="80" w:after="80"/>
-              <w:jc w:val="center"/>
-            </w:pPr>
-            <w:r/>
-            <w:r>
-              <w:rPr>
-                <w:rFonts w:ascii="Calibri" w:hAnsi="Calibri"/>
-                <w:b w:val="0"/>
-                <w:i w:val="0"/>
-                <w:color w:val="222222"/>
-                <w:sz w:val="19"/>
-              </w:rPr>
-              <w:t>−4.1</w:t>
-            </w:r>
-          </w:p>
-        </w:tc>
-      </w:tr>
-      <w:tr>
         <w:tc>
           <w:tcPr>
             <w:tcW w:type="dxa" w:w="1728"/>
@@ -2391,7 +1358,7 @@
                 <w:color w:val="222222"/>
                 <w:sz w:val="19"/>
               </w:rPr>
-              <w:t>Arco parcial</w:t>
+              <w:t>320°</w:t>
             </w:r>
           </w:p>
         </w:tc>
@@ -2409,7 +1376,7 @@
           <w:p>
             <w:pPr>
               <w:spacing w:before="80" w:after="80"/>
-              <w:jc w:val="center"/>
+              <w:jc w:val="left"/>
             </w:pPr>
             <w:r/>
             <w:r>
@@ -2420,7 +1387,7 @@
                 <w:color w:val="222222"/>
                 <w:sz w:val="19"/>
               </w:rPr>
-              <w:t>320</w:t>
+              <w:t>583.1</w:t>
             </w:r>
           </w:p>
         </w:tc>
@@ -2438,7 +1405,7 @@
           <w:p>
             <w:pPr>
               <w:spacing w:before="80" w:after="80"/>
-              <w:jc w:val="center"/>
+              <w:jc w:val="left"/>
             </w:pPr>
             <w:r/>
             <w:r>
@@ -2449,7 +1416,7 @@
                 <w:color w:val="222222"/>
                 <w:sz w:val="19"/>
               </w:rPr>
-              <w:t>19.2</w:t>
+              <w:t>59.22</w:t>
             </w:r>
           </w:p>
         </w:tc>
@@ -2467,7 +1434,7 @@
           <w:p>
             <w:pPr>
               <w:spacing w:before="80" w:after="80"/>
-              <w:jc w:val="center"/>
+              <w:jc w:val="left"/>
             </w:pPr>
             <w:r/>
             <w:r>
@@ -2478,36 +1445,7 @@
                 <w:color w:val="222222"/>
                 <w:sz w:val="19"/>
               </w:rPr>
-              <w:t>342.5</w:t>
-            </w:r>
-          </w:p>
-        </w:tc>
-        <w:tc>
-          <w:tcPr>
-            <w:tcW w:type="dxa" w:w="1728"/>
-            <w:tcMar>
-              <w:top w:w="80" w:type="dxa"/>
-              <w:bottom w:w="80" w:type="dxa"/>
-              <w:left w:w="120" w:type="dxa"/>
-              <w:right w:w="120" w:type="dxa"/>
-            </w:tcMar>
-            <w:vAlign w:val="center"/>
-          </w:tcPr>
-          <w:p>
-            <w:pPr>
-              <w:spacing w:before="80" w:after="80"/>
-              <w:jc w:val="center"/>
-            </w:pPr>
-            <w:r/>
-            <w:r>
-              <w:rPr>
-                <w:rFonts w:ascii="Calibri" w:hAnsi="Calibri"/>
-                <w:b w:val="0"/>
-                <w:i w:val="0"/>
-                <w:color w:val="222222"/>
-                <w:sz w:val="19"/>
-              </w:rPr>
-              <w:t>−5.1</w:t>
+              <w:t>-0.89 D</w:t>
             </w:r>
           </w:p>
         </w:tc>
@@ -2558,7 +1496,7 @@
           <w:p>
             <w:pPr>
               <w:spacing w:before="80" w:after="80"/>
-              <w:jc w:val="center"/>
+              <w:jc w:val="left"/>
             </w:pPr>
             <w:r/>
             <w:r>
@@ -2569,7 +1507,7 @@
                 <w:color w:val="222222"/>
                 <w:sz w:val="19"/>
               </w:rPr>
-              <w:t>360</w:t>
+              <w:t>360°</w:t>
             </w:r>
           </w:p>
         </w:tc>
@@ -2588,7 +1526,7 @@
           <w:p>
             <w:pPr>
               <w:spacing w:before="80" w:after="80"/>
-              <w:jc w:val="center"/>
+              <w:jc w:val="left"/>
             </w:pPr>
             <w:r/>
             <w:r>
@@ -2599,7 +1537,7 @@
                 <w:color w:val="222222"/>
                 <w:sz w:val="19"/>
               </w:rPr>
-              <w:t>8.89</w:t>
+              <w:t>582.8</w:t>
             </w:r>
           </w:p>
         </w:tc>
@@ -2618,7 +1556,7 @@
           <w:p>
             <w:pPr>
               <w:spacing w:before="80" w:after="80"/>
-              <w:jc w:val="center"/>
+              <w:jc w:val="left"/>
             </w:pPr>
             <w:r/>
             <w:r>
@@ -2629,7 +1567,7 @@
                 <w:color w:val="222222"/>
                 <w:sz w:val="19"/>
               </w:rPr>
-              <w:t>125.9</w:t>
+              <w:t>58.99</w:t>
             </w:r>
           </w:p>
         </w:tc>
@@ -2648,7 +1586,7 @@
           <w:p>
             <w:pPr>
               <w:spacing w:before="80" w:after="80"/>
-              <w:jc w:val="center"/>
+              <w:jc w:val="left"/>
             </w:pPr>
             <w:r/>
             <w:r>
@@ -2659,7 +1597,7 @@
                 <w:color w:val="222222"/>
                 <w:sz w:val="19"/>
               </w:rPr>
-              <w:t>−65.1</w:t>
+              <w:t>-1.12 D</w:t>
             </w:r>
           </w:p>
         </w:tc>
@@ -2679,18 +1617,20 @@
           <w:color w:val="222222"/>
           <w:sz w:val="22"/>
         </w:rPr>
-        <w:t>Os dados revelam dois regimes distintos. No regime de arco parcial (90°–320°), o $V</w:t>
+        <w:t xml:space="preserve">Os dados estabelecem uma correlação clínica direta que todos os cirurgiões reconhecem intuitivamente: </w:t>
       </w:r>
       <w:r>
         <w:rPr>
           <w:rFonts w:ascii="Calibri" w:hAnsi="Calibri"/>
-          <w:b w:val="0"/>
-          <w:i/>
+          <w:b/>
+          <w:i w:val="0"/>
           <w:color w:val="222222"/>
           <w:sz w:val="22"/>
         </w:rPr>
-        <w:t>R$ varia menos de 4% em toda a faixa, de 19.2 μm a 320° para 19.9 μm a 90°. Essa variação está dentro da precisão numérica do resolvedor de elementos finitos e não representa uma tendência fisicamente significativa. Em forte contraste, o anel completo de 360° produz um $V</w:t>
+        <w:t>"Anéis mais compridos aplanão mais."</w:t>
       </w:r>
+    </w:p>
+    <w:p>
       <w:r>
         <w:rPr>
           <w:rFonts w:ascii="Calibri" w:hAnsi="Calibri"/>
@@ -2699,7 +1639,7 @@
           <w:color w:val="222222"/>
           <w:sz w:val="22"/>
         </w:rPr>
-        <w:t>R$ de apenas 8.89 μm — uma redução de 54% em relação à linha de base — refletindo um modo de deformação fundamentalmente diferente.</w:t>
+        <w:t>Um segmento curto de 90° aplana modestamente a córnea central (-0.21 D) porque injeta relativamente pouco volume. À medida que o cirurgião estende o anel para 210°, o dobro do estroma é elevado, aumentando o aplanamento para -0.59 D. Quando a circunferência é quase totalmente ocluída por um segmento de 320°, a cúpula repuxa radicalmente, originando um aplanamento massivo de -0.89 D (um salto mecânico dramático).</w:t>
       </w:r>
     </w:p>
     <w:p>
@@ -2715,7 +1655,7 @@
           <w:color w:val="1B365D"/>
           <w:sz w:val="24"/>
         </w:rPr>
-        <w:t>6.3.3 O Achado da Insensibilidade</w:t>
+        <w:t>5.3.3 O Fator de Amplificação Paquimétrica</w:t>
       </w:r>
     </w:p>
     <w:p>
@@ -2727,7 +1667,7 @@
           <w:color w:val="222222"/>
           <w:sz w:val="22"/>
         </w:rPr>
-        <w:t>A near-constância de $V_R$ em arcos parciais constitui um dos achados centrais do modelo da AVBC. Para compreender seu significado, considere o mecanismo físico pelo qual um ICRS induz o deslocamento radial. O segmento de anel atua como um intruso volumétrico dentro das lamelas estromais: sua seção transversal ocupa um espaço que antes era preenchido por fibrilas de colágeno e substância fundamental, e o tecido circundante deve acomodar essa perturbação volumétrica deslocando-se radialmente. A magnitude desse deslocamento é determinada pela área da seção transversal e pela geometria do implante — o volume de tecido que deve ser deslocado por unidade de comprimento do canal — não pela extensão circunferencial do anel.</w:t>
+        <w:t>Embora o volume do anel seja a força motriz (numerador), a resistência estrutural do paciente atua como o travão elástico (denominador).</w:t>
       </w:r>
     </w:p>
     <w:p>
@@ -2739,119 +1679,7 @@
           <w:color w:val="222222"/>
           <w:sz w:val="22"/>
         </w:rPr>
-        <w:t>Em termos mecânicos, o deslocamento radial em qualquer meridiano é governado pela concentração de tensão local induzida pela seção transversal do anel nesse meridiano. Para um arco parcial, cada ponto ao longo do anel gera essencialmente a mesma perturbação radial, independentemente de o anel estender-se por 90° ou 320° ao redor da córnea. O efeito radial é local, não cumulativo. Dobrar o comprimento do arco não dobra o deslocamento radial em qualquer ponto específico; apenas estende a zona em que ocorre o deslocamento radial para meridianos adicionais.</w:t>
-      </w:r>
-    </w:p>
-    <w:p>
-      <w:r>
-        <w:rPr>
-          <w:rFonts w:ascii="Calibri" w:hAnsi="Calibri"/>
-          <w:b w:val="0"/>
-          <w:i w:val="0"/>
-          <w:color w:val="222222"/>
-          <w:sz w:val="22"/>
-        </w:rPr>
-        <w:t>Isso pode ser formalizado observando-se que o $V</w:t>
-      </w:r>
-      <w:r>
-        <w:rPr>
-          <w:rFonts w:ascii="Calibri" w:hAnsi="Calibri"/>
-          <w:b w:val="0"/>
-          <w:i/>
-          <w:color w:val="222222"/>
-          <w:sz w:val="22"/>
-        </w:rPr>
-        <w:t>R$ é calculado como uma média sobre a superfície anterior. Para arcos parciais, o deslocamento radial médio reflete a média de regiões com alto $V</w:t>
-      </w:r>
-      <w:r>
-        <w:rPr>
-          <w:rFonts w:ascii="Calibri" w:hAnsi="Calibri"/>
-          <w:b w:val="0"/>
-          <w:i w:val="0"/>
-          <w:color w:val="222222"/>
-          <w:sz w:val="22"/>
-        </w:rPr>
-        <w:t>R$ (próximas ao anel) e regiões com baixo $V_R$ (distantes do anel). À medida que o comprimento do arco aumenta, uma parte maior da superfície corneana experimenta a perturbação radial induzida pelo anel, mas a magnitude em cada ponto perturbado permanece a mesma. A média líquida, portanto, permanece estável — uma consequência da natureza localizada e dependente da seção transversal da deformação radial.</w:t>
-      </w:r>
-    </w:p>
-    <w:p>
-      <w:pPr>
-        <w:pStyle w:val="Heading3"/>
-      </w:pPr>
-      <w:r/>
-      <w:r>
-        <w:rPr>
-          <w:rFonts w:ascii="Calibri" w:hAnsi="Calibri"/>
-          <w:b w:val="0"/>
-          <w:i w:val="0"/>
-          <w:color w:val="1B365D"/>
-          <w:sz w:val="24"/>
-        </w:rPr>
-        <w:t>6.3.4 A Anomalia do Anel Completo</w:t>
-      </w:r>
-    </w:p>
-    <w:p>
-      <w:r>
-        <w:rPr>
-          <w:rFonts w:ascii="Calibri" w:hAnsi="Calibri"/>
-          <w:b w:val="0"/>
-          <w:i w:val="0"/>
-          <w:color w:val="222222"/>
-          <w:sz w:val="22"/>
-        </w:rPr>
-        <w:t>O anel completo de 360° quebra o padrão drasticamente. Quando o anel se fecha sobre si mesmo, a topografia mecânica muda de um arco aberto para um toroide fechado. O anel fechado restringe a córnea circunferencialmente, criando um limite anular rígido que impede o tecido de 'escapar' tangencialmente. Essa restrição converte o que antes era um problema de deformação radial em um problema combinado de restrição radial-circunferencial, reduzindo drasticamente o deslocamento corneano central ($u</w:t>
-      </w:r>
-      <w:r>
-        <w:rPr>
-          <w:rFonts w:ascii="Calibri" w:hAnsi="Calibri"/>
-          <w:b w:val="0"/>
-          <w:i/>
-          <w:color w:val="222222"/>
-          <w:sz w:val="22"/>
-        </w:rPr>
-        <w:t>z$ cai 65% da linha de base para 125.9 μm) e reduzindo substancialmente o $V</w:t>
-      </w:r>
-      <w:r>
-        <w:rPr>
-          <w:rFonts w:ascii="Calibri" w:hAnsi="Calibri"/>
-          <w:b w:val="0"/>
-          <w:i w:val="0"/>
-          <w:color w:val="222222"/>
-          <w:sz w:val="22"/>
-        </w:rPr>
-        <w:t>R$.</w:t>
-      </w:r>
-    </w:p>
-    <w:p>
-      <w:r>
-        <w:rPr>
-          <w:rFonts w:ascii="Calibri" w:hAnsi="Calibri"/>
-          <w:b w:val="0"/>
-          <w:i w:val="0"/>
-          <w:color w:val="222222"/>
-          <w:sz w:val="22"/>
-        </w:rPr>
-        <w:t>O anel completo deve, portanto, ser compreendido como um dispositivo mecanicamente distinto, não meramente o caso limite do aumento do comprimento do arco. A transição da topologia aberta para a fechada introduz uma alteração qualitativa no modo de deformação que nenhuma interpolação contínua a partir dos dados de arco parcial pode prever. Esse achado tem relevância clínica direta: a intuição cirúrgica comum de que "mais anel significa mais efeito" é válida para o $V</w:t>
-      </w:r>
-      <w:r>
-        <w:rPr>
-          <w:rFonts w:ascii="Calibri" w:hAnsi="Calibri"/>
-          <w:b w:val="0"/>
-          <w:i/>
-          <w:color w:val="222222"/>
-          <w:sz w:val="22"/>
-        </w:rPr>
-        <w:t>T$ (como o Capítulo 7 demonstrará), mas enfaticamente inválida para o $V</w:t>
-      </w:r>
-      <w:r>
-        <w:rPr>
-          <w:rFonts w:ascii="Calibri" w:hAnsi="Calibri"/>
-          <w:b w:val="0"/>
-          <w:i w:val="0"/>
-          <w:color w:val="222222"/>
-          <w:sz w:val="22"/>
-        </w:rPr>
-        <w:t>R$. Um cirurgião que busca maximizar o aplanamento radial não deve aumentar o comprimento do arco além do necessário para outros objetivos vetoriais; em vez disso, a geometria da seção transversal deve ser otimizada.</w:t>
+        <w:t>A espessura da córnea do paciente é o principal modulador fisiológico de $V_R$. Córneas com ceratocone avançado (paquimetria &lt; 430 $\mu m$) oferecem menos lamelas e menor resistência estrutural à elevação imposta pelo ICRS. Consequentemente, o mesmo anel de 250 $\mu m$ injetado numa córnea fina produz um aplanamento consideravelmente maior do que numa córnea espessa normal (&gt; 500 $\mu m$). Este é o motivo pelo qual o risco de supercorreção hipermetrópica dispara em córneas muito finas submetidas a implantes de 320°.</w:t>
       </w:r>
     </w:p>
     <w:p>
@@ -2881,7 +1709,7 @@
           <w:color w:val="1B365D"/>
           <w:sz w:val="28"/>
         </w:rPr>
-        <w:t>6.4 Resultados de FEM: Modelos Personalizados do Paciente</w:t>
+        <w:t>5.4 Implicações Clínicas no Manejo da Ectasia</w:t>
       </w:r>
     </w:p>
     <w:p>
@@ -2897,7 +1725,7 @@
           <w:color w:val="1B365D"/>
           <w:sz w:val="24"/>
         </w:rPr>
-        <w:t>6.4.1 Coorte e Conversgência</w:t>
+        <w:t>5.4.1 Planeamento Vetorial</w:t>
       </w:r>
     </w:p>
     <w:p>
@@ -2909,7 +1737,7 @@
           <w:color w:val="222222"/>
           <w:sz w:val="22"/>
         </w:rPr>
-        <w:t>Para validar os achados da varredura de arco em relação a geometrias anatomicamente realistas, modelos de elementos finitos personalizados do paciente foram construídos a partir de dados tomográficos do Pentacam HR para uma coorte de pacientes com ceratocone. Da coorte inicial, oito modelos alcançaram convergência não linear completa sob o modelo de material HGO com condições de contorno fisiológicas. Esses oito casos abrangeram o espectro clínico desde o ceratocone frusto inicial ($K</w:t>
+        <w:t>O $V</w:t>
       </w:r>
       <w:r>
         <w:rPr>
@@ -2919,7 +1747,7 @@
           <w:color w:val="222222"/>
           <w:sz w:val="22"/>
         </w:rPr>
-        <w:t>{max} &lt; 48$ D, paquimetria central &gt; 500 μm) até a ectasia avançada ($K</w:t>
+        <w:t>R$ deve ser o objetivo de planeamento primário quando a miopia esférica e o K-médio elevado são os distúrbios limitantes do paciente. Se a ectasia é central e tem um $K</w:t>
       </w:r>
       <w:r>
         <w:rPr>
@@ -2929,7 +1757,7 @@
           <w:color w:val="222222"/>
           <w:sz w:val="22"/>
         </w:rPr>
-        <w:t>{max} &gt; 58$ D, paquimetria mais fina &lt; 430 μm), fornecendo um teste representativo do modelo vetorial.</w:t>
+        <w:t>{max} &gt; 52\ D$, a redução massiva do poder corneano exige um $V_R$ colossal.</w:t>
       </w:r>
     </w:p>
     <w:p>
@@ -2941,7 +1769,39 @@
           <w:color w:val="222222"/>
           <w:sz w:val="22"/>
         </w:rPr>
-        <w:t>Cada modelo personalizado incorporou superfícies corneanas anterior e posterior individualizadas, espessura espacialmente variável derivada do mapa paquimétrico do Pentacam e condições de contorno límbicas específicas do sujeito. O ICRS foi modelado como um segmento do tipo Ferrara com seção transversal constante, implantado a 80% de profundidade no meridiano mais fino de acordo com a abordagem do Nomograma Belin–Ambrósio.</w:t>
+        <w:t>Nesse caso, a lei volumétrica impõe duas opções cirúrgicas:</w:t>
+      </w:r>
+    </w:p>
+    <w:p>
+      <w:pPr>
+        <w:pStyle w:val="ListNumber"/>
+        <w:spacing w:before="40" w:after="80" w:line="276" w:lineRule="auto"/>
+      </w:pPr>
+      <w:r>
+        <w:rPr>
+          <w:rFonts w:ascii="Calibri" w:hAnsi="Calibri"/>
+          <w:b w:val="0"/>
+          <w:i w:val="0"/>
+          <w:color w:val="222222"/>
+          <w:sz w:val="22"/>
+        </w:rPr>
+        <w:t>Usar anéis de espessura extrema (e.g., 300 $\mu m$ ou 350 $\mu m$).</w:t>
+      </w:r>
+    </w:p>
+    <w:p>
+      <w:pPr>
+        <w:pStyle w:val="ListNumber"/>
+        <w:spacing w:before="40" w:after="80" w:line="276" w:lineRule="auto"/>
+      </w:pPr>
+      <w:r>
+        <w:rPr>
+          <w:rFonts w:ascii="Calibri" w:hAnsi="Calibri"/>
+          <w:b w:val="0"/>
+          <w:i w:val="0"/>
+          <w:color w:val="222222"/>
+          <w:sz w:val="22"/>
+        </w:rPr>
+        <w:t>Usar arcos extremamente longos (e.g., 320°).</w:t>
       </w:r>
     </w:p>
     <w:p>
@@ -2957,7 +1817,7 @@
           <w:color w:val="1B365D"/>
           <w:sz w:val="24"/>
         </w:rPr>
-        <w:t>6.4.2 O Paradoxo do Δu_z Negativo</w:t>
+        <w:t>5.4.2 Dissociação de VR e VT</w:t>
       </w:r>
     </w:p>
     <w:p>
@@ -2969,7 +1829,27 @@
           <w:color w:val="222222"/>
           <w:sz w:val="22"/>
         </w:rPr>
-        <w:t>Um achado marcante e inicialmente contra-intuitivo surgiu de todos os oito modelos personalizados: o deslocamento vertical $u_z$ foi negativo em todos os casos. Ou seja, o implante de ICRS produziu um deslocamento descendente da superfície corneana anterior — o ápice moveu-se posteriormente em relação à configuração da linha de base. Essa observação parece contradizer a realidade clínica do aplanamento corneano, no qual a superfície anterior se move em direção a uma configuração menos curva (aparentemente 'elevada').</w:t>
+        <w:t>O desafio cirúrgico supremo na Análise Vetorial é balancear a exigência volumétrica do $V</w:t>
+      </w:r>
+      <w:r>
+        <w:rPr>
+          <w:rFonts w:ascii="Calibri" w:hAnsi="Calibri"/>
+          <w:b w:val="0"/>
+          <w:i/>
+          <w:color w:val="222222"/>
+          <w:sz w:val="22"/>
+        </w:rPr>
+        <w:t>R$ com a exigência tensional de $V</w:t>
+      </w:r>
+      <w:r>
+        <w:rPr>
+          <w:rFonts w:ascii="Calibri" w:hAnsi="Calibri"/>
+          <w:b w:val="0"/>
+          <w:i w:val="0"/>
+          <w:color w:val="222222"/>
+          <w:sz w:val="22"/>
+        </w:rPr>
+        <w:t>T$ (tratada no Capítulo 7). O comprimento de arco amarra os dois vetores. Se aumentarmos o arco de 160° para 320° para maximizar o aplanamento miópico ($V_R$), estamos simultaneamente a espalhar a tensão de redistribuição circunferencial por uma área enorme, abdicando do "punch" mecânico concentrado necessário para tratar altos astigmatismos irregulares.</w:t>
       </w:r>
     </w:p>
     <w:p>
@@ -2981,17 +1861,17 @@
           <w:color w:val="222222"/>
           <w:sz w:val="22"/>
         </w:rPr>
-        <w:t>A resolução desse aparente paradoxo é abordada em detalhes na Seção 6.6. Aqui observamos que o $\Delta u</w:t>
+        <w:t xml:space="preserve">Por este motivo, para um doente com </w:t>
       </w:r>
       <w:r>
         <w:rPr>
           <w:rFonts w:ascii="Calibri" w:hAnsi="Calibri"/>
-          <w:b w:val="0"/>
-          <w:i/>
+          <w:b/>
+          <w:i w:val="0"/>
           <w:color w:val="222222"/>
           <w:sz w:val="22"/>
         </w:rPr>
-        <w:t>z$ negativo é uma consequência do sistema de coordenadas e da sequência de carregamento usada na simulação de FEM. O modelo de linha de base é carregado a 15 mmHg de PIO, criando um deslocamento positivo (anterior) $u</w:t>
+        <w:t>Elevada Miopia E Elevado Astigmatismo</w:t>
       </w:r>
       <w:r>
         <w:rPr>
@@ -3001,980 +1881,7 @@
           <w:color w:val="222222"/>
           <w:sz w:val="22"/>
         </w:rPr>
-        <w:t>z = 360.9$ μm. O implante do ICRS enrijece a córnea localmente, reduzindo sua complacência à carga da PIO. O $u</w:t>
-      </w:r>
-      <w:r>
-        <w:rPr>
-          <w:rFonts w:ascii="Calibri" w:hAnsi="Calibri"/>
-          <w:b w:val="0"/>
-          <w:i/>
-          <w:color w:val="222222"/>
-          <w:sz w:val="22"/>
-        </w:rPr>
-        <w:t>z$ pós-implante é, portanto, menor do que o $u</w:t>
-      </w:r>
-      <w:r>
-        <w:rPr>
-          <w:rFonts w:ascii="Calibri" w:hAnsi="Calibri"/>
-          <w:b w:val="0"/>
-          <w:i w:val="0"/>
-          <w:color w:val="222222"/>
-          <w:sz w:val="22"/>
-        </w:rPr>
-        <w:t>z$ da linha de base, resultando em um $\Delta u_z$ negativo. A córnea não é 'empurrada para baixo' pelo anel; em vez disso, ela 'sobe menos' sob a mesma pressão, o que clinicamente se manifesta como aplanamento.</w:t>
-      </w:r>
-    </w:p>
-    <w:p>
-      <w:pPr>
-        <w:pStyle w:val="Heading3"/>
-      </w:pPr>
-      <w:r/>
-      <w:r>
-        <w:rPr>
-          <w:rFonts w:ascii="Calibri" w:hAnsi="Calibri"/>
-          <w:b w:val="0"/>
-          <w:i w:val="0"/>
-          <w:color w:val="1B365D"/>
-          <w:sz w:val="24"/>
-        </w:rPr>
-        <w:t>6.4.3 Sensibilidade à Paquimetria</w:t>
-      </w:r>
-    </w:p>
-    <w:p>
-      <w:r>
-        <w:rPr>
-          <w:rFonts w:ascii="Calibri" w:hAnsi="Calibri"/>
-          <w:b w:val="0"/>
-          <w:i w:val="0"/>
-          <w:color w:val="222222"/>
-          <w:sz w:val="22"/>
-        </w:rPr>
-        <w:t>Os oito modelos convergidos revelaram uma clara sensibilidade do $V_R$ à espessura corneana. Quando estratificados pela paquimetria mais fina, surgiu o seguinte padrão:</w:t>
-      </w:r>
-    </w:p>
-    <w:p>
-      <w:r>
-        <w:rPr>
-          <w:rFonts w:ascii="Calibri" w:hAnsi="Calibri"/>
-          <w:b/>
-          <w:i w:val="0"/>
-          <w:color w:val="222222"/>
-          <w:sz w:val="22"/>
-        </w:rPr>
-        <w:t>Tabela 6.2.</w:t>
-      </w:r>
-      <w:r>
-        <w:rPr>
-          <w:rFonts w:ascii="Calibri" w:hAnsi="Calibri"/>
-          <w:b w:val="0"/>
-          <w:i w:val="0"/>
-          <w:color w:val="222222"/>
-          <w:sz w:val="22"/>
-        </w:rPr>
-        <w:t xml:space="preserve"> Influência da paquimetria mais fina na magnitude do deslocamento vertical em modelos personalizados.</w:t>
-      </w:r>
-    </w:p>
-    <w:tbl>
-      <w:tblPr>
-        <w:tblW w:type="auto" w:w="0"/>
-        <w:jc w:val="center"/>
-        <w:tblLayout w:type="autofit"/>
-        <w:tblLook w:firstColumn="1" w:firstRow="1" w:lastColumn="0" w:lastRow="0" w:noHBand="0" w:noVBand="1" w:val="04A0"/>
-        <w:tblBorders>
-          <w:top w:val="single" w:sz="4" w:space="0" w:color="CCCCCC"/>
-          <w:bottom w:val="single" w:sz="4" w:space="0" w:color="CCCCCC"/>
-          <w:left w:val="none"/>
-          <w:right w:val="none"/>
-          <w:insideH w:val="single" w:sz="4" w:space="0" w:color="E0E0E0"/>
-          <w:insideV w:val="none"/>
-        </w:tblBorders>
-      </w:tblPr>
-      <w:tblGrid>
-        <w:gridCol w:w="1234"/>
-        <w:gridCol w:w="1234"/>
-        <w:gridCol w:w="1234"/>
-        <w:gridCol w:w="1234"/>
-        <w:gridCol w:w="1234"/>
-        <w:gridCol w:w="1234"/>
-        <w:gridCol w:w="1234"/>
-      </w:tblGrid>
-      <w:tr>
-        <w:tc>
-          <w:tcPr>
-            <w:tcW w:type="dxa" w:w="1234"/>
-            <w:shd w:fill="1B365D"/>
-            <w:tcMar>
-              <w:top w:w="100" w:type="dxa"/>
-              <w:bottom w:w="100" w:type="dxa"/>
-              <w:left w:w="150" w:type="dxa"/>
-              <w:right w:w="150" w:type="dxa"/>
-            </w:tcMar>
-            <w:vAlign w:val="center"/>
-          </w:tcPr>
-          <w:p>
-            <w:pPr>
-              <w:spacing w:before="80" w:after="80"/>
-              <w:jc w:val="left"/>
-            </w:pPr>
-            <w:r>
-              <w:rPr>
-                <w:b/>
-                <w:color w:val="FFFFFF"/>
-              </w:rPr>
-            </w:r>
-            <w:r>
-              <w:rPr>
-                <w:rFonts w:ascii="Calibri" w:hAnsi="Calibri"/>
-                <w:b/>
-                <w:i w:val="0"/>
-                <w:color w:val="FFFFFF"/>
-                <w:sz w:val="21"/>
-              </w:rPr>
-              <w:t>Grupo de Paquimetria</w:t>
-            </w:r>
-          </w:p>
-        </w:tc>
-        <w:tc>
-          <w:tcPr>
-            <w:tcW w:type="dxa" w:w="1234"/>
-            <w:shd w:fill="1B365D"/>
-            <w:tcMar>
-              <w:top w:w="100" w:type="dxa"/>
-              <w:bottom w:w="100" w:type="dxa"/>
-              <w:left w:w="150" w:type="dxa"/>
-              <w:right w:w="150" w:type="dxa"/>
-            </w:tcMar>
-            <w:vAlign w:val="center"/>
-          </w:tcPr>
-          <w:p>
-            <w:pPr>
-              <w:spacing w:before="80" w:after="80"/>
-              <w:jc w:val="center"/>
-            </w:pPr>
-            <w:r>
-              <w:rPr>
-                <w:b/>
-                <w:color w:val="FFFFFF"/>
-              </w:rPr>
-            </w:r>
-            <w:r>
-              <w:rPr>
-                <w:rFonts w:ascii="Calibri" w:hAnsi="Calibri"/>
-                <w:b/>
-                <w:i w:val="0"/>
-                <w:color w:val="FFFFFF"/>
-                <w:sz w:val="21"/>
-              </w:rPr>
-              <w:t>Paquimetria Mais Fina (μm)</w:t>
-            </w:r>
-          </w:p>
-        </w:tc>
-        <w:tc>
-          <w:tcPr>
-            <w:tcW w:type="dxa" w:w="1234"/>
-            <w:shd w:fill="1B365D"/>
-            <w:tcMar>
-              <w:top w:w="100" w:type="dxa"/>
-              <w:bottom w:w="100" w:type="dxa"/>
-              <w:left w:w="150" w:type="dxa"/>
-              <w:right w:w="150" w:type="dxa"/>
-            </w:tcMar>
-            <w:vAlign w:val="center"/>
-          </w:tcPr>
-          <w:p>
-            <w:pPr>
-              <w:spacing w:before="80" w:after="80"/>
-              <w:jc w:val="center"/>
-            </w:pPr>
-            <w:r>
-              <w:rPr>
-                <w:b/>
-                <w:color w:val="FFFFFF"/>
-              </w:rPr>
-            </w:r>
-            <w:r>
-              <w:rPr>
-                <w:rFonts w:ascii="Calibri" w:hAnsi="Calibri"/>
-                <w:b/>
-                <w:i w:val="0"/>
-                <w:color w:val="FFFFFF"/>
-                <w:sz w:val="21"/>
-              </w:rPr>
-              <w:t>n</w:t>
-            </w:r>
-          </w:p>
-        </w:tc>
-        <w:tc>
-          <w:tcPr>
-            <w:tcW w:type="dxa" w:w="1234"/>
-            <w:shd w:fill="1B365D"/>
-            <w:tcMar>
-              <w:top w:w="100" w:type="dxa"/>
-              <w:bottom w:w="100" w:type="dxa"/>
-              <w:left w:w="150" w:type="dxa"/>
-              <w:right w:w="150" w:type="dxa"/>
-            </w:tcMar>
-            <w:vAlign w:val="center"/>
-          </w:tcPr>
-          <w:p>
-            <w:pPr>
-              <w:spacing w:before="80" w:after="80"/>
-              <w:jc w:val="center"/>
-            </w:pPr>
-            <w:r>
-              <w:rPr>
-                <w:b/>
-                <w:color w:val="FFFFFF"/>
-              </w:rPr>
-            </w:r>
-            <w:r>
-              <w:rPr>
-                <w:rFonts w:ascii="Calibri" w:hAnsi="Calibri"/>
-                <w:b/>
-                <w:i w:val="0"/>
-                <w:color w:val="FFFFFF"/>
-                <w:sz w:val="21"/>
-              </w:rPr>
-              <w:t>Média $</w:t>
-            </w:r>
-          </w:p>
-        </w:tc>
-        <w:tc>
-          <w:tcPr>
-            <w:tcW w:type="dxa" w:w="1234"/>
-            <w:shd w:fill="1B365D"/>
-            <w:tcMar>
-              <w:top w:w="100" w:type="dxa"/>
-              <w:bottom w:w="100" w:type="dxa"/>
-              <w:left w:w="150" w:type="dxa"/>
-              <w:right w:w="150" w:type="dxa"/>
-            </w:tcMar>
-            <w:vAlign w:val="center"/>
-          </w:tcPr>
-          <w:p>
-            <w:pPr>
-              <w:spacing w:before="80" w:after="80"/>
-              <w:jc w:val="center"/>
-            </w:pPr>
-            <w:r>
-              <w:rPr>
-                <w:b/>
-                <w:color w:val="FFFFFF"/>
-              </w:rPr>
-            </w:r>
-            <w:r>
-              <w:rPr>
-                <w:rFonts w:ascii="Calibri" w:hAnsi="Calibri"/>
-                <w:b/>
-                <w:i w:val="0"/>
-                <w:color w:val="FFFFFF"/>
-                <w:sz w:val="21"/>
-              </w:rPr>
-              <w:t>\Delta u_z</w:t>
-            </w:r>
-          </w:p>
-        </w:tc>
-        <w:tc>
-          <w:tcPr>
-            <w:tcW w:type="dxa" w:w="1234"/>
-            <w:shd w:fill="1B365D"/>
-            <w:tcMar>
-              <w:top w:w="100" w:type="dxa"/>
-              <w:bottom w:w="100" w:type="dxa"/>
-              <w:left w:w="150" w:type="dxa"/>
-              <w:right w:w="150" w:type="dxa"/>
-            </w:tcMar>
-            <w:vAlign w:val="center"/>
-          </w:tcPr>
-          <w:p>
-            <w:pPr>
-              <w:spacing w:before="80" w:after="80"/>
-              <w:jc w:val="left"/>
-            </w:pPr>
-            <w:r>
-              <w:rPr>
-                <w:b/>
-                <w:color w:val="FFFFFF"/>
-              </w:rPr>
-            </w:r>
-            <w:r>
-              <w:rPr>
-                <w:rFonts w:ascii="Calibri" w:hAnsi="Calibri"/>
-                <w:b/>
-                <w:i w:val="0"/>
-                <w:color w:val="FFFFFF"/>
-                <w:sz w:val="21"/>
-              </w:rPr>
-              <w:t>$ (μm)</w:t>
-            </w:r>
-          </w:p>
-        </w:tc>
-        <w:tc>
-          <w:tcPr>
-            <w:tcW w:type="dxa" w:w="1234"/>
-            <w:shd w:fill="1B365D"/>
-            <w:tcMar>
-              <w:top w:w="100" w:type="dxa"/>
-              <w:bottom w:w="100" w:type="dxa"/>
-              <w:left w:w="150" w:type="dxa"/>
-              <w:right w:w="150" w:type="dxa"/>
-            </w:tcMar>
-            <w:vAlign w:val="center"/>
-          </w:tcPr>
-          <w:p>
-            <w:pPr>
-              <w:spacing w:before="80" w:after="80"/>
-              <w:jc w:val="left"/>
-            </w:pPr>
-            <w:r>
-              <w:rPr>
-                <w:b/>
-                <w:color w:val="FFFFFF"/>
-              </w:rPr>
-            </w:r>
-            <w:r>
-              <w:rPr>
-                <w:rFonts w:ascii="Calibri" w:hAnsi="Calibri"/>
-                <w:b/>
-                <w:i w:val="0"/>
-                <w:color w:val="FFFFFF"/>
-                <w:sz w:val="21"/>
-              </w:rPr>
-              <w:t>DP (μm)</w:t>
-            </w:r>
-          </w:p>
-        </w:tc>
-      </w:tr>
-      <w:tr>
-        <w:tc>
-          <w:tcPr>
-            <w:tcW w:type="dxa" w:w="1234"/>
-            <w:tcMar>
-              <w:top w:w="80" w:type="dxa"/>
-              <w:bottom w:w="80" w:type="dxa"/>
-              <w:left w:w="120" w:type="dxa"/>
-              <w:right w:w="120" w:type="dxa"/>
-            </w:tcMar>
-            <w:vAlign w:val="center"/>
-          </w:tcPr>
-          <w:p>
-            <w:pPr>
-              <w:spacing w:before="80" w:after="80"/>
-              <w:jc w:val="left"/>
-            </w:pPr>
-            <w:r/>
-            <w:r>
-              <w:rPr>
-                <w:rFonts w:ascii="Calibri" w:hAnsi="Calibri"/>
-                <w:b w:val="0"/>
-                <w:i w:val="0"/>
-                <w:color w:val="222222"/>
-                <w:sz w:val="19"/>
-              </w:rPr>
-              <w:t>Fina</w:t>
-            </w:r>
-          </w:p>
-        </w:tc>
-        <w:tc>
-          <w:tcPr>
-            <w:tcW w:type="dxa" w:w="1234"/>
-            <w:tcMar>
-              <w:top w:w="80" w:type="dxa"/>
-              <w:bottom w:w="80" w:type="dxa"/>
-              <w:left w:w="120" w:type="dxa"/>
-              <w:right w:w="120" w:type="dxa"/>
-            </w:tcMar>
-            <w:vAlign w:val="center"/>
-          </w:tcPr>
-          <w:p>
-            <w:pPr>
-              <w:spacing w:before="80" w:after="80"/>
-              <w:jc w:val="center"/>
-            </w:pPr>
-            <w:r/>
-            <w:r>
-              <w:rPr>
-                <w:rFonts w:ascii="Calibri" w:hAnsi="Calibri"/>
-                <w:b w:val="0"/>
-                <w:i w:val="0"/>
-                <w:color w:val="222222"/>
-                <w:sz w:val="19"/>
-              </w:rPr>
-              <w:t>&lt; 430</w:t>
-            </w:r>
-          </w:p>
-        </w:tc>
-        <w:tc>
-          <w:tcPr>
-            <w:tcW w:type="dxa" w:w="1234"/>
-            <w:tcMar>
-              <w:top w:w="80" w:type="dxa"/>
-              <w:bottom w:w="80" w:type="dxa"/>
-              <w:left w:w="120" w:type="dxa"/>
-              <w:right w:w="120" w:type="dxa"/>
-            </w:tcMar>
-            <w:vAlign w:val="center"/>
-          </w:tcPr>
-          <w:p>
-            <w:pPr>
-              <w:spacing w:before="80" w:after="80"/>
-              <w:jc w:val="center"/>
-            </w:pPr>
-            <w:r/>
-            <w:r>
-              <w:rPr>
-                <w:rFonts w:ascii="Calibri" w:hAnsi="Calibri"/>
-                <w:b w:val="0"/>
-                <w:i w:val="0"/>
-                <w:color w:val="222222"/>
-                <w:sz w:val="19"/>
-              </w:rPr>
-              <w:t>3</w:t>
-            </w:r>
-          </w:p>
-        </w:tc>
-        <w:tc>
-          <w:tcPr>
-            <w:tcW w:type="dxa" w:w="1234"/>
-            <w:tcMar>
-              <w:top w:w="80" w:type="dxa"/>
-              <w:bottom w:w="80" w:type="dxa"/>
-              <w:left w:w="120" w:type="dxa"/>
-              <w:right w:w="120" w:type="dxa"/>
-            </w:tcMar>
-            <w:vAlign w:val="center"/>
-          </w:tcPr>
-          <w:p>
-            <w:pPr>
-              <w:spacing w:before="80" w:after="80"/>
-              <w:jc w:val="center"/>
-            </w:pPr>
-            <w:r/>
-            <w:r>
-              <w:rPr>
-                <w:rFonts w:ascii="Calibri" w:hAnsi="Calibri"/>
-                <w:b w:val="0"/>
-                <w:i w:val="0"/>
-                <w:color w:val="222222"/>
-                <w:sz w:val="19"/>
-              </w:rPr>
-              <w:t>34.1</w:t>
-            </w:r>
-          </w:p>
-        </w:tc>
-        <w:tc>
-          <w:tcPr>
-            <w:tcW w:type="dxa" w:w="1234"/>
-            <w:tcMar>
-              <w:top w:w="80" w:type="dxa"/>
-              <w:bottom w:w="80" w:type="dxa"/>
-              <w:left w:w="120" w:type="dxa"/>
-              <w:right w:w="120" w:type="dxa"/>
-            </w:tcMar>
-            <w:vAlign w:val="center"/>
-          </w:tcPr>
-          <w:p>
-            <w:pPr>
-              <w:spacing w:before="80" w:after="80"/>
-              <w:jc w:val="center"/>
-            </w:pPr>
-            <w:r/>
-            <w:r>
-              <w:rPr>
-                <w:rFonts w:ascii="Calibri" w:hAnsi="Calibri"/>
-                <w:b w:val="0"/>
-                <w:i w:val="0"/>
-                <w:color w:val="222222"/>
-                <w:sz w:val="19"/>
-              </w:rPr>
-              <w:t>4.7</w:t>
-            </w:r>
-          </w:p>
-        </w:tc>
-        <w:tc>
-          <w:tcPr>
-            <w:tcW w:type="dxa" w:w="1234"/>
-            <w:tcMar>
-              <w:top w:w="80" w:type="dxa"/>
-              <w:bottom w:w="80" w:type="dxa"/>
-              <w:left w:w="120" w:type="dxa"/>
-              <w:right w:w="120" w:type="dxa"/>
-            </w:tcMar>
-            <w:vAlign w:val="center"/>
-          </w:tcPr>
-          <w:p>
-            <w:pPr>
-              <w:spacing w:before="80" w:after="80"/>
-              <w:jc w:val="left"/>
-            </w:pPr>
-            <w:r/>
-          </w:p>
-        </w:tc>
-        <w:tc>
-          <w:tcPr>
-            <w:tcW w:type="dxa" w:w="1234"/>
-            <w:tcMar>
-              <w:top w:w="80" w:type="dxa"/>
-              <w:bottom w:w="80" w:type="dxa"/>
-              <w:left w:w="120" w:type="dxa"/>
-              <w:right w:w="120" w:type="dxa"/>
-            </w:tcMar>
-            <w:vAlign w:val="center"/>
-          </w:tcPr>
-          <w:p>
-            <w:pPr>
-              <w:spacing w:before="80" w:after="80"/>
-              <w:jc w:val="left"/>
-            </w:pPr>
-            <w:r/>
-          </w:p>
-        </w:tc>
-      </w:tr>
-      <w:tr>
-        <w:tc>
-          <w:tcPr>
-            <w:tcW w:type="dxa" w:w="1234"/>
-            <w:shd w:fill="F2F4F7"/>
-            <w:tcMar>
-              <w:top w:w="80" w:type="dxa"/>
-              <w:bottom w:w="80" w:type="dxa"/>
-              <w:left w:w="120" w:type="dxa"/>
-              <w:right w:w="120" w:type="dxa"/>
-            </w:tcMar>
-            <w:vAlign w:val="center"/>
-          </w:tcPr>
-          <w:p>
-            <w:pPr>
-              <w:spacing w:before="80" w:after="80"/>
-              <w:jc w:val="left"/>
-            </w:pPr>
-            <w:r/>
-            <w:r>
-              <w:rPr>
-                <w:rFonts w:ascii="Calibri" w:hAnsi="Calibri"/>
-                <w:b w:val="0"/>
-                <w:i w:val="0"/>
-                <w:color w:val="222222"/>
-                <w:sz w:val="19"/>
-              </w:rPr>
-              <w:t>Intermediária</w:t>
-            </w:r>
-          </w:p>
-        </w:tc>
-        <w:tc>
-          <w:tcPr>
-            <w:tcW w:type="dxa" w:w="1234"/>
-            <w:shd w:fill="F2F4F7"/>
-            <w:tcMar>
-              <w:top w:w="80" w:type="dxa"/>
-              <w:bottom w:w="80" w:type="dxa"/>
-              <w:left w:w="120" w:type="dxa"/>
-              <w:right w:w="120" w:type="dxa"/>
-            </w:tcMar>
-            <w:vAlign w:val="center"/>
-          </w:tcPr>
-          <w:p>
-            <w:pPr>
-              <w:spacing w:before="80" w:after="80"/>
-              <w:jc w:val="center"/>
-            </w:pPr>
-            <w:r/>
-            <w:r>
-              <w:rPr>
-                <w:rFonts w:ascii="Calibri" w:hAnsi="Calibri"/>
-                <w:b w:val="0"/>
-                <w:i w:val="0"/>
-                <w:color w:val="222222"/>
-                <w:sz w:val="19"/>
-              </w:rPr>
-              <w:t>430–500</w:t>
-            </w:r>
-          </w:p>
-        </w:tc>
-        <w:tc>
-          <w:tcPr>
-            <w:tcW w:type="dxa" w:w="1234"/>
-            <w:shd w:fill="F2F4F7"/>
-            <w:tcMar>
-              <w:top w:w="80" w:type="dxa"/>
-              <w:bottom w:w="80" w:type="dxa"/>
-              <w:left w:w="120" w:type="dxa"/>
-              <w:right w:w="120" w:type="dxa"/>
-            </w:tcMar>
-            <w:vAlign w:val="center"/>
-          </w:tcPr>
-          <w:p>
-            <w:pPr>
-              <w:spacing w:before="80" w:after="80"/>
-              <w:jc w:val="center"/>
-            </w:pPr>
-            <w:r/>
-            <w:r>
-              <w:rPr>
-                <w:rFonts w:ascii="Calibri" w:hAnsi="Calibri"/>
-                <w:b w:val="0"/>
-                <w:i w:val="0"/>
-                <w:color w:val="222222"/>
-                <w:sz w:val="19"/>
-              </w:rPr>
-              <w:t>3</w:t>
-            </w:r>
-          </w:p>
-        </w:tc>
-        <w:tc>
-          <w:tcPr>
-            <w:tcW w:type="dxa" w:w="1234"/>
-            <w:shd w:fill="F2F4F7"/>
-            <w:tcMar>
-              <w:top w:w="80" w:type="dxa"/>
-              <w:bottom w:w="80" w:type="dxa"/>
-              <w:left w:w="120" w:type="dxa"/>
-              <w:right w:w="120" w:type="dxa"/>
-            </w:tcMar>
-            <w:vAlign w:val="center"/>
-          </w:tcPr>
-          <w:p>
-            <w:pPr>
-              <w:spacing w:before="80" w:after="80"/>
-              <w:jc w:val="center"/>
-            </w:pPr>
-            <w:r/>
-            <w:r>
-              <w:rPr>
-                <w:rFonts w:ascii="Calibri" w:hAnsi="Calibri"/>
-                <w:b w:val="0"/>
-                <w:i w:val="0"/>
-                <w:color w:val="222222"/>
-                <w:sz w:val="19"/>
-              </w:rPr>
-              <w:t>31.2</w:t>
-            </w:r>
-          </w:p>
-        </w:tc>
-        <w:tc>
-          <w:tcPr>
-            <w:tcW w:type="dxa" w:w="1234"/>
-            <w:shd w:fill="F2F4F7"/>
-            <w:tcMar>
-              <w:top w:w="80" w:type="dxa"/>
-              <w:bottom w:w="80" w:type="dxa"/>
-              <w:left w:w="120" w:type="dxa"/>
-              <w:right w:w="120" w:type="dxa"/>
-            </w:tcMar>
-            <w:vAlign w:val="center"/>
-          </w:tcPr>
-          <w:p>
-            <w:pPr>
-              <w:spacing w:before="80" w:after="80"/>
-              <w:jc w:val="center"/>
-            </w:pPr>
-            <w:r/>
-            <w:r>
-              <w:rPr>
-                <w:rFonts w:ascii="Calibri" w:hAnsi="Calibri"/>
-                <w:b w:val="0"/>
-                <w:i w:val="0"/>
-                <w:color w:val="222222"/>
-                <w:sz w:val="19"/>
-              </w:rPr>
-              <w:t>3.9</w:t>
-            </w:r>
-          </w:p>
-        </w:tc>
-        <w:tc>
-          <w:tcPr>
-            <w:tcW w:type="dxa" w:w="1234"/>
-            <w:shd w:fill="F2F4F7"/>
-            <w:tcMar>
-              <w:top w:w="80" w:type="dxa"/>
-              <w:bottom w:w="80" w:type="dxa"/>
-              <w:left w:w="120" w:type="dxa"/>
-              <w:right w:w="120" w:type="dxa"/>
-            </w:tcMar>
-            <w:vAlign w:val="center"/>
-          </w:tcPr>
-          <w:p>
-            <w:pPr>
-              <w:spacing w:before="80" w:after="80"/>
-              <w:jc w:val="left"/>
-            </w:pPr>
-            <w:r/>
-          </w:p>
-        </w:tc>
-        <w:tc>
-          <w:tcPr>
-            <w:tcW w:type="dxa" w:w="1234"/>
-            <w:shd w:fill="F2F4F7"/>
-            <w:tcMar>
-              <w:top w:w="80" w:type="dxa"/>
-              <w:bottom w:w="80" w:type="dxa"/>
-              <w:left w:w="120" w:type="dxa"/>
-              <w:right w:w="120" w:type="dxa"/>
-            </w:tcMar>
-            <w:vAlign w:val="center"/>
-          </w:tcPr>
-          <w:p>
-            <w:pPr>
-              <w:spacing w:before="80" w:after="80"/>
-              <w:jc w:val="left"/>
-            </w:pPr>
-            <w:r/>
-          </w:p>
-        </w:tc>
-      </w:tr>
-      <w:tr>
-        <w:tc>
-          <w:tcPr>
-            <w:tcW w:type="dxa" w:w="1234"/>
-            <w:tcMar>
-              <w:top w:w="80" w:type="dxa"/>
-              <w:bottom w:w="80" w:type="dxa"/>
-              <w:left w:w="120" w:type="dxa"/>
-              <w:right w:w="120" w:type="dxa"/>
-            </w:tcMar>
-            <w:vAlign w:val="center"/>
-          </w:tcPr>
-          <w:p>
-            <w:pPr>
-              <w:spacing w:before="80" w:after="80"/>
-              <w:jc w:val="left"/>
-            </w:pPr>
-            <w:r/>
-            <w:r>
-              <w:rPr>
-                <w:rFonts w:ascii="Calibri" w:hAnsi="Calibri"/>
-                <w:b w:val="0"/>
-                <w:i w:val="0"/>
-                <w:color w:val="222222"/>
-                <w:sz w:val="19"/>
-              </w:rPr>
-              <w:t>Espessa</w:t>
-            </w:r>
-          </w:p>
-        </w:tc>
-        <w:tc>
-          <w:tcPr>
-            <w:tcW w:type="dxa" w:w="1234"/>
-            <w:tcMar>
-              <w:top w:w="80" w:type="dxa"/>
-              <w:bottom w:w="80" w:type="dxa"/>
-              <w:left w:w="120" w:type="dxa"/>
-              <w:right w:w="120" w:type="dxa"/>
-            </w:tcMar>
-            <w:vAlign w:val="center"/>
-          </w:tcPr>
-          <w:p>
-            <w:pPr>
-              <w:spacing w:before="80" w:after="80"/>
-              <w:jc w:val="center"/>
-            </w:pPr>
-            <w:r/>
-            <w:r>
-              <w:rPr>
-                <w:rFonts w:ascii="Calibri" w:hAnsi="Calibri"/>
-                <w:b w:val="0"/>
-                <w:i w:val="0"/>
-                <w:color w:val="222222"/>
-                <w:sz w:val="19"/>
-              </w:rPr>
-              <w:t>&gt; 500</w:t>
-            </w:r>
-          </w:p>
-        </w:tc>
-        <w:tc>
-          <w:tcPr>
-            <w:tcW w:type="dxa" w:w="1234"/>
-            <w:tcMar>
-              <w:top w:w="80" w:type="dxa"/>
-              <w:bottom w:w="80" w:type="dxa"/>
-              <w:left w:w="120" w:type="dxa"/>
-              <w:right w:w="120" w:type="dxa"/>
-            </w:tcMar>
-            <w:vAlign w:val="center"/>
-          </w:tcPr>
-          <w:p>
-            <w:pPr>
-              <w:spacing w:before="80" w:after="80"/>
-              <w:jc w:val="center"/>
-            </w:pPr>
-            <w:r/>
-            <w:r>
-              <w:rPr>
-                <w:rFonts w:ascii="Calibri" w:hAnsi="Calibri"/>
-                <w:b w:val="0"/>
-                <w:i w:val="0"/>
-                <w:color w:val="222222"/>
-                <w:sz w:val="19"/>
-              </w:rPr>
-              <w:t>2</w:t>
-            </w:r>
-          </w:p>
-        </w:tc>
-        <w:tc>
-          <w:tcPr>
-            <w:tcW w:type="dxa" w:w="1234"/>
-            <w:tcMar>
-              <w:top w:w="80" w:type="dxa"/>
-              <w:bottom w:w="80" w:type="dxa"/>
-              <w:left w:w="120" w:type="dxa"/>
-              <w:right w:w="120" w:type="dxa"/>
-            </w:tcMar>
-            <w:vAlign w:val="center"/>
-          </w:tcPr>
-          <w:p>
-            <w:pPr>
-              <w:spacing w:before="80" w:after="80"/>
-              <w:jc w:val="center"/>
-            </w:pPr>
-            <w:r/>
-            <w:r>
-              <w:rPr>
-                <w:rFonts w:ascii="Calibri" w:hAnsi="Calibri"/>
-                <w:b w:val="0"/>
-                <w:i w:val="0"/>
-                <w:color w:val="222222"/>
-                <w:sz w:val="19"/>
-              </w:rPr>
-              <w:t>28.5</w:t>
-            </w:r>
-          </w:p>
-        </w:tc>
-        <w:tc>
-          <w:tcPr>
-            <w:tcW w:type="dxa" w:w="1234"/>
-            <w:tcMar>
-              <w:top w:w="80" w:type="dxa"/>
-              <w:bottom w:w="80" w:type="dxa"/>
-              <w:left w:w="120" w:type="dxa"/>
-              <w:right w:w="120" w:type="dxa"/>
-            </w:tcMar>
-            <w:vAlign w:val="center"/>
-          </w:tcPr>
-          <w:p>
-            <w:pPr>
-              <w:spacing w:before="80" w:after="80"/>
-              <w:jc w:val="center"/>
-            </w:pPr>
-            <w:r/>
-            <w:r>
-              <w:rPr>
-                <w:rFonts w:ascii="Calibri" w:hAnsi="Calibri"/>
-                <w:b w:val="0"/>
-                <w:i w:val="0"/>
-                <w:color w:val="222222"/>
-                <w:sz w:val="19"/>
-              </w:rPr>
-              <w:t>2.8</w:t>
-            </w:r>
-          </w:p>
-        </w:tc>
-        <w:tc>
-          <w:tcPr>
-            <w:tcW w:type="dxa" w:w="1234"/>
-            <w:tcMar>
-              <w:top w:w="80" w:type="dxa"/>
-              <w:bottom w:w="80" w:type="dxa"/>
-              <w:left w:w="120" w:type="dxa"/>
-              <w:right w:w="120" w:type="dxa"/>
-            </w:tcMar>
-            <w:vAlign w:val="center"/>
-          </w:tcPr>
-          <w:p>
-            <w:pPr>
-              <w:spacing w:before="80" w:after="80"/>
-              <w:jc w:val="left"/>
-            </w:pPr>
-            <w:r/>
-          </w:p>
-        </w:tc>
-        <w:tc>
-          <w:tcPr>
-            <w:tcW w:type="dxa" w:w="1234"/>
-            <w:tcMar>
-              <w:top w:w="80" w:type="dxa"/>
-              <w:bottom w:w="80" w:type="dxa"/>
-              <w:left w:w="120" w:type="dxa"/>
-              <w:right w:w="120" w:type="dxa"/>
-            </w:tcMar>
-            <w:vAlign w:val="center"/>
-          </w:tcPr>
-          <w:p>
-            <w:pPr>
-              <w:spacing w:before="80" w:after="80"/>
-              <w:jc w:val="left"/>
-            </w:pPr>
-            <w:r/>
-          </w:p>
-        </w:tc>
-      </w:tr>
-    </w:tbl>
-    <w:p>
-      <w:pPr>
-        <w:spacing w:before="120" w:after="120"/>
-      </w:pPr>
-    </w:p>
-    <w:p>
-      <w:r>
-        <w:rPr>
-          <w:rFonts w:ascii="Calibri" w:hAnsi="Calibri"/>
-          <w:b w:val="0"/>
-          <w:i w:val="0"/>
-          <w:color w:val="222222"/>
-          <w:sz w:val="22"/>
-        </w:rPr>
-        <w:t>Córneas mais finas exibiram uma magnitude de deslocamento aproximadamente 20% maior do que córneas mais espessas (34.1 μm versus 28.5 μm). Este achado é mecanicamente intuitivo: uma córnea mais fina oferece menos resistência estrutural à perturbação volumétrica imposta pelo ICRS, e a seção transversal do anel ocupa uma fração proporcionalmente maior da espessura estromal. A concentração de tensão (stress) na interface anel-estroma é correspondentemente mais intensa, produzindo maiores deslocamentos radiais e axiais.</w:t>
-      </w:r>
-    </w:p>
-    <w:p>
-      <w:r>
-        <w:rPr>
-          <w:rFonts w:ascii="Calibri" w:hAnsi="Calibri"/>
-          <w:b w:val="0"/>
-          <w:i w:val="0"/>
-          <w:color w:val="222222"/>
-          <w:sz w:val="22"/>
-        </w:rPr>
-        <w:t>Essa dependência da paquimetria tem implicações importantes para o planejamento cirúrgico. No ceratocone avançado com córneas finas (&lt; 430 μm), a resposta biomecânica ao implante de ICRS é amplificada, significando que seções transversais de anel menores podem alcançar o mesmo efeito de aplanamento que exige seções transversais maiores em córneas mais espessas. Por outro lado, a supercorreção torna-se um risco se a seleção da espessura do anel não levar em conta o perfil paquimétrico do paciente. A geração atual de nomogramas de ICRS considera essa relação empiricamente, mas o modelo vetorial fornece uma base mecânica quantitativa para a sensibilidade paquimétrica observada.</w:t>
-      </w:r>
-    </w:p>
-    <w:p>
-      <w:pPr>
-        <w:pStyle w:val="Heading3"/>
-      </w:pPr>
-      <w:r/>
-      <w:r>
-        <w:rPr>
-          <w:rFonts w:ascii="Calibri" w:hAnsi="Calibri"/>
-          <w:b w:val="0"/>
-          <w:i w:val="0"/>
-          <w:color w:val="1B365D"/>
-          <w:sz w:val="24"/>
-        </w:rPr>
-        <w:t>6.4.4 Mecanismo de Concentração de Tensão</w:t>
-      </w:r>
-    </w:p>
-    <w:p>
-      <w:r>
-        <w:rPr>
-          <w:rFonts w:ascii="Calibri" w:hAnsi="Calibri"/>
-          <w:b w:val="0"/>
-          <w:i w:val="0"/>
-          <w:color w:val="222222"/>
-          <w:sz w:val="22"/>
-        </w:rPr>
-        <w:t>Os mapas de tensão de elementos finitos dos modelos personalizados revelaram que o ICRS não funciona 'empurrando para baixo' o tecido corneano, como às vezes é assumido intuitivamente. Em vez disso, o anel cria uma concentração de tensão (stress) localizada em sua interface com o estroma circundante. A tensão de von Mises no limite anel-estroma foi 3–5 vezes maior do que no tecido circundante, e o campo de tensão decaiu aproximadamente como $1/r^2$ com a distância a partir da superfície do anel.</w:t>
-      </w:r>
-    </w:p>
-    <w:p>
-      <w:r>
-        <w:rPr>
-          <w:rFonts w:ascii="Calibri" w:hAnsi="Calibri"/>
-          <w:b w:val="0"/>
-          <w:i w:val="0"/>
-          <w:color w:val="222222"/>
-          <w:sz w:val="22"/>
-        </w:rPr>
-        <w:t>Esse mecanismo de concentração de tensão explica por que o $V_R$ é sensível à espessura (que determina a rigidez estrutural que resiste à concentração de tensão), mas não ao comprimento do arco (que apenas estende a zona de concentração de tensão para meridianos adicionais sem intensificá-la em nenhum ponto específico). A seção transversal do anel determina a intensidade da perturbação de tensão local; o comprimento do arco determina apenas sua extensão circunferencial.</w:t>
+        <w:t>, usar um único anel de 320° vai achatar o olho, mas falhará em regularizar o astigmatismo. Nesses casos de duplos picos e duplas exigências, os anéis progressivos de arco longo (onde a espessura flutua para forçar torques assimétricos) ou combinações de arcos menores e espessos posicionados simetricamente, tornam-se essenciais.</w:t>
       </w:r>
     </w:p>
     <w:p>
@@ -4004,866 +1911,12 @@
           <w:color w:val="1B365D"/>
           <w:sz w:val="28"/>
         </w:rPr>
-        <w:t>6.5 O Que Modula o V_R?</w:t>
+        <w:t>5.5 Resumo</w:t>
       </w:r>
     </w:p>
     <w:p>
       <w:pPr>
-        <w:pStyle w:val="Heading3"/>
-      </w:pPr>
-      <w:r/>
-      <w:r>
-        <w:rPr>
-          <w:rFonts w:ascii="Calibri" w:hAnsi="Calibri"/>
-          <w:b w:val="0"/>
-          <w:i w:val="0"/>
-          <w:color w:val="1B365D"/>
-          <w:sz w:val="24"/>
-        </w:rPr>
-        <w:t>6.5.1 Espessura Corneana: O Modulador Primário</w:t>
-      </w:r>
-    </w:p>
-    <w:p>
-      <w:r>
-        <w:rPr>
-          <w:rFonts w:ascii="Calibri" w:hAnsi="Calibri"/>
-          <w:b w:val="0"/>
-          <w:i w:val="0"/>
-          <w:color w:val="222222"/>
-          <w:sz w:val="22"/>
-        </w:rPr>
-        <w:t>A evidência combinada do estudo de varredura de arco e dos modelos personalizados identifica a espessura corneana como o modulador isolado mais importante da magnitude do $V_R$. Esta primazia emerge de três linhas convergentes de evidência:</w:t>
-      </w:r>
-    </w:p>
-    <w:p>
-      <w:r>
-        <w:rPr>
-          <w:rFonts w:ascii="Calibri" w:hAnsi="Calibri"/>
-          <w:b w:val="0"/>
-          <w:i w:val="0"/>
-          <w:color w:val="222222"/>
-          <w:sz w:val="22"/>
-        </w:rPr>
-        <w:t>Primeiro, a estratificação paquimétrica dos modelos personalizados (Tabela 6.2) demonstra uma clara relação inversa entre a espessura e a magnitude do deslocamento, com córneas finas (&lt; 430 μm) mostrando $|\Delta u_z|$ 20% maior do que córneas espessas (&gt; 500 μm).</w:t>
-      </w:r>
-    </w:p>
-    <w:p>
-      <w:r>
-        <w:rPr>
-          <w:rFonts w:ascii="Calibri" w:hAnsi="Calibri"/>
-          <w:b w:val="0"/>
-          <w:i w:val="0"/>
-          <w:color w:val="222222"/>
-          <w:sz w:val="22"/>
-        </w:rPr>
-        <w:t>Segundo, análises de sensibilidade paramétrica nas quais apenas a espessura corneana foi variada, mantendo-se todos os outros parâmetros constantes, confirmaram que o $V_R$ escala aproximadamente como $1/h^{1.3}$, onde $h$ é a paquimetria mais fina. Esta relação inversa ligeiramente superlinear reflete o duplo papel da espessura: ela determina tanto a rigidez estrutural do estroma (que escala linearmente com $h$) quanto modula a perturbação volumétrica relativa da seção transversal do anel (que escala como $1/h$), produzindo um expoente de sensibilidade combinado maior que a unidade.</w:t>
-      </w:r>
-    </w:p>
-    <w:p>
-      <w:r>
-        <w:rPr>
-          <w:rFonts w:ascii="Calibri" w:hAnsi="Calibri"/>
-          <w:b w:val="0"/>
-          <w:i w:val="0"/>
-          <w:color w:val="222222"/>
-          <w:sz w:val="22"/>
-        </w:rPr>
-        <w:t>Terceiro, os parâmetros constitutivos do HGO — particularmente a rigidez da fibrila $k_1 = 0.22$ MPa e o parâmetro de dispersão $\kappa = 0.09$ — amplificam o efeito da espessura porque a arquitetura das fibras de colágeno está distribuída ao longo da espessura estromal. Uma córnea mais fina possui menos lamelas para distribuir a tensão induzida pelo anel, levando a uma maior tensão por lamela e, consequentemente, a um maior deslocamento.</w:t>
-      </w:r>
-    </w:p>
-    <w:p>
-      <w:r>
-        <w:rPr>
-          <w:rFonts w:ascii="Calibri" w:hAnsi="Calibri"/>
-          <w:b w:val="0"/>
-          <w:i w:val="0"/>
-          <w:color w:val="222222"/>
-          <w:sz w:val="22"/>
-        </w:rPr>
-        <w:t>A implicação clínica é direta: a paquimetria deve ser a principal variável do paciente considerada ao selecionar a espessura do ICRS para a correção radial. Os nomogramas atuais incorporam essa relação empiricamente por meio de tabelas de seleção de anel baseadas em espessura (Alfonso et al., 2011; Vega-Estrada et al., 2013), mas o modelo vetorial eleva essa regra empírica a um princípio mecânico.</w:t>
-      </w:r>
-    </w:p>
-    <w:p>
-      <w:pPr>
-        <w:pStyle w:val="Heading3"/>
-      </w:pPr>
-      <w:r/>
-      <w:r>
-        <w:rPr>
-          <w:rFonts w:ascii="Calibri" w:hAnsi="Calibri"/>
-          <w:b w:val="0"/>
-          <w:i w:val="0"/>
-          <w:color w:val="1B365D"/>
-          <w:sz w:val="24"/>
-        </w:rPr>
-        <w:t>6.5.2 Profundidade de Implante: O Amplificador</w:t>
-      </w:r>
-    </w:p>
-    <w:p>
-      <w:r>
-        <w:rPr>
-          <w:rFonts w:ascii="Calibri" w:hAnsi="Calibri"/>
-          <w:b w:val="0"/>
-          <w:i w:val="0"/>
-          <w:color w:val="222222"/>
-          <w:sz w:val="22"/>
-        </w:rPr>
-        <w:t>A profundidade na qual o ICRS é posicionado dentro do estroma atua como um modulador secundário — ou, mais precisamente, um amplificador — de $V_R$. Um anel implantado a 80% de profundidade (o protocolo padrão da Ferrara) fica mais próximo da membrana de Descemet e do endotélio, onde as lamelas estromais são arranjadas de forma mais frouxa e o tecido é mais complacente (Winkler et al., 2011). Este posicionamento posterior aumenta o braço de alavanca efetivo sobre o qual a tensão induzida pelo anel atua na superfície anterior, amplificando o deslocamento radial no ápice.</w:t>
-      </w:r>
-    </w:p>
-    <w:p>
-      <w:r>
-        <w:rPr>
-          <w:rFonts w:ascii="Calibri" w:hAnsi="Calibri"/>
-          <w:b w:val="0"/>
-          <w:i w:val="0"/>
-          <w:color w:val="222222"/>
-          <w:sz w:val="22"/>
-        </w:rPr>
-        <w:t>Por outro lado, um implante mais superficial (60–70% de profundidade, como em alguns protocolos do KeraRing) posiciona o anel no estroma anterior mais denso, onde a densidade de fibras de colágeno é maior e a resistência do tecido à deformação é maior. O $V_R$ resultante é menor para a mesma geometria de seção transversal. Esta dependência da profundidade fornece um segundo parâmetro controlável para a modulação cirúrgica del aplanamento radial, independente da espessura do anel.</w:t>
-      </w:r>
-    </w:p>
-    <w:p>
-      <w:r>
-        <w:rPr>
-          <w:rFonts w:ascii="Calibri" w:hAnsi="Calibri"/>
-          <w:b w:val="0"/>
-          <w:i w:val="0"/>
-          <w:color w:val="222222"/>
-          <w:sz w:val="22"/>
-        </w:rPr>
-        <w:t>A interação entre a profundidade e a espessura é multiplicativa em vez de aditiva: uma córnea fina com implante profundo exibe um $V_R$ desproporcionalmente grande porque ambos os fatores agem sinergicamente para reduzir a resistência e amplificar a concentração de tensão. Essa sinergia deve ser considerada no planejamento cirúrgico, particularmente no ceratocone avançado, onde córneas finas e canais de implante profundos podem se combinar para produzir um aplanamento excessivo.</w:t>
-      </w:r>
-    </w:p>
-    <w:p>
-      <w:pPr>
-        <w:pStyle w:val="Heading3"/>
-      </w:pPr>
-      <w:r/>
-      <w:r>
-        <w:rPr>
-          <w:rFonts w:ascii="Calibri" w:hAnsi="Calibri"/>
-          <w:b w:val="0"/>
-          <w:i w:val="0"/>
-          <w:color w:val="1B365D"/>
-          <w:sz w:val="24"/>
-        </w:rPr>
-        <w:t>6.5.3 Comprimento de Arco: Conclusivamente Não é um Modulador</w:t>
-      </w:r>
-    </w:p>
-    <w:p>
-      <w:r>
-        <w:rPr>
-          <w:rFonts w:ascii="Calibri" w:hAnsi="Calibri"/>
-          <w:b w:val="0"/>
-          <w:i w:val="0"/>
-          <w:color w:val="222222"/>
-          <w:sz w:val="22"/>
-        </w:rPr>
-        <w:t>Os dados de varredura de arco apresentados na Seção 6.3 demonstram conclusivamente que o comprimento do arco não modula o $V</w:t>
-      </w:r>
-      <w:r>
-        <w:rPr>
-          <w:rFonts w:ascii="Calibri" w:hAnsi="Calibri"/>
-          <w:b w:val="0"/>
-          <w:i/>
-          <w:color w:val="222222"/>
-          <w:sz w:val="22"/>
-        </w:rPr>
-        <w:t>R$ de nenhuma forma clinicamente significativa. A varredura através de arcos parciais (19.2–19.9 μm) mostra variação menor que 4% e cai dentro da tolerância numérica do resolvedor de elementos finitos. Uma regressão linear de $V</w:t>
-      </w:r>
-      <w:r>
-        <w:rPr>
-          <w:rFonts w:ascii="Calibri" w:hAnsi="Calibri"/>
-          <w:b w:val="0"/>
-          <w:i w:val="0"/>
-          <w:color w:val="222222"/>
-          <w:sz w:val="22"/>
-        </w:rPr>
-        <w:t>R$ em relação ao comprimento do arco para as configurações de arco parcial produz uma inclinação de −0.0009 μm/grau com $R^2 &lt; 0.05$, indicando que não há relação estatisticamente significativa.</w:t>
-      </w:r>
-    </w:p>
-    <w:p>
-      <w:r>
-        <w:rPr>
-          <w:rFonts w:ascii="Calibri" w:hAnsi="Calibri"/>
-          <w:b w:val="0"/>
-          <w:i w:val="0"/>
-          <w:color w:val="222222"/>
-          <w:sz w:val="22"/>
-        </w:rPr>
-        <w:t>Esse achado negativo é tão importante quanto qualquer achado positivo no modelo vetorial. Ele libera o comprimento do arco como uma variável de projeto para a otimização de $V</w:t>
-      </w:r>
-      <w:r>
-        <w:rPr>
-          <w:rFonts w:ascii="Calibri" w:hAnsi="Calibri"/>
-          <w:b w:val="0"/>
-          <w:i/>
-          <w:color w:val="222222"/>
-          <w:sz w:val="22"/>
-        </w:rPr>
-        <w:t>R$, permitindo que ele seja alocado inteiramente para a modulação de $V</w:t>
-      </w:r>
-      <w:r>
-        <w:rPr>
-          <w:rFonts w:ascii="Calibri" w:hAnsi="Calibri"/>
-          <w:b w:val="0"/>
-          <w:i w:val="0"/>
-          <w:color w:val="222222"/>
-          <w:sz w:val="22"/>
-        </w:rPr>
-        <w:t>T$ (onde é a variável de controle dominante, como o Capítulo 7 estabelecerá). O cirurgião que compreende essa independência pode desacoplar os objetivos radiais e tangenciais: selecionar a espessura e a profundidade do anel para alcançar o $V</w:t>
-      </w:r>
-      <w:r>
-        <w:rPr>
-          <w:rFonts w:ascii="Calibri" w:hAnsi="Calibri"/>
-          <w:b w:val="0"/>
-          <w:i/>
-          <w:color w:val="222222"/>
-          <w:sz w:val="22"/>
-        </w:rPr>
-        <w:t>R$ desejado, e depois selecionar o comprimento do arco de forma independente para alcançar o $V</w:t>
-      </w:r>
-      <w:r>
-        <w:rPr>
-          <w:rFonts w:ascii="Calibri" w:hAnsi="Calibri"/>
-          <w:b w:val="0"/>
-          <w:i w:val="0"/>
-          <w:color w:val="222222"/>
-          <w:sz w:val="22"/>
-        </w:rPr>
-        <w:t>T$ desejado, sem se preocupar que a alteração de um comprometa o outro.</w:t>
-      </w:r>
-    </w:p>
-    <w:p>
-      <w:pPr>
-        <w:spacing w:before="240" w:after="240"/>
-        <w:jc w:val="center"/>
-      </w:pPr>
-      <w:r>
-        <w:rPr>
-          <w:rFonts w:ascii="Calibri" w:hAnsi="Calibri"/>
-          <w:color w:val="1B365D"/>
-          <w:sz w:val="24"/>
-        </w:rPr>
-        <w:t>❖   ❖   ❖</w:t>
-      </w:r>
-    </w:p>
-    <w:p>
-      <w:pPr>
-        <w:pStyle w:val="Heading2"/>
-      </w:pPr>
-      <w:r/>
-      <w:r>
-        <w:rPr>
-          <w:rFonts w:ascii="Calibri" w:hAnsi="Calibri"/>
-          <w:b w:val="0"/>
-          <w:i w:val="0"/>
-          <w:color w:val="1B365D"/>
-          <w:sz w:val="28"/>
-        </w:rPr>
-        <w:t>6.6 V_R e o Aplanamento Clínico (ΔK)</w:t>
-      </w:r>
-    </w:p>
-    <w:p>
-      <w:pPr>
-        <w:pStyle w:val="Heading3"/>
-      </w:pPr>
-      <w:r/>
-      <w:r>
-        <w:rPr>
-          <w:rFonts w:ascii="Calibri" w:hAnsi="Calibri"/>
-          <w:b w:val="0"/>
-          <w:i w:val="0"/>
-          <w:color w:val="1B365D"/>
-          <w:sz w:val="24"/>
-        </w:rPr>
-        <w:t>6.6.1 O Paradoxo do Sinal</w:t>
-      </w:r>
-    </w:p>
-    <w:p>
-      <w:r>
-        <w:rPr>
-          <w:rFonts w:ascii="Calibri" w:hAnsi="Calibri"/>
-          <w:b w:val="0"/>
-          <w:i w:val="0"/>
-          <w:color w:val="222222"/>
-          <w:sz w:val="22"/>
-        </w:rPr>
-        <w:t>Uma fonte potencial de confusão na interpretação dos resultados de elementos finitos é a aparente contradição entre o sinal do deslocamento vertical e a direção do aplanamento clínico. Em todas as simulações, o $\Delta u_z$ é negativo: a superfície corneana anterior desloca-se posteriormente (para baixo) em relação à linha de base pré-implante. No entanto, a experiência clínica mostra uniformemente que o implante de ICRS produz aplanamento corneano, o qual é descrito como um resultado terapêutico positivo associado à redução do poder ceratométrico.</w:t>
-      </w:r>
-    </w:p>
-    <w:p>
-      <w:r>
-        <w:rPr>
-          <w:rFonts w:ascii="Calibri" w:hAnsi="Calibri"/>
-          <w:b w:val="0"/>
-          <w:i w:val="0"/>
-          <w:color w:val="222222"/>
-          <w:sz w:val="22"/>
-        </w:rPr>
-        <w:t>A resolução reside na distinção entre deslocamento e curvatura. O aplanamento não é um fenômeno de deslocamento; é um fenômeno de curvatura. O poder ceratométrico $K$ é determinado pelo raio de curvatura $R$ da superfície anterior, não pela posição absoluta da superfície no espaço. Quando o ICRS enrijece a córnea localmente, o tecido 'sobe menos' sob a carga da PIO — o ápice não atinge a mesma altura que alcançaria sem o anel. Esse deslocamento apical reduzido significa que a superfície é menos curva, embora sua posição absoluta seja inferior à da linha de base.</w:t>
-      </w:r>
-    </w:p>
-    <w:p>
-      <w:pPr>
-        <w:pStyle w:val="Heading3"/>
-      </w:pPr>
-      <w:r/>
-      <w:r>
-        <w:rPr>
-          <w:rFonts w:ascii="Calibri" w:hAnsi="Calibri"/>
-          <w:b w:val="0"/>
-          <w:i w:val="0"/>
-          <w:color w:val="1B365D"/>
-          <w:sz w:val="24"/>
-        </w:rPr>
-        <w:t>6.6.2 Curvatura Versus Deslocamento</w:t>
-      </w:r>
-    </w:p>
-    <w:p>
-      <w:r>
-        <w:rPr>
-          <w:rFonts w:ascii="Calibri" w:hAnsi="Calibri"/>
-          <w:b w:val="0"/>
-          <w:i w:val="0"/>
-          <w:color w:val="222222"/>
-          <w:sz w:val="22"/>
-        </w:rPr>
-        <w:t>Para formalizar essa distinção, considere a superfície corneana anterior como um paraboloide rotacionalmente simétrico com elevação apical $h$ e semidiâmetro $a$. O raio de curvatura no ápice é:</w:t>
-      </w:r>
-    </w:p>
-    <w:p>
-      <w:r>
-        <w:rPr>
-          <w:rFonts w:ascii="Calibri" w:hAnsi="Calibri"/>
-          <w:b w:val="0"/>
-          <w:i w:val="0"/>
-          <w:color w:val="222222"/>
-          <w:sz w:val="22"/>
-        </w:rPr>
-        <w:t>$$R = \frac{a^2}{2h}$$</w:t>
-      </w:r>
-    </w:p>
-    <w:p>
-      <w:r>
-        <w:rPr>
-          <w:rFonts w:ascii="Calibri" w:hAnsi="Calibri"/>
-          <w:b w:val="0"/>
-          <w:i w:val="0"/>
-          <w:color w:val="222222"/>
-          <w:sz w:val="22"/>
-        </w:rPr>
-        <w:t>Quando o ICRS reduz a elevação apical de $h</w:t>
-      </w:r>
-      <w:r>
-        <w:rPr>
-          <w:rFonts w:ascii="Calibri" w:hAnsi="Calibri"/>
-          <w:b w:val="0"/>
-          <w:i/>
-          <w:color w:val="222222"/>
-          <w:sz w:val="22"/>
-        </w:rPr>
-        <w:t>0$ para $h</w:t>
-      </w:r>
-      <w:r>
-        <w:rPr>
-          <w:rFonts w:ascii="Calibri" w:hAnsi="Calibri"/>
-          <w:b w:val="0"/>
-          <w:i w:val="0"/>
-          <w:color w:val="222222"/>
-          <w:sz w:val="22"/>
-        </w:rPr>
-        <w:t>1$ (onde $h</w:t>
-      </w:r>
-      <w:r>
-        <w:rPr>
-          <w:rFonts w:ascii="Calibri" w:hAnsi="Calibri"/>
-          <w:b w:val="0"/>
-          <w:i/>
-          <w:color w:val="222222"/>
-          <w:sz w:val="22"/>
-        </w:rPr>
-        <w:t>1 &lt; h</w:t>
-      </w:r>
-      <w:r>
-        <w:rPr>
-          <w:rFonts w:ascii="Calibri" w:hAnsi="Calibri"/>
-          <w:b w:val="0"/>
-          <w:i w:val="0"/>
-          <w:color w:val="222222"/>
-          <w:sz w:val="22"/>
-        </w:rPr>
-        <w:t>0$, correspondendo ao $\Delta u</w:t>
-      </w:r>
-      <w:r>
-        <w:rPr>
-          <w:rFonts w:ascii="Calibri" w:hAnsi="Calibri"/>
-          <w:b w:val="0"/>
-          <w:i/>
-          <w:color w:val="222222"/>
-          <w:sz w:val="22"/>
-        </w:rPr>
-        <w:t>z$ negativo), o raio de curvatura aumenta de $R</w:t>
-      </w:r>
-      <w:r>
-        <w:rPr>
-          <w:rFonts w:ascii="Calibri" w:hAnsi="Calibri"/>
-          <w:b w:val="0"/>
-          <w:i w:val="0"/>
-          <w:color w:val="222222"/>
-          <w:sz w:val="22"/>
-        </w:rPr>
-        <w:t>0$ para $R_1$:</w:t>
-      </w:r>
-    </w:p>
-    <w:p>
-      <w:r>
-        <w:rPr>
-          <w:rFonts w:ascii="Calibri" w:hAnsi="Calibri"/>
-          <w:b w:val="0"/>
-          <w:i w:val="0"/>
-          <w:color w:val="222222"/>
-          <w:sz w:val="22"/>
-        </w:rPr>
-        <w:t>$$R</w:t>
-      </w:r>
-      <w:r>
-        <w:rPr>
-          <w:rFonts w:ascii="Calibri" w:hAnsi="Calibri"/>
-          <w:b w:val="0"/>
-          <w:i/>
-          <w:color w:val="222222"/>
-          <w:sz w:val="22"/>
-        </w:rPr>
-        <w:t>1 = \frac{a^2}{2h</w:t>
-      </w:r>
-      <w:r>
-        <w:rPr>
-          <w:rFonts w:ascii="Calibri" w:hAnsi="Calibri"/>
-          <w:b w:val="0"/>
-          <w:i w:val="0"/>
-          <w:color w:val="222222"/>
-          <w:sz w:val="22"/>
-        </w:rPr>
-        <w:t>1} &gt; \frac{a^2}{2h</w:t>
-      </w:r>
-      <w:r>
-        <w:rPr>
-          <w:rFonts w:ascii="Calibri" w:hAnsi="Calibri"/>
-          <w:b w:val="0"/>
-          <w:i/>
-          <w:color w:val="222222"/>
-          <w:sz w:val="22"/>
-        </w:rPr>
-        <w:t>0} = R</w:t>
-      </w:r>
-      <w:r>
-        <w:rPr>
-          <w:rFonts w:ascii="Calibri" w:hAnsi="Calibri"/>
-          <w:b w:val="0"/>
-          <w:i w:val="0"/>
-          <w:color w:val="222222"/>
-          <w:sz w:val="22"/>
-        </w:rPr>
-        <w:t>0$$</w:t>
-      </w:r>
-    </w:p>
-    <w:p>
-      <w:r>
-        <w:rPr>
-          <w:rFonts w:ascii="Calibri" w:hAnsi="Calibri"/>
-          <w:b w:val="0"/>
-          <w:i w:val="0"/>
-          <w:color w:val="222222"/>
-          <w:sz w:val="22"/>
-        </w:rPr>
-        <w:t>O poder ceratométrico diminui correspondentemente:</w:t>
-      </w:r>
-    </w:p>
-    <w:p>
-      <w:r>
-        <w:rPr>
-          <w:rFonts w:ascii="Calibri" w:hAnsi="Calibri"/>
-          <w:b w:val="0"/>
-          <w:i w:val="0"/>
-          <w:color w:val="222222"/>
-          <w:sz w:val="22"/>
-        </w:rPr>
-        <w:t>$$\Delta K = \frac{(n-1)}{R</w:t>
-      </w:r>
-      <w:r>
-        <w:rPr>
-          <w:rFonts w:ascii="Calibri" w:hAnsi="Calibri"/>
-          <w:b w:val="0"/>
-          <w:i/>
-          <w:color w:val="222222"/>
-          <w:sz w:val="22"/>
-        </w:rPr>
-        <w:t>1} - \frac{(n-1)}{R</w:t>
-      </w:r>
-      <w:r>
-        <w:rPr>
-          <w:rFonts w:ascii="Calibri" w:hAnsi="Calibri"/>
-          <w:b w:val="0"/>
-          <w:i w:val="0"/>
-          <w:color w:val="222222"/>
-          <w:sz w:val="22"/>
-        </w:rPr>
-        <w:t>0} &lt; 0$$</w:t>
-      </w:r>
-    </w:p>
-    <w:p>
-      <w:r>
-        <w:rPr>
-          <w:rFonts w:ascii="Calibri" w:hAnsi="Calibri"/>
-          <w:b w:val="0"/>
-          <w:i w:val="0"/>
-          <w:color w:val="222222"/>
-          <w:sz w:val="22"/>
-        </w:rPr>
-        <w:t>Assim, um $\Delta u_z$ negativo (deslocamento posterior do ápice) produz um $\Delta K$ negativo (redução no poder dióptrico), que é precisamente o efeito de aplanamento clínico. A convenção de sinais é internamente consistente; a confusão surge apenas quando o deslocamento é informalmente equiparado à curvatura sem levar em conta os seus significados geométricos distintos.</w:t>
-      </w:r>
-    </w:p>
-    <w:p>
-      <w:pPr>
-        <w:pStyle w:val="Heading3"/>
-      </w:pPr>
-      <w:r/>
-      <w:r>
-        <w:rPr>
-          <w:rFonts w:ascii="Calibri" w:hAnsi="Calibri"/>
-          <w:b w:val="0"/>
-          <w:i w:val="0"/>
-          <w:color w:val="1B365D"/>
-          <w:sz w:val="24"/>
-        </w:rPr>
-        <w:t>6.6.3 Correspondência Quantitativa</w:t>
-      </w:r>
-    </w:p>
-    <w:p>
-      <w:r>
-        <w:rPr>
-          <w:rFonts w:ascii="Calibri" w:hAnsi="Calibri"/>
-          <w:b w:val="0"/>
-          <w:i w:val="0"/>
-          <w:color w:val="222222"/>
-          <w:sz w:val="22"/>
-        </w:rPr>
-        <w:t>O modelo de linha de base ($u</w:t>
-      </w:r>
-      <w:r>
-        <w:rPr>
-          <w:rFonts w:ascii="Calibri" w:hAnsi="Calibri"/>
-          <w:b w:val="0"/>
-          <w:i/>
-          <w:color w:val="222222"/>
-          <w:sz w:val="22"/>
-        </w:rPr>
-        <w:t>z = 360.9$ μm, sem anel) corresponde a um poder corneano de aproximadamente 43–44 D para uma córnea normal ou 48–54 D para uma córnea com ceratocone, dependendo do diâmetro e asfericidade corneanos. O modelo ICRS 360° ($u</w:t>
-      </w:r>
-      <w:r>
-        <w:rPr>
-          <w:rFonts w:ascii="Calibri" w:hAnsi="Calibri"/>
-          <w:b w:val="0"/>
-          <w:i w:val="0"/>
-          <w:color w:val="222222"/>
-          <w:sz w:val="22"/>
-        </w:rPr>
-        <w:t>z = 125.9$ μm) representa uma redução de 65% no deslocamento apical, o que corresponderia a um aplanamento massivo — consistente com o efeito irrealisticamente grande esperado de um anel circunferencial completo que nunca é usado clinicamente.</w:t>
-      </w:r>
-    </w:p>
-    <w:p>
-      <w:r>
-        <w:rPr>
-          <w:rFonts w:ascii="Calibri" w:hAnsi="Calibri"/>
-          <w:b w:val="0"/>
-          <w:i w:val="0"/>
-          <w:color w:val="222222"/>
-          <w:sz w:val="22"/>
-        </w:rPr>
-        <w:t>As configurações de arco parcial produzem valores de $\Delta u</w:t>
-      </w:r>
-      <w:r>
-        <w:rPr>
-          <w:rFonts w:ascii="Calibri" w:hAnsi="Calibri"/>
-          <w:b w:val="0"/>
-          <w:i/>
-          <w:color w:val="222222"/>
-          <w:sz w:val="22"/>
-        </w:rPr>
-        <w:t>z$ mais modestos (reduções de 1.6–5.1% em relação à linha de base), correspondendo a valores de $\Delta K$ na faixa de 1–4 D — bem dentro da faixa clínica relatada para o implante de ICRS de segmento único (Torquetti et al., 2014; Peris-Martínez et al., 2021). Essa correspondência quantitativa entre as predições de elementos finitos e os resultados clínicos publicados fornece validação externa para a metodologia de extração de $V</w:t>
-      </w:r>
-      <w:r>
-        <w:rPr>
-          <w:rFonts w:ascii="Calibri" w:hAnsi="Calibri"/>
-          <w:b w:val="0"/>
-          <w:i w:val="0"/>
-          <w:color w:val="222222"/>
-          <w:sz w:val="22"/>
-        </w:rPr>
-        <w:t>R$ e apoia seu uso como métrica de planejamento.</w:t>
-      </w:r>
-    </w:p>
-    <w:p>
-      <w:r>
-        <w:rPr>
-          <w:rFonts w:ascii="Calibri" w:hAnsi="Calibri"/>
-          <w:b w:val="0"/>
-          <w:i w:val="0"/>
-          <w:color w:val="222222"/>
-          <w:sz w:val="22"/>
-        </w:rPr>
-        <w:t>O vetor $V</w:t>
-      </w:r>
-      <w:r>
-        <w:rPr>
-          <w:rFonts w:ascii="Calibri" w:hAnsi="Calibri"/>
-          <w:b w:val="0"/>
-          <w:i/>
-          <w:color w:val="222222"/>
-          <w:sz w:val="22"/>
-        </w:rPr>
-        <w:t>R$, assim, serve como o tradutor biomecânico entre o que o cirurgião implanta (um anel de seção transversal e profundidade conhecidas) e o que o paciente experimenta (uma alteração na refração devido à modificação da curvatura). Ao calcular o $V</w:t>
-      </w:r>
-      <w:r>
-        <w:rPr>
-          <w:rFonts w:ascii="Calibri" w:hAnsi="Calibri"/>
-          <w:b w:val="0"/>
-          <w:i w:val="0"/>
-          <w:color w:val="222222"/>
-          <w:sz w:val="22"/>
-        </w:rPr>
-        <w:t>R$ no pré-operatório a partir de modelos de elementos finitos personalizados do paciente, o cirurgião pode prever o aplanamento esperado e ajustar os parâmetros do anel correspondentemente, passando de nomogramas empíricos para um planejamento cirúrgico fundamentado na mecânica.</w:t>
-      </w:r>
-    </w:p>
-    <w:p>
-      <w:pPr>
-        <w:spacing w:before="240" w:after="240"/>
-        <w:jc w:val="center"/>
-      </w:pPr>
-      <w:r>
-        <w:rPr>
-          <w:rFonts w:ascii="Calibri" w:hAnsi="Calibri"/>
-          <w:color w:val="1B365D"/>
-          <w:sz w:val="24"/>
-        </w:rPr>
-        <w:t>❖   ❖   ❖</w:t>
-      </w:r>
-    </w:p>
-    <w:p>
-      <w:pPr>
-        <w:pStyle w:val="Heading2"/>
-      </w:pPr>
-      <w:r/>
-      <w:r>
-        <w:rPr>
-          <w:rFonts w:ascii="Calibri" w:hAnsi="Calibri"/>
-          <w:b w:val="0"/>
-          <w:i w:val="0"/>
-          <w:color w:val="1B365D"/>
-          <w:sz w:val="28"/>
-        </w:rPr>
-        <w:t>6.7 Implicações Clínicas</w:t>
-      </w:r>
-    </w:p>
-    <w:p>
-      <w:pPr>
-        <w:pStyle w:val="Heading3"/>
-      </w:pPr>
-      <w:r/>
-      <w:r>
-        <w:rPr>
-          <w:rFonts w:ascii="Calibri" w:hAnsi="Calibri"/>
-          <w:b w:val="0"/>
-          <w:i w:val="0"/>
-          <w:color w:val="1B365D"/>
-          <w:sz w:val="24"/>
-        </w:rPr>
-        <w:t>6.7.1 Quando o V_R Deve Dominar o Plano Cirúrgico</w:t>
-      </w:r>
-    </w:p>
-    <w:p>
-      <w:r>
-        <w:rPr>
-          <w:rFonts w:ascii="Calibri" w:hAnsi="Calibri"/>
-          <w:b w:val="0"/>
-          <w:i w:val="0"/>
-          <w:color w:val="222222"/>
-          <w:sz w:val="22"/>
-        </w:rPr>
-        <w:t>O modelo de decomposição vetorial permite uma mudança de paradigma no planejamento de ICRS: em vez de selecionar os parâmetros do anel a partir de um nomograma monolítico, o cirurgião identifica qual componente vetorial deve dominar o efeito terapêutico e otimiza essa componente de forma independente. O $V_R$ deve ser o objetivo de planejamento dominante quando a apresentação clínica é caracterizada por:</w:t>
-      </w:r>
-    </w:p>
-    <w:p>
-      <w:r>
-        <w:rPr>
-          <w:rFonts w:ascii="Calibri" w:hAnsi="Calibri"/>
-          <w:b/>
-          <w:i w:val="0"/>
-          <w:color w:val="222222"/>
-          <w:sz w:val="22"/>
-        </w:rPr>
-        <w:t>Ceratocone simétrico central.</w:t>
-      </w:r>
-      <w:r>
-        <w:rPr>
-          <w:rFonts w:ascii="Calibri" w:hAnsi="Calibri"/>
-          <w:b w:val="0"/>
-          <w:i w:val="0"/>
-          <w:color w:val="222222"/>
-          <w:sz w:val="22"/>
-        </w:rPr>
-        <w:t xml:space="preserve"> Quando o ápice do cone está centrado ou quase centrado e a ectasia é aproximadamente simétrica entre os meridianos, a aberração óptica primária é o excesso de poder esférico em vez da assimetria meridional. Nesse cenário, o aplanamento radial uniforme é a necessidade terapêutico primário, e o $V_R$ é a variável de controle relevante.</w:t>
-      </w:r>
-    </w:p>
-    <w:p>
-      <w:r>
-        <w:rPr>
-          <w:rFonts w:ascii="Calibri" w:hAnsi="Calibri"/>
-          <w:b/>
-          <w:i w:val="0"/>
-          <w:color w:val="222222"/>
-          <w:sz w:val="22"/>
-        </w:rPr>
-        <w:t>Valores elevados de K mais curvo (K-steep / K-max).</w:t>
-      </w:r>
-      <w:r>
-        <w:rPr>
-          <w:rFonts w:ascii="Calibri" w:hAnsi="Calibri"/>
-          <w:b w:val="0"/>
-          <w:i w:val="0"/>
-          <w:color w:val="222222"/>
-          <w:sz w:val="22"/>
-        </w:rPr>
-        <w:t xml:space="preserve"> Pacientes com $K</w:t>
-      </w:r>
-      <w:r>
-        <w:rPr>
-          <w:rFonts w:ascii="Calibri" w:hAnsi="Calibri"/>
-          <w:b w:val="0"/>
-          <w:i/>
-          <w:color w:val="222222"/>
-          <w:sz w:val="22"/>
-        </w:rPr>
-        <w:t>{max}$ excedendo 52 D requerem um aplanamento substancial para alcançar a reabilitação visual funcional. Como o $V</w:t>
-      </w:r>
-      <w:r>
-        <w:rPr>
-          <w:rFonts w:ascii="Calibri" w:hAnsi="Calibri"/>
-          <w:b w:val="0"/>
-          <w:i w:val="0"/>
-          <w:color w:val="222222"/>
-          <w:sz w:val="22"/>
-        </w:rPr>
-        <w:t>R$ é a componente vetorial que governa diretamente a redução da curvatura, maximizar o $V_R$ (por meio de espessura de anel e profundidade de implante adequadas) deve ser a prioridade cirúrgica.</w:t>
-      </w:r>
-    </w:p>
-    <w:p>
-      <w:r>
-        <w:rPr>
-          <w:rFonts w:ascii="Calibri" w:hAnsi="Calibri"/>
-          <w:b/>
-          <w:i w:val="0"/>
-          <w:color w:val="222222"/>
-          <w:sz w:val="22"/>
-        </w:rPr>
-        <w:t>Astigmatismo alinhado.</w:t>
-      </w:r>
-      <w:r>
-        <w:rPr>
-          <w:rFonts w:ascii="Calibri" w:hAnsi="Calibri"/>
-          <w:b w:val="0"/>
-          <w:i w:val="0"/>
-          <w:color w:val="222222"/>
-          <w:sz w:val="22"/>
-        </w:rPr>
-        <w:t xml:space="preserve"> Quando o eixo astigmático está alinhado com o meridiano mais curvo (como é típico no astigmatismo regular associado ao ceratocone central), a correção pode ser alcançada principalmente através do aplanamento radial no meridiano mais curvo. Em contraste, o astigmatismo irregular ou oblíquo requer redistribuição tangencial ($V</w:t>
-      </w:r>
-      <w:r>
-        <w:rPr>
-          <w:rFonts w:ascii="Calibri" w:hAnsi="Calibri"/>
-          <w:b w:val="0"/>
-          <w:i/>
-          <w:color w:val="222222"/>
-          <w:sz w:val="22"/>
-        </w:rPr>
-        <w:t>T$) ou reequilíbrio torsional ($V</w:t>
-      </w:r>
-      <w:r>
-        <w:rPr>
-          <w:rFonts w:ascii="Calibri" w:hAnsi="Calibri"/>
-          <w:b w:val="0"/>
-          <w:i w:val="0"/>
-          <w:color w:val="222222"/>
-          <w:sz w:val="22"/>
-        </w:rPr>
-        <w:t>\tau$), conforme discutido nos Capítulos 7 e 8, respectivamente.</w:t>
-      </w:r>
-    </w:p>
-    <w:p>
-      <w:pPr>
-        <w:pStyle w:val="Heading3"/>
-      </w:pPr>
-      <w:r/>
-      <w:r>
-        <w:rPr>
-          <w:rFonts w:ascii="Calibri" w:hAnsi="Calibri"/>
-          <w:b w:val="0"/>
-          <w:i w:val="0"/>
-          <w:color w:val="1B365D"/>
-          <w:sz w:val="24"/>
-        </w:rPr>
-        <w:t>6.7.2 Espessura do Anel: O Controle Cirúrgico Primário para V_R</w:t>
-      </w:r>
-    </w:p>
-    <w:p>
-      <w:r>
-        <w:rPr>
-          <w:rFonts w:ascii="Calibri" w:hAnsi="Calibri"/>
-          <w:b w:val="0"/>
-          <w:i w:val="0"/>
-          <w:color w:val="222222"/>
-          <w:sz w:val="22"/>
-        </w:rPr>
-        <w:t>Dada a demonstrada insensibilidade do $V</w:t>
-      </w:r>
-      <w:r>
-        <w:rPr>
-          <w:rFonts w:ascii="Calibri" w:hAnsi="Calibri"/>
-          <w:b w:val="0"/>
-          <w:i/>
-          <w:color w:val="222222"/>
-          <w:sz w:val="22"/>
-        </w:rPr>
-        <w:t>R$ ao comprimento do arco e sua forte dependência da espessura corneana e profundidade de implante, a espessura da seção transversal do anel surge como a principal alavanca cirúrgica para controlar o aplanamento radial. A faixa de espessura clinicamente disponível para anéis do tipo Ferrara é de 150–350 μm, sendo 200 μm e 250 μm os tamanhos mais comumente utilizados. Dentro dessa faixa, anéis mais espessos produzem maior perturbação volumétrica e um $V</w:t>
-      </w:r>
-      <w:r>
-        <w:rPr>
-          <w:rFonts w:ascii="Calibri" w:hAnsi="Calibri"/>
-          <w:b w:val="0"/>
-          <w:i w:val="0"/>
-          <w:color w:val="222222"/>
-          <w:sz w:val="22"/>
-        </w:rPr>
-        <w:t>R$ correspondentemente maior.</w:t>
-      </w:r>
-    </w:p>
-    <w:p>
-      <w:r>
-        <w:rPr>
-          <w:rFonts w:ascii="Calibri" w:hAnsi="Calibri"/>
-          <w:b w:val="0"/>
-          <w:i w:val="0"/>
-          <w:color w:val="222222"/>
-          <w:sz w:val="22"/>
-        </w:rPr>
-        <w:t>A espessura ideal do anel para um determinado paciente deve ser selecionada considerando-se a interação com a paquimetria:</w:t>
-      </w:r>
-    </w:p>
-    <w:p>
-      <w:pPr>
-        <w:pStyle w:val="ListBullet"/>
+        <w:pStyle w:val="ListNumber"/>
         <w:spacing w:before="40" w:after="80" w:line="276" w:lineRule="auto"/>
       </w:pPr>
       <w:r>
@@ -4874,12 +1927,12 @@
           <w:color w:val="222222"/>
           <w:sz w:val="22"/>
         </w:rPr>
-        <w:t>Para córneas finas (&lt; 430 μm): uma espessura de anel de 150–200 μm pode ser suficiente, dada a resposta biomecânica amplificada do tecido fino.</w:t>
+        <w:t>O vetor radial ($V_R$) codifica a mudança no poder dióptrico esférico (aplanamento central) induzida pelo anel.</w:t>
       </w:r>
     </w:p>
     <w:p>
       <w:pPr>
-        <w:pStyle w:val="ListBullet"/>
+        <w:pStyle w:val="ListNumber"/>
         <w:spacing w:before="40" w:after="80" w:line="276" w:lineRule="auto"/>
       </w:pPr>
       <w:r>
@@ -4890,12 +1943,32 @@
           <w:color w:val="222222"/>
           <w:sz w:val="22"/>
         </w:rPr>
-        <w:t>Para córneas intermediárias (430–500 μm): uma espessura de anel de 200–250 μm fornece um efeito de aplanamento equilibrado.</w:t>
+        <w:t xml:space="preserve">O seu mecanismo base é </w:t>
+      </w:r>
+      <w:r>
+        <w:rPr>
+          <w:rFonts w:ascii="Calibri" w:hAnsi="Calibri"/>
+          <w:b/>
+          <w:i w:val="0"/>
+          <w:color w:val="222222"/>
+          <w:sz w:val="22"/>
+        </w:rPr>
+        <w:t>Volumétrico</w:t>
+      </w:r>
+      <w:r>
+        <w:rPr>
+          <w:rFonts w:ascii="Calibri" w:hAnsi="Calibri"/>
+          <w:b w:val="0"/>
+          <w:i w:val="0"/>
+          <w:color w:val="222222"/>
+          <w:sz w:val="22"/>
+        </w:rPr>
+        <w:t>: atua como um poste de uma tenda levantando a periferia e achatando o centro.</w:t>
       </w:r>
     </w:p>
     <w:p>
       <w:pPr>
-        <w:pStyle w:val="ListBullet"/>
+        <w:pStyle w:val="ListNumber"/>
         <w:spacing w:before="40" w:after="80" w:line="276" w:lineRule="auto"/>
       </w:pPr>
       <w:r>
@@ -4906,77 +1979,17 @@
           <w:color w:val="222222"/>
           <w:sz w:val="22"/>
         </w:rPr>
-        <w:t>Para córneas espessas (&gt; 500 μm): uma espessura de anel de 250–350 μm pode ser necessária para superar a maior resistência estrutural do estroma mais espesso, assumindo que o objetivo clínico seja um aplanamento radial substancial.</w:t>
+        <w:t xml:space="preserve">A magnitude do aplanamento é diretamente proporcional ao </w:t>
       </w:r>
-    </w:p>
-    <w:p>
       <w:r>
         <w:rPr>
           <w:rFonts w:ascii="Calibri" w:hAnsi="Calibri"/>
-          <w:b w:val="0"/>
+          <w:b/>
           <w:i w:val="0"/>
           <w:color w:val="222222"/>
           <w:sz w:val="22"/>
         </w:rPr>
-        <w:t>Essas recomendações, derivadas da análise de elementos finitos, são consistentes com a observação empírica de que a subcorreção é mais comum em córneas espessas e a supercorreção mais comum em córneas finas (Alfonso et al., 2011). O modelo vetorial fornece a justificativa mecânica para esse padrão clínico e oferece uma base quantitativa para refinar a seleção do anel além das tabelas de nomogramas atuais.</w:t>
-      </w:r>
-    </w:p>
-    <w:p>
-      <w:pPr>
-        <w:pStyle w:val="Heading3"/>
-      </w:pPr>
-      <w:r/>
-      <w:r>
-        <w:rPr>
-          <w:rFonts w:ascii="Calibri" w:hAnsi="Calibri"/>
-          <w:b w:val="0"/>
-          <w:i w:val="0"/>
-          <w:color w:val="1B365D"/>
-          <w:sz w:val="24"/>
-        </w:rPr>
-        <w:t>6.7.3 Integração com o Planejamento de V</w:t>
-      </w:r>
-      <w:r>
-        <w:rPr>
-          <w:rFonts w:ascii="Calibri" w:hAnsi="Calibri"/>
-          <w:b w:val="0"/>
-          <w:i/>
-          <w:color w:val="1B365D"/>
-          <w:sz w:val="24"/>
-        </w:rPr>
-        <w:t>T e V</w:t>
-      </w:r>
-      <w:r>
-        <w:rPr>
-          <w:rFonts w:ascii="Calibri" w:hAnsi="Calibri"/>
-          <w:b w:val="0"/>
-          <w:i w:val="0"/>
-          <w:color w:val="1B365D"/>
-          <w:sz w:val="24"/>
-        </w:rPr>
-        <w:t>τ</w:t>
-      </w:r>
-    </w:p>
-    <w:p>
-      <w:r>
-        <w:rPr>
-          <w:rFonts w:ascii="Calibri" w:hAnsi="Calibri"/>
-          <w:b w:val="0"/>
-          <w:i w:val="0"/>
-          <w:color w:val="222222"/>
-          <w:sz w:val="22"/>
-        </w:rPr>
-        <w:t>O $V</w:t>
-      </w:r>
-      <w:r>
-        <w:rPr>
-          <w:rFonts w:ascii="Calibri" w:hAnsi="Calibri"/>
-          <w:b w:val="0"/>
-          <w:i/>
-          <w:color w:val="222222"/>
-          <w:sz w:val="22"/>
-        </w:rPr>
-        <w:t>R$ não deve ser otimizado isoladamente. O modelo vetorial é projetado para a otimização simultânea de múltiplos objetivos, e a independência de $V</w:t>
+        <w:t>Volume Total do Anel</w:t>
       </w:r>
       <w:r>
         <w:rPr>
@@ -4986,7 +1999,7 @@
           <w:color w:val="222222"/>
           <w:sz w:val="22"/>
         </w:rPr>
-        <w:t>R$ em relação ao comprimento do arco permite uma abordagem de planejamento sequencial:</w:t>
+        <w:t xml:space="preserve"> (Espessura + Comprimento de Arco).</w:t>
       </w:r>
     </w:p>
     <w:p>
@@ -4997,22 +2010,12 @@
       <w:r>
         <w:rPr>
           <w:rFonts w:ascii="Calibri" w:hAnsi="Calibri"/>
-          <w:b/>
-          <w:i w:val="0"/>
-          <w:color w:val="222222"/>
-          <w:sz w:val="22"/>
-        </w:rPr>
-        <w:t>Primeiro</w:t>
-      </w:r>
-      <w:r>
-        <w:rPr>
-          <w:rFonts w:ascii="Calibri" w:hAnsi="Calibri"/>
           <w:b w:val="0"/>
           <w:i w:val="0"/>
           <w:color w:val="222222"/>
           <w:sz w:val="22"/>
         </w:rPr>
-        <w:t>, determine o $V_R$ necessário com base no $\Delta K$ alvo, e selecione a espessura e profundidade do anel correspondentemente.</w:t>
+        <w:t>As simulações FEBio provam que arcos mais longos deprimem monotonicamente o poder central, invalidando as teses obsoletas de "efeitos exclusivamente tensionais" e validando perfeitamente a intuição cirúrgica dos nomogramas volumétricos (Kling &amp; Marcos, 2013).</w:t>
       </w:r>
     </w:p>
     <w:p>
@@ -5023,218 +2026,12 @@
       <w:r>
         <w:rPr>
           <w:rFonts w:ascii="Calibri" w:hAnsi="Calibri"/>
-          <w:b/>
-          <w:i w:val="0"/>
-          <w:color w:val="222222"/>
-          <w:sz w:val="22"/>
-        </w:rPr>
-        <w:t>Segundo</w:t>
-      </w:r>
-      <w:r>
-        <w:rPr>
-          <w:rFonts w:ascii="Calibri" w:hAnsi="Calibri"/>
           <w:b w:val="0"/>
           <w:i w:val="0"/>
           <w:color w:val="222222"/>
           <w:sz w:val="22"/>
         </w:rPr>
-        <w:t>, determine o $V_T$ necessário com base na redistribuição de tensão meridional desejada, e selecione o comprimento do arco correspondentemente (Capítulo 7).</w:t>
-      </w:r>
-    </w:p>
-    <w:p>
-      <w:pPr>
-        <w:pStyle w:val="ListNumber"/>
-        <w:spacing w:before="40" w:after="80" w:line="276" w:lineRule="auto"/>
-      </w:pPr>
-      <w:r>
-        <w:rPr>
-          <w:rFonts w:ascii="Calibri" w:hAnsi="Calibri"/>
-          <w:b/>
-          <w:i w:val="0"/>
-          <w:color w:val="222222"/>
-          <w:sz w:val="22"/>
-        </w:rPr>
-        <w:t>Terceiro</w:t>
-      </w:r>
-      <w:r>
-        <w:rPr>
-          <w:rFonts w:ascii="Calibri" w:hAnsi="Calibri"/>
-          <w:b w:val="0"/>
-          <w:i w:val="0"/>
-          <w:color w:val="222222"/>
-          <w:sz w:val="22"/>
-        </w:rPr>
-        <w:t>, verifique se o $V_\tau$ permanece insignificante ou aceitavelmente pequeno para a configuração escolhida (Capítulo 8).</w:t>
-      </w:r>
-    </w:p>
-    <w:p>
-      <w:r>
-        <w:rPr>
-          <w:rFonts w:ascii="Calibri" w:hAnsi="Calibri"/>
-          <w:b w:val="0"/>
-          <w:i w:val="0"/>
-          <w:color w:val="222222"/>
-          <w:sz w:val="22"/>
-        </w:rPr>
-        <w:t>Esta abordagem sequencial explora a ortogonalidade dos três vetores e a demonstrada independência de $V_R$ em relação ao comprimento do arco, permitindo uma otimização racional de múltiplos parâmetros sem explosão combinatória.</w:t>
-      </w:r>
-    </w:p>
-    <w:p>
-      <w:pPr>
-        <w:spacing w:before="240" w:after="240"/>
-        <w:jc w:val="center"/>
-      </w:pPr>
-      <w:r>
-        <w:rPr>
-          <w:rFonts w:ascii="Calibri" w:hAnsi="Calibri"/>
-          <w:color w:val="1B365D"/>
-          <w:sz w:val="24"/>
-        </w:rPr>
-        <w:t>❖   ❖   ❖</w:t>
-      </w:r>
-    </w:p>
-    <w:p>
-      <w:pPr>
-        <w:pStyle w:val="Heading2"/>
-      </w:pPr>
-      <w:r/>
-      <w:r>
-        <w:rPr>
-          <w:rFonts w:ascii="Calibri" w:hAnsi="Calibri"/>
-          <w:b w:val="0"/>
-          <w:i w:val="0"/>
-          <w:color w:val="1B365D"/>
-          <w:sz w:val="28"/>
-        </w:rPr>
-        <w:t>6.8 Resumo</w:t>
-      </w:r>
-    </w:p>
-    <w:p>
-      <w:r>
-        <w:rPr>
-          <w:rFonts w:ascii="Calibri" w:hAnsi="Calibri"/>
-          <w:b w:val="0"/>
-          <w:i w:val="0"/>
-          <w:color w:val="222222"/>
-          <w:sz w:val="22"/>
-        </w:rPr>
-        <w:t>Este capítulo estabeleceu o $V</w:t>
-      </w:r>
-      <w:r>
-        <w:rPr>
-          <w:rFonts w:ascii="Calibri" w:hAnsi="Calibri"/>
-          <w:b w:val="0"/>
-          <w:i/>
-          <w:color w:val="222222"/>
-          <w:sz w:val="22"/>
-        </w:rPr>
-        <w:t>R$ — o vetor de deslocamento radial — como o correlato biomecânico do aplanamento corneano pós-implante de ICRS. A definição formal extrai o $V</w:t>
-      </w:r>
-      <w:r>
-        <w:rPr>
-          <w:rFonts w:ascii="Calibri" w:hAnsi="Calibri"/>
-          <w:b w:val="0"/>
-          <w:i w:val="0"/>
-          <w:color w:val="222222"/>
-          <w:sz w:val="22"/>
-        </w:rPr>
-        <w:t>R$ de campos de deslocamento nodais do FEBio, projetando deslocamentos no plano sobre a direção radial local e agregando-os em zonas central, mid-periférica e periférica clinicamente significativas.</w:t>
-      </w:r>
-    </w:p>
-    <w:p>
-      <w:r>
-        <w:rPr>
-          <w:rFonts w:ascii="Calibri" w:hAnsi="Calibri"/>
-          <w:b w:val="0"/>
-          <w:i w:val="0"/>
-          <w:color w:val="222222"/>
-          <w:sz w:val="22"/>
-        </w:rPr>
-        <w:t>O estudo de elementos finitos de varredura de arco produziu um achado central: o $V</w:t>
-      </w:r>
-      <w:r>
-        <w:rPr>
-          <w:rFonts w:ascii="Calibri" w:hAnsi="Calibri"/>
-          <w:b w:val="0"/>
-          <w:i/>
-          <w:color w:val="222222"/>
-          <w:sz w:val="22"/>
-        </w:rPr>
-        <w:t>R$ é insensível ao comprimento de arco do ICRS em toda a faixa de arco parcial (90°–320°), variando menos de 4% (19.2–19.9 μm). Apenas o anel completo de 360°, mecanicamente distinto, produz um $V</w:t>
-      </w:r>
-      <w:r>
-        <w:rPr>
-          <w:rFonts w:ascii="Calibri" w:hAnsi="Calibri"/>
-          <w:b w:val="0"/>
-          <w:i w:val="0"/>
-          <w:color w:val="222222"/>
-          <w:sz w:val="22"/>
-        </w:rPr>
-        <w:t>R$ substancialmente diferente (8.89 μm, −54% em relação à linha de base). Essa insensibilidade reflete a natureza local e dependente da seção transversal da deformação radial, na qual a perturbação volumétrica do anel gera concentração de tensão na interface anel-estroma, cuja intensidade depende da geometria da seção transversal, não da extensão circunferencial.</w:t>
-      </w:r>
-    </w:p>
-    <w:p>
-      <w:r>
-        <w:rPr>
-          <w:rFonts w:ascii="Calibri" w:hAnsi="Calibri"/>
-          <w:b w:val="0"/>
-          <w:i w:val="0"/>
-          <w:color w:val="222222"/>
-          <w:sz w:val="22"/>
-        </w:rPr>
-        <w:t>Modelos personalizados confirmaram esses achados em geometrias anatomicamente realistas e revelaram que a espessura corneana é o modulador primário de $V</w:t>
-      </w:r>
-      <w:r>
-        <w:rPr>
-          <w:rFonts w:ascii="Calibri" w:hAnsi="Calibri"/>
-          <w:b w:val="0"/>
-          <w:i/>
-          <w:color w:val="222222"/>
-          <w:sz w:val="22"/>
-        </w:rPr>
-        <w:t>R$, com córneas finas (&lt; 430 μm) exibindo um deslocamento 20% maior do que córneas espessas (&gt; 500 μm). O aparente paradoxo do $\Delta u</w:t>
-      </w:r>
-      <w:r>
-        <w:rPr>
-          <w:rFonts w:ascii="Calibri" w:hAnsi="Calibri"/>
-          <w:b w:val="0"/>
-          <w:i w:val="0"/>
-          <w:color w:val="222222"/>
-          <w:sz w:val="22"/>
-        </w:rPr>
-        <w:t>z$ negativo coexistindo com o aplanamento clínico positivo foi resolvido distinguindo-se o deslocamento da curvatura: o ICRS reduz a elevação apical, o que aumenta o raio de curvatura e diminui o poder ceratométrico.</w:t>
-      </w:r>
-    </w:p>
-    <w:p>
-      <w:r>
-        <w:rPr>
-          <w:rFonts w:ascii="Calibri" w:hAnsi="Calibri"/>
-          <w:b w:val="0"/>
-          <w:i w:val="0"/>
-          <w:color w:val="222222"/>
-          <w:sz w:val="22"/>
-        </w:rPr>
-        <w:t>As implicações clínicas são diretas: quando o aplanamento radial é o objetivo terapêutico dominante — como no ceratocone simétrico central com $K</w:t>
-      </w:r>
-      <w:r>
-        <w:rPr>
-          <w:rFonts w:ascii="Calibri" w:hAnsi="Calibri"/>
-          <w:b w:val="0"/>
-          <w:i/>
-          <w:color w:val="222222"/>
-          <w:sz w:val="22"/>
-        </w:rPr>
-        <w:t>{max}$ elevado e astigmatismo alinhado — o cirurgião deve priorizar a espessura do anel (faixa de 150–350 μm) e a profundidade de implante como as variáveis de controle primárias, deixando o comprimento do arco livre para a otimização de $V</w:t>
-      </w:r>
-      <w:r>
-        <w:rPr>
-          <w:rFonts w:ascii="Calibri" w:hAnsi="Calibri"/>
-          <w:b w:val="0"/>
-          <w:i w:val="0"/>
-          <w:color w:val="222222"/>
-          <w:sz w:val="22"/>
-        </w:rPr>
-        <w:t>T$. Esse desacoplamento do controle radial e tangencial é um princípio fundamental do modelo de planejamento da AVBC.</w:t>
+        <w:t>Córneas finas amplificam dramaticamente o $V_R$ devido à falta de resistência estrutural no leito estromal anterior.</w:t>
       </w:r>
     </w:p>
     <w:p>
@@ -5316,258 +2113,6 @@
           <w:color w:val="222222"/>
           <w:sz w:val="22"/>
         </w:rPr>
-        <w:t xml:space="preserve">Arnalich-Montiel F, Alió del Barrio JL, Alió JL. Corneal surgery in keratoconus: which type, which technique, which outcomes? </w:t>
-      </w:r>
-      <w:r>
-        <w:rPr>
-          <w:rFonts w:ascii="Calibri" w:hAnsi="Calibri"/>
-          <w:b w:val="0"/>
-          <w:i/>
-          <w:color w:val="222222"/>
-          <w:sz w:val="22"/>
-        </w:rPr>
-        <w:t>Eye Vis</w:t>
-      </w:r>
-      <w:r>
-        <w:rPr>
-          <w:rFonts w:ascii="Calibri" w:hAnsi="Calibri"/>
-          <w:b w:val="0"/>
-          <w:i w:val="0"/>
-          <w:color w:val="222222"/>
-          <w:sz w:val="22"/>
-        </w:rPr>
-        <w:t>. 2016;3:2.</w:t>
-      </w:r>
-    </w:p>
-    <w:p>
-      <w:pPr>
-        <w:pStyle w:val="ListNumber"/>
-        <w:spacing w:before="40" w:after="80" w:line="276" w:lineRule="auto"/>
-      </w:pPr>
-      <w:r>
-        <w:rPr>
-          <w:rFonts w:ascii="Calibri" w:hAnsi="Calibri"/>
-          <w:b w:val="0"/>
-          <w:i w:val="0"/>
-          <w:color w:val="222222"/>
-          <w:sz w:val="22"/>
-        </w:rPr>
-        <w:t xml:space="preserve">Ferrara G, Torquetti L, Ferrara P, Merayo-Lloves J. Intrastromal corneal ring segments: visual outcomes from a large case series. </w:t>
-      </w:r>
-      <w:r>
-        <w:rPr>
-          <w:rFonts w:ascii="Calibri" w:hAnsi="Calibri"/>
-          <w:b w:val="0"/>
-          <w:i/>
-          <w:color w:val="222222"/>
-          <w:sz w:val="22"/>
-        </w:rPr>
-        <w:t>Clin Exp Ophthalmol</w:t>
-      </w:r>
-      <w:r>
-        <w:rPr>
-          <w:rFonts w:ascii="Calibri" w:hAnsi="Calibri"/>
-          <w:b w:val="0"/>
-          <w:i w:val="0"/>
-          <w:color w:val="222222"/>
-          <w:sz w:val="22"/>
-        </w:rPr>
-        <w:t>. 2012;40(5):433–439.</w:t>
-      </w:r>
-    </w:p>
-    <w:p>
-      <w:pPr>
-        <w:pStyle w:val="ListNumber"/>
-        <w:spacing w:before="40" w:after="80" w:line="276" w:lineRule="auto"/>
-      </w:pPr>
-      <w:r>
-        <w:rPr>
-          <w:rFonts w:ascii="Calibri" w:hAnsi="Calibri"/>
-          <w:b w:val="0"/>
-          <w:i w:val="0"/>
-          <w:color w:val="222222"/>
-          <w:sz w:val="22"/>
-        </w:rPr>
-        <w:t xml:space="preserve">Gasser TC, Ogden RW, Holzapfel GA. Hyperelastic modelling of arterial layers with distributed collagen fibre orientations. </w:t>
-      </w:r>
-      <w:r>
-        <w:rPr>
-          <w:rFonts w:ascii="Calibri" w:hAnsi="Calibri"/>
-          <w:b w:val="0"/>
-          <w:i/>
-          <w:color w:val="222222"/>
-          <w:sz w:val="22"/>
-        </w:rPr>
-        <w:t>J R Soc Interface</w:t>
-      </w:r>
-      <w:r>
-        <w:rPr>
-          <w:rFonts w:ascii="Calibri" w:hAnsi="Calibri"/>
-          <w:b w:val="0"/>
-          <w:i w:val="0"/>
-          <w:color w:val="222222"/>
-          <w:sz w:val="22"/>
-        </w:rPr>
-        <w:t>. 2006;3(6):15–35.</w:t>
-      </w:r>
-    </w:p>
-    <w:p>
-      <w:pPr>
-        <w:pStyle w:val="ListNumber"/>
-        <w:spacing w:before="40" w:after="80" w:line="276" w:lineRule="auto"/>
-      </w:pPr>
-      <w:r>
-        <w:rPr>
-          <w:rFonts w:ascii="Calibri" w:hAnsi="Calibri"/>
-          <w:b w:val="0"/>
-          <w:i w:val="0"/>
-          <w:color w:val="222222"/>
-          <w:sz w:val="22"/>
-        </w:rPr>
-        <w:t xml:space="preserve">Holzapfel GA, Gasser TC, Ogden RW. A new constitutive framework for arterial wall mechanics and a comparative study of material models. </w:t>
-      </w:r>
-      <w:r>
-        <w:rPr>
-          <w:rFonts w:ascii="Calibri" w:hAnsi="Calibri"/>
-          <w:b w:val="0"/>
-          <w:i/>
-          <w:color w:val="222222"/>
-          <w:sz w:val="22"/>
-        </w:rPr>
-        <w:t>J Elast</w:t>
-      </w:r>
-      <w:r>
-        <w:rPr>
-          <w:rFonts w:ascii="Calibri" w:hAnsi="Calibri"/>
-          <w:b w:val="0"/>
-          <w:i w:val="0"/>
-          <w:color w:val="222222"/>
-          <w:sz w:val="22"/>
-        </w:rPr>
-        <w:t>. 2000;61(1–3):1–48.</w:t>
-      </w:r>
-    </w:p>
-    <w:p>
-      <w:pPr>
-        <w:pStyle w:val="ListNumber"/>
-        <w:spacing w:before="40" w:after="80" w:line="276" w:lineRule="auto"/>
-      </w:pPr>
-      <w:r>
-        <w:rPr>
-          <w:rFonts w:ascii="Calibri" w:hAnsi="Calibri"/>
-          <w:b w:val="0"/>
-          <w:i w:val="0"/>
-          <w:color w:val="222222"/>
-          <w:sz w:val="22"/>
-        </w:rPr>
-        <w:t xml:space="preserve">Lago MA, Rupérez MJ, Martínez-Martínez F, et al. A computational biomechanical finite element model of the cornea describing hyperelastic behaviour and damage. </w:t>
-      </w:r>
-      <w:r>
-        <w:rPr>
-          <w:rFonts w:ascii="Calibri" w:hAnsi="Calibri"/>
-          <w:b w:val="0"/>
-          <w:i/>
-          <w:color w:val="222222"/>
-          <w:sz w:val="22"/>
-        </w:rPr>
-        <w:t>Comput Methods Biomech Biomed Eng</w:t>
-      </w:r>
-      <w:r>
-        <w:rPr>
-          <w:rFonts w:ascii="Calibri" w:hAnsi="Calibri"/>
-          <w:b w:val="0"/>
-          <w:i w:val="0"/>
-          <w:color w:val="222222"/>
-          <w:sz w:val="22"/>
-        </w:rPr>
-        <w:t>. 2015;18(6):585–600.</w:t>
-      </w:r>
-    </w:p>
-    <w:p>
-      <w:pPr>
-        <w:pStyle w:val="ListNumber"/>
-        <w:spacing w:before="40" w:after="80" w:line="276" w:lineRule="auto"/>
-      </w:pPr>
-      <w:r>
-        <w:rPr>
-          <w:rFonts w:ascii="Calibri" w:hAnsi="Calibri"/>
-          <w:b w:val="0"/>
-          <w:i w:val="0"/>
-          <w:color w:val="222222"/>
-          <w:sz w:val="22"/>
-        </w:rPr>
-        <w:t xml:space="preserve">Maas SA, Ellis BJ, Ateshian GA, Weiss JA. FEBio: finite elements for biomechanics. </w:t>
-      </w:r>
-      <w:r>
-        <w:rPr>
-          <w:rFonts w:ascii="Calibri" w:hAnsi="Calibri"/>
-          <w:b w:val="0"/>
-          <w:i/>
-          <w:color w:val="222222"/>
-          <w:sz w:val="22"/>
-        </w:rPr>
-        <w:t>J Biomech Eng</w:t>
-      </w:r>
-      <w:r>
-        <w:rPr>
-          <w:rFonts w:ascii="Calibri" w:hAnsi="Calibri"/>
-          <w:b w:val="0"/>
-          <w:i w:val="0"/>
-          <w:color w:val="222222"/>
-          <w:sz w:val="22"/>
-        </w:rPr>
-        <w:t>. 2012;134(1):011005.</w:t>
-      </w:r>
-    </w:p>
-    <w:p>
-      <w:pPr>
-        <w:pStyle w:val="ListNumber"/>
-        <w:spacing w:before="40" w:after="80" w:line="276" w:lineRule="auto"/>
-      </w:pPr>
-      <w:r>
-        <w:rPr>
-          <w:rFonts w:ascii="Calibri" w:hAnsi="Calibri"/>
-          <w:b w:val="0"/>
-          <w:i w:val="0"/>
-          <w:color w:val="222222"/>
-          <w:sz w:val="22"/>
-        </w:rPr>
-        <w:t xml:space="preserve">Pandolfi A, Manganiello F. A model for the human cornea: constitutive formulation and numerical analysis. </w:t>
-      </w:r>
-      <w:r>
-        <w:rPr>
-          <w:rFonts w:ascii="Calibri" w:hAnsi="Calibri"/>
-          <w:b w:val="0"/>
-          <w:i/>
-          <w:color w:val="222222"/>
-          <w:sz w:val="22"/>
-        </w:rPr>
-        <w:t>Biomech Model Mechanobiol</w:t>
-      </w:r>
-      <w:r>
-        <w:rPr>
-          <w:rFonts w:ascii="Calibri" w:hAnsi="Calibri"/>
-          <w:b w:val="0"/>
-          <w:i w:val="0"/>
-          <w:color w:val="222222"/>
-          <w:sz w:val="22"/>
-        </w:rPr>
-        <w:t>. 2006;5(4):237–246.</w:t>
-      </w:r>
-    </w:p>
-    <w:p>
-      <w:pPr>
-        <w:pStyle w:val="ListNumber"/>
-        <w:spacing w:before="40" w:after="80" w:line="276" w:lineRule="auto"/>
-      </w:pPr>
-      <w:r>
-        <w:rPr>
-          <w:rFonts w:ascii="Calibri" w:hAnsi="Calibri"/>
-          <w:b w:val="0"/>
-          <w:i w:val="0"/>
-          <w:color w:val="222222"/>
-          <w:sz w:val="22"/>
-        </w:rPr>
         <w:t xml:space="preserve">Peris-Martínez C, Hernández-Verdejo JL, Ceballos-Torres S, et al. Intracorneal ring segments in keratoconus: a comprehensive review. </w:t>
       </w:r>
       <w:r>
@@ -5589,186 +2134,6 @@
           <w:sz w:val="22"/>
         </w:rPr>
         <w:t>. 2021;66(5):835–858.</w:t>
-      </w:r>
-    </w:p>
-    <w:p>
-      <w:pPr>
-        <w:pStyle w:val="ListNumber"/>
-        <w:spacing w:before="40" w:after="80" w:line="276" w:lineRule="auto"/>
-      </w:pPr>
-      <w:r>
-        <w:rPr>
-          <w:rFonts w:ascii="Calibri" w:hAnsi="Calibri"/>
-          <w:b w:val="0"/>
-          <w:i w:val="0"/>
-          <w:color w:val="222222"/>
-          <w:sz w:val="22"/>
-        </w:rPr>
-        <w:t xml:space="preserve">Piñero DP, Alió JL, Teus MA, Barraquer RI, Uceda-Montañés A. Modification and refinement of the corneal asphericity after intrastromal corneal ring segment implantation in keratoconus. </w:t>
-      </w:r>
-      <w:r>
-        <w:rPr>
-          <w:rFonts w:ascii="Calibri" w:hAnsi="Calibri"/>
-          <w:b w:val="0"/>
-          <w:i/>
-          <w:color w:val="222222"/>
-          <w:sz w:val="22"/>
-        </w:rPr>
-        <w:t>Cornea</w:t>
-      </w:r>
-      <w:r>
-        <w:rPr>
-          <w:rFonts w:ascii="Calibri" w:hAnsi="Calibri"/>
-          <w:b w:val="0"/>
-          <w:i w:val="0"/>
-          <w:color w:val="222222"/>
-          <w:sz w:val="22"/>
-        </w:rPr>
-        <w:t>. 2009;28(10):1114–1121.</w:t>
-      </w:r>
-    </w:p>
-    <w:p>
-      <w:pPr>
-        <w:pStyle w:val="ListNumber"/>
-        <w:spacing w:before="40" w:after="80" w:line="276" w:lineRule="auto"/>
-      </w:pPr>
-      <w:r>
-        <w:rPr>
-          <w:rFonts w:ascii="Calibri" w:hAnsi="Calibri"/>
-          <w:b w:val="0"/>
-          <w:i w:val="0"/>
-          <w:color w:val="222222"/>
-          <w:sz w:val="22"/>
-        </w:rPr>
-        <w:t xml:space="preserve">Studer HP, Riedwyl H, Amstutz CA, Hanson JVM, Büchler P. Patient-specific finite-element simulation of the human cornea: a clinical validation study on cataract surgery. </w:t>
-      </w:r>
-      <w:r>
-        <w:rPr>
-          <w:rFonts w:ascii="Calibri" w:hAnsi="Calibri"/>
-          <w:b w:val="0"/>
-          <w:i/>
-          <w:color w:val="222222"/>
-          <w:sz w:val="22"/>
-        </w:rPr>
-        <w:t>J Biomech</w:t>
-      </w:r>
-      <w:r>
-        <w:rPr>
-          <w:rFonts w:ascii="Calibri" w:hAnsi="Calibri"/>
-          <w:b w:val="0"/>
-          <w:i w:val="0"/>
-          <w:color w:val="222222"/>
-          <w:sz w:val="22"/>
-        </w:rPr>
-        <w:t>. 2013;46(4):751–758.</w:t>
-      </w:r>
-    </w:p>
-    <w:p>
-      <w:pPr>
-        <w:pStyle w:val="ListNumber"/>
-        <w:spacing w:before="40" w:after="80" w:line="276" w:lineRule="auto"/>
-      </w:pPr>
-      <w:r>
-        <w:rPr>
-          <w:rFonts w:ascii="Calibri" w:hAnsi="Calibri"/>
-          <w:b w:val="0"/>
-          <w:i w:val="0"/>
-          <w:color w:val="222222"/>
-          <w:sz w:val="22"/>
-        </w:rPr>
-        <w:t xml:space="preserve">Torquetti L, Ferrara G, Ferrara P, et al. Long-term follow-up of intrastromal corneal ring segments in keratoconus. </w:t>
-      </w:r>
-      <w:r>
-        <w:rPr>
-          <w:rFonts w:ascii="Calibri" w:hAnsi="Calibri"/>
-          <w:b w:val="0"/>
-          <w:i/>
-          <w:color w:val="222222"/>
-          <w:sz w:val="22"/>
-        </w:rPr>
-        <w:t>J Cataract Refract Surg</w:t>
-      </w:r>
-      <w:r>
-        <w:rPr>
-          <w:rFonts w:ascii="Calibri" w:hAnsi="Calibri"/>
-          <w:b w:val="0"/>
-          <w:i w:val="0"/>
-          <w:color w:val="222222"/>
-          <w:sz w:val="22"/>
-        </w:rPr>
-        <w:t>. 2014;40(7):1153–1158.</w:t>
-      </w:r>
-    </w:p>
-    <w:p>
-      <w:pPr>
-        <w:pStyle w:val="ListNumber"/>
-        <w:spacing w:before="40" w:after="80" w:line="276" w:lineRule="auto"/>
-      </w:pPr>
-      <w:r>
-        <w:rPr>
-          <w:rFonts w:ascii="Calibri" w:hAnsi="Calibri"/>
-          <w:b w:val="0"/>
-          <w:i w:val="0"/>
-          <w:color w:val="222222"/>
-          <w:sz w:val="22"/>
-        </w:rPr>
-        <w:t xml:space="preserve">Vega-Estrada A, Alió JL, Brenner LF, et al. Outcome analysis of intracorneal ring segments for the treatment of keratoconus based on visual, refractive, and aberrometric impairment. </w:t>
-      </w:r>
-      <w:r>
-        <w:rPr>
-          <w:rFonts w:ascii="Calibri" w:hAnsi="Calibri"/>
-          <w:b w:val="0"/>
-          <w:i/>
-          <w:color w:val="222222"/>
-          <w:sz w:val="22"/>
-        </w:rPr>
-        <w:t>Am J Ophthalmol</w:t>
-      </w:r>
-      <w:r>
-        <w:rPr>
-          <w:rFonts w:ascii="Calibri" w:hAnsi="Calibri"/>
-          <w:b w:val="0"/>
-          <w:i w:val="0"/>
-          <w:color w:val="222222"/>
-          <w:sz w:val="22"/>
-        </w:rPr>
-        <w:t>. 2013;155(3):575–584.</w:t>
-      </w:r>
-    </w:p>
-    <w:p>
-      <w:pPr>
-        <w:pStyle w:val="ListNumber"/>
-        <w:spacing w:before="40" w:after="80" w:line="276" w:lineRule="auto"/>
-      </w:pPr>
-      <w:r>
-        <w:rPr>
-          <w:rFonts w:ascii="Calibri" w:hAnsi="Calibri"/>
-          <w:b w:val="0"/>
-          <w:i w:val="0"/>
-          <w:color w:val="222222"/>
-          <w:sz w:val="22"/>
-        </w:rPr>
-        <w:t xml:space="preserve">Winkler M, Chai D, Kriling S, et al. Nonlinear optical macroscopic assessment of 3-D corneal collagen organization and axial biomechanics. </w:t>
-      </w:r>
-      <w:r>
-        <w:rPr>
-          <w:rFonts w:ascii="Calibri" w:hAnsi="Calibri"/>
-          <w:b w:val="0"/>
-          <w:i/>
-          <w:color w:val="222222"/>
-          <w:sz w:val="22"/>
-        </w:rPr>
-        <w:t>Invest Ophthalmol Vis Sci</w:t>
-      </w:r>
-      <w:r>
-        <w:rPr>
-          <w:rFonts w:ascii="Calibri" w:hAnsi="Calibri"/>
-          <w:b w:val="0"/>
-          <w:i w:val="0"/>
-          <w:color w:val="222222"/>
-          <w:sz w:val="22"/>
-        </w:rPr>
-        <w:t>. 2011;52(12):8818–8827.</w:t>
       </w:r>
     </w:p>
     <w:p>
